--- a/output/Kontrata_Toni_Colour_01.01.2026.docx
+++ b/output/Kontrata_Toni_Colour_01.01.2026.docx
@@ -28580,14 +28580,5377 @@
           <w:lang w:val="sq-AL"/>
         </w:rPr>
         <w:lastRenderedPageBreak/>
-        <w:t>Aneksi 1 – Lista e Përfitimeve dhe Primet</w:t>
+        <w:t xml:space="preserve">Aneksi 1 – Lista e Përfitimeve </w:t>
+      </w:r>
+      <w:bookmarkStart w:id="11" w:name="_GoBack"/>
+      <w:bookmarkEnd w:id="11"/>
+      <w:r>
+        <w:rPr>
+          <w:b/>
+          <w:bCs/>
+          <w:sz w:val="22"/>
+          <w:szCs w:val="22"/>
+          <w:lang w:val="sq-AL"/>
+        </w:rPr>
+        <w:t>dhe Primet</w:t>
       </w:r>
     </w:p>
     <w:p>
-      <w:r>
-        <w:t xml:space="preserve">undefined</w:t>
-      </w:r>
+      <w:pPr>
+        <w:spacing w:after="0"/>
+      </w:pPr>
+      <w:bookmarkStart w:id="0" w:name="_Hlk186443198"/>
     </w:p>
+    <w:tbl>
+      <w:tblPr>
+        <w:tblW w:w="10705" w:type="dxa"/>
+        <w:tblLook w:val="04A0" w:firstRow="1" w:lastRow="0" w:firstColumn="1" w:lastColumn="0" w:noHBand="0" w:noVBand="1"/>
+      </w:tblPr>
+      <w:tblGrid>
+        <w:gridCol w:w="4420"/>
+        <w:gridCol w:w="6285"/>
+      </w:tblGrid>
+      <w:tr>
+        <w:trPr>
+          <w:trHeight w:val="20"/>
+        </w:trPr>
+        <w:tc>
+          <w:tcPr>
+            <w:tcW w:w="4420" w:type="dxa"/>
+            <w:tcBorders>
+              <w:top w:val="single" w:sz="4" w:space="0" w:color="auto"/>
+              <w:left w:val="single" w:sz="4" w:space="0" w:color="auto"/>
+              <w:bottom w:val="single" w:sz="4" w:space="0" w:color="auto"/>
+              <w:right w:val="single" w:sz="4" w:space="0" w:color="auto"/>
+            </w:tcBorders>
+            <w:shd w:val="clear" w:color="000000" w:fill="E3EBF8"/>
+            <w:noWrap/>
+            <w:vAlign w:val="center"/>
+            <w:hideMark/>
+          </w:tcPr>
+          <w:p>
+            <w:pPr>
+              <w:spacing w:after="0" w:line="240" w:lineRule="auto"/>
+              <w:ind w:firstLineChars="100" w:firstLine="201"/>
+              <w:rPr>
+                <w:rFonts w:ascii="Montserrat" w:eastAsia="Times New Roman" w:hAnsi="Montserrat" w:cs="Calibri"/>
+                <w:b/>
+                <w:bCs/>
+                <w:color w:val="007EC5"/>
+                <w:kern w:val="0"/>
+                <w:sz w:val="20"/>
+                <w:szCs w:val="16"/>
+                <w14:ligatures w14:val="none"/>
+              </w:rPr>
+            </w:pPr>
+            <w:r>
+              <w:rPr>
+                <w:rFonts w:ascii="Montserrat" w:eastAsia="Times New Roman" w:hAnsi="Montserrat" w:cs="Calibri"/>
+                <w:b/>
+                <w:bCs/>
+                <w:color w:val="007EC5"/>
+                <w:kern w:val="0"/>
+                <w:sz w:val="20"/>
+                <w:szCs w:val="16"/>
+                <w14:ligatures w14:val="none"/>
+              </w:rPr>
+              <w:t>Pako</w:t>
+            </w:r>
+          </w:p>
+        </w:tc>
+        <w:tc>
+          <w:tcPr>
+            <w:tcW w:w="6285" w:type="dxa"/>
+            <w:tcBorders>
+              <w:top w:val="single" w:sz="4" w:space="0" w:color="auto"/>
+              <w:left w:val="nil"/>
+              <w:bottom w:val="single" w:sz="4" w:space="0" w:color="auto"/>
+              <w:right w:val="single" w:sz="4" w:space="0" w:color="auto"/>
+            </w:tcBorders>
+            <w:shd w:val="clear" w:color="000000" w:fill="E3EBF8"/>
+            <w:noWrap/>
+            <w:vAlign w:val="center"/>
+            <w:hideMark/>
+          </w:tcPr>
+          <w:p>
+            <w:pPr>
+              <w:spacing w:after="0" w:line="240" w:lineRule="auto"/>
+              <w:jc w:val="center"/>
+              <w:rPr>
+                <w:rFonts w:ascii="Montserrat" w:eastAsia="Times New Roman" w:hAnsi="Montserrat" w:cs="Calibri"/>
+                <w:b/>
+                <w:bCs/>
+                <w:color w:val="007EC5"/>
+                <w:kern w:val="0"/>
+                <w:sz w:val="20"/>
+                <w:szCs w:val="16"/>
+                <w14:ligatures w14:val="none"/>
+              </w:rPr>
+            </w:pPr>
+            <w:r>
+              <w:rPr>
+                <w:rFonts w:ascii="Montserrat" w:eastAsia="Times New Roman" w:hAnsi="Montserrat" w:cs="Calibri"/>
+                <w:b/>
+                <w:bCs/>
+                <w:color w:val="007EC5"/>
+                <w:kern w:val="0"/>
+                <w:sz w:val="20"/>
+                <w:szCs w:val="16"/>
+                <w14:ligatures w14:val="none"/>
+              </w:rPr>
+              <w:t>Bazë</w:t>
+            </w:r>
+          </w:p>
+        </w:tc>
+      </w:tr>
+      <w:tr>
+        <w:trPr>
+          <w:trHeight w:val="20"/>
+        </w:trPr>
+        <w:tc>
+          <w:tcPr>
+            <w:tcW w:w="4420" w:type="dxa"/>
+            <w:tcBorders>
+              <w:top w:val="nil"/>
+              <w:left w:val="single" w:sz="4" w:space="0" w:color="auto"/>
+              <w:bottom w:val="single" w:sz="4" w:space="0" w:color="auto"/>
+              <w:right w:val="single" w:sz="4" w:space="0" w:color="auto"/>
+            </w:tcBorders>
+            <w:noWrap/>
+            <w:vAlign w:val="center"/>
+            <w:hideMark/>
+          </w:tcPr>
+          <w:p>
+            <w:pPr>
+              <w:spacing w:after="0" w:line="240" w:lineRule="auto"/>
+              <w:ind w:firstLineChars="100" w:firstLine="201"/>
+              <w:rPr>
+                <w:rFonts w:ascii="Montserrat" w:eastAsia="Times New Roman" w:hAnsi="Montserrat" w:cs="Calibri"/>
+                <w:b/>
+                <w:bCs/>
+                <w:color w:val="000000"/>
+                <w:kern w:val="0"/>
+                <w:sz w:val="20"/>
+                <w:szCs w:val="16"/>
+                <w14:ligatures w14:val="none"/>
+              </w:rPr>
+            </w:pPr>
+            <w:r>
+              <w:rPr>
+                <w:rFonts w:ascii="Montserrat" w:eastAsia="Times New Roman" w:hAnsi="Montserrat" w:cs="Calibri"/>
+                <w:b/>
+                <w:bCs/>
+                <w:color w:val="000000"/>
+                <w:kern w:val="0"/>
+                <w:sz w:val="20"/>
+                <w:szCs w:val="16"/>
+                <w14:ligatures w14:val="none"/>
+              </w:rPr>
+              <w:t>Zona e mbuluar</w:t>
+            </w:r>
+          </w:p>
+        </w:tc>
+        <w:tc>
+          <w:tcPr>
+            <w:tcW w:w="6285" w:type="dxa"/>
+            <w:tcBorders>
+              <w:top w:val="nil"/>
+              <w:left w:val="nil"/>
+              <w:bottom w:val="single" w:sz="4" w:space="0" w:color="auto"/>
+              <w:right w:val="single" w:sz="4" w:space="0" w:color="auto"/>
+            </w:tcBorders>
+            <w:noWrap/>
+            <w:vAlign w:val="center"/>
+            <w:hideMark/>
+          </w:tcPr>
+          <w:p>
+            <w:pPr>
+              <w:spacing w:after="0" w:line="240" w:lineRule="auto"/>
+              <w:jc w:val="center"/>
+              <w:rPr>
+                <w:rFonts w:ascii="Montserrat" w:eastAsia="Times New Roman" w:hAnsi="Montserrat" w:cs="Calibri"/>
+                <w:color w:val="000000"/>
+                <w:kern w:val="0"/>
+                <w:sz w:val="20"/>
+                <w:szCs w:val="16"/>
+                <w14:ligatures w14:val="none"/>
+              </w:rPr>
+            </w:pPr>
+            <w:r>
+              <w:rPr>
+                <w:rFonts w:ascii="Montserrat" w:eastAsia="Times New Roman" w:hAnsi="Montserrat" w:cs="Calibri"/>
+                <w:color w:val="000000"/>
+                <w:kern w:val="0"/>
+                <w:sz w:val="20"/>
+                <w:szCs w:val="16"/>
+                <w14:ligatures w14:val="none"/>
+              </w:rPr>
+              <w:t>KS</w:t>
+            </w:r>
+          </w:p>
+        </w:tc>
+      </w:tr>
+      <w:tr>
+        <w:trPr>
+          <w:trHeight w:val="20"/>
+        </w:trPr>
+        <w:tc>
+          <w:tcPr>
+            <w:tcW w:w="4420" w:type="dxa"/>
+            <w:tcBorders>
+              <w:top w:val="nil"/>
+              <w:left w:val="single" w:sz="4" w:space="0" w:color="auto"/>
+              <w:bottom w:val="single" w:sz="4" w:space="0" w:color="auto"/>
+              <w:right w:val="single" w:sz="4" w:space="0" w:color="auto"/>
+            </w:tcBorders>
+            <w:noWrap/>
+            <w:vAlign w:val="center"/>
+            <w:hideMark/>
+          </w:tcPr>
+          <w:p>
+            <w:pPr>
+              <w:spacing w:after="0" w:line="240" w:lineRule="auto"/>
+              <w:ind w:firstLineChars="100" w:firstLine="201"/>
+              <w:rPr>
+                <w:rFonts w:ascii="Montserrat" w:eastAsia="Times New Roman" w:hAnsi="Montserrat" w:cs="Calibri"/>
+                <w:b/>
+                <w:bCs/>
+                <w:color w:val="000000"/>
+                <w:kern w:val="0"/>
+                <w:sz w:val="20"/>
+                <w:szCs w:val="16"/>
+                <w14:ligatures w14:val="none"/>
+              </w:rPr>
+            </w:pPr>
+            <w:r>
+              <w:rPr>
+                <w:rFonts w:ascii="Montserrat" w:eastAsia="Times New Roman" w:hAnsi="Montserrat" w:cs="Calibri"/>
+                <w:b/>
+                <w:bCs/>
+                <w:color w:val="000000"/>
+                <w:kern w:val="0"/>
+                <w:sz w:val="20"/>
+                <w:szCs w:val="16"/>
+                <w14:ligatures w14:val="none"/>
+              </w:rPr>
+              <w:t>Shuma e Siguruar</w:t>
+            </w:r>
+          </w:p>
+        </w:tc>
+        <w:tc>
+          <w:tcPr>
+            <w:tcW w:w="6285" w:type="dxa"/>
+            <w:tcBorders>
+              <w:top w:val="nil"/>
+              <w:left w:val="nil"/>
+              <w:bottom w:val="nil"/>
+              <w:right w:val="single" w:sz="4" w:space="0" w:color="auto"/>
+            </w:tcBorders>
+            <w:noWrap/>
+            <w:vAlign w:val="center"/>
+            <w:hideMark/>
+          </w:tcPr>
+          <w:p>
+            <w:pPr>
+              <w:spacing w:after="0" w:line="240" w:lineRule="auto"/>
+              <w:jc w:val="center"/>
+              <w:rPr>
+                <w:rFonts w:ascii="Montserrat" w:eastAsia="Times New Roman" w:hAnsi="Montserrat" w:cs="Calibri"/>
+                <w:color w:val="000000"/>
+                <w:kern w:val="0"/>
+                <w:sz w:val="20"/>
+                <w:szCs w:val="16"/>
+                <w14:ligatures w14:val="none"/>
+              </w:rPr>
+            </w:pPr>
+            <w:r>
+              <w:rPr>
+                <w:rFonts w:ascii="Montserrat" w:eastAsia="Times New Roman" w:hAnsi="Montserrat" w:cs="Calibri"/>
+                <w:color w:val="000000"/>
+                <w:kern w:val="0"/>
+                <w:sz w:val="20"/>
+                <w:szCs w:val="16"/>
+                <w14:ligatures w14:val="none"/>
+              </w:rPr>
+              <w:t>€ 20.000</w:t>
+            </w:r>
+          </w:p>
+        </w:tc>
+      </w:tr>
+      <w:tr>
+        <w:trPr>
+          <w:trHeight w:val="20"/>
+        </w:trPr>
+        <w:tc>
+          <w:tcPr>
+            <w:tcW w:w="4420" w:type="dxa"/>
+            <w:tcBorders>
+              <w:top w:val="nil"/>
+              <w:left w:val="single" w:sz="4" w:space="0" w:color="auto"/>
+              <w:bottom w:val="single" w:sz="4" w:space="0" w:color="auto"/>
+              <w:right w:val="nil"/>
+            </w:tcBorders>
+            <w:shd w:val="clear" w:color="000000" w:fill="E3EBF8"/>
+            <w:noWrap/>
+            <w:vAlign w:val="center"/>
+            <w:hideMark/>
+          </w:tcPr>
+          <w:p>
+            <w:pPr>
+              <w:spacing w:after="0" w:line="240" w:lineRule="auto"/>
+              <w:ind w:firstLineChars="100" w:firstLine="201"/>
+              <w:rPr>
+                <w:rFonts w:ascii="Montserrat" w:eastAsia="Times New Roman" w:hAnsi="Montserrat" w:cs="Calibri"/>
+                <w:b/>
+                <w:bCs/>
+                <w:color w:val="007EC5"/>
+                <w:kern w:val="0"/>
+                <w:sz w:val="20"/>
+                <w:szCs w:val="16"/>
+                <w14:ligatures w14:val="none"/>
+              </w:rPr>
+            </w:pPr>
+            <w:r>
+              <w:rPr>
+                <w:rFonts w:ascii="Montserrat" w:eastAsia="Times New Roman" w:hAnsi="Montserrat" w:cs="Calibri"/>
+                <w:b/>
+                <w:bCs/>
+                <w:color w:val="007EC5"/>
+                <w:kern w:val="0"/>
+                <w:sz w:val="20"/>
+                <w:szCs w:val="16"/>
+                <w14:ligatures w14:val="none"/>
+              </w:rPr>
+              <w:t xml:space="preserve">Trajtimet Mjekësore Hospitalore </w:t>
+            </w:r>
+            <w:r>
+              <w:rPr>
+                <w:rFonts w:ascii="Montserrat" w:eastAsia="Times New Roman" w:hAnsi="Montserrat" w:cs="Calibri"/>
+                <w:color w:val="007EC5"/>
+                <w:kern w:val="0"/>
+                <w:sz w:val="20"/>
+                <w:szCs w:val="16"/>
+                <w14:ligatures w14:val="none"/>
+              </w:rPr>
+              <w:t>(dhomë gjysëmprivate)</w:t>
+            </w:r>
+          </w:p>
+        </w:tc>
+        <w:tc>
+          <w:tcPr>
+            <w:tcW w:w="6285" w:type="dxa"/>
+            <w:tcBorders>
+              <w:top w:val="single" w:sz="4" w:space="0" w:color="auto"/>
+              <w:left w:val="nil"/>
+              <w:bottom w:val="single" w:sz="4" w:space="0" w:color="auto"/>
+              <w:right w:val="nil"/>
+            </w:tcBorders>
+            <w:shd w:val="clear" w:color="000000" w:fill="E3EBF8"/>
+            <w:noWrap/>
+            <w:vAlign w:val="center"/>
+            <w:hideMark/>
+          </w:tcPr>
+          <w:p>
+            <w:pPr>
+              <w:spacing w:after="0" w:line="240" w:lineRule="auto"/>
+              <w:rPr>
+                <w:rFonts w:ascii="Montserrat" w:eastAsia="Times New Roman" w:hAnsi="Montserrat" w:cs="Calibri"/>
+                <w:b/>
+                <w:bCs/>
+                <w:color w:val="007EC5"/>
+                <w:kern w:val="0"/>
+                <w:sz w:val="20"/>
+                <w:szCs w:val="16"/>
+                <w14:ligatures w14:val="none"/>
+              </w:rPr>
+            </w:pPr>
+            <w:r>
+              <w:rPr>
+                <w:rFonts w:ascii="Montserrat" w:eastAsia="Times New Roman" w:hAnsi="Montserrat" w:cs="Calibri"/>
+                <w:b/>
+                <w:bCs/>
+                <w:color w:val="007EC5"/>
+                <w:kern w:val="0"/>
+                <w:sz w:val="20"/>
+                <w:szCs w:val="16"/>
+                <w14:ligatures w14:val="none"/>
+              </w:rPr>
+              <w:t> </w:t>
+            </w:r>
+          </w:p>
+        </w:tc>
+      </w:tr>
+      <w:tr>
+        <w:trPr>
+          <w:trHeight w:val="20"/>
+        </w:trPr>
+        <w:tc>
+          <w:tcPr>
+            <w:tcW w:w="4420" w:type="dxa"/>
+            <w:tcBorders>
+              <w:top w:val="nil"/>
+              <w:left w:val="single" w:sz="4" w:space="0" w:color="auto"/>
+              <w:bottom w:val="single" w:sz="4" w:space="0" w:color="auto"/>
+              <w:right w:val="single" w:sz="4" w:space="0" w:color="auto"/>
+            </w:tcBorders>
+            <w:noWrap/>
+            <w:vAlign w:val="center"/>
+            <w:hideMark/>
+          </w:tcPr>
+          <w:p>
+            <w:pPr>
+              <w:spacing w:after="0" w:line="240" w:lineRule="auto"/>
+              <w:ind w:firstLineChars="100" w:firstLine="200"/>
+              <w:rPr>
+                <w:rFonts w:ascii="Montserrat" w:eastAsia="Times New Roman" w:hAnsi="Montserrat" w:cs="Calibri"/>
+                <w:color w:val="000000"/>
+                <w:kern w:val="0"/>
+                <w:sz w:val="20"/>
+                <w:szCs w:val="16"/>
+                <w14:ligatures w14:val="none"/>
+              </w:rPr>
+            </w:pPr>
+            <w:r>
+              <w:rPr>
+                <w:rFonts w:ascii="Montserrat" w:eastAsia="Times New Roman" w:hAnsi="Montserrat" w:cs="Calibri"/>
+                <w:color w:val="000000"/>
+                <w:kern w:val="0"/>
+                <w:sz w:val="20"/>
+                <w:szCs w:val="16"/>
+                <w14:ligatures w14:val="none"/>
+              </w:rPr>
+              <w:t>Shpenzimet për mjekun e përgjithshëm</w:t>
+            </w:r>
+          </w:p>
+        </w:tc>
+        <w:tc>
+          <w:tcPr>
+            <w:tcW w:w="6285" w:type="dxa"/>
+            <w:vMerge w:val="restart"/>
+            <w:tcBorders>
+              <w:top w:val="nil"/>
+              <w:left w:val="single" w:sz="4" w:space="0" w:color="auto"/>
+              <w:bottom w:val="single" w:sz="4" w:space="0" w:color="auto"/>
+              <w:right w:val="single" w:sz="4" w:space="0" w:color="auto"/>
+            </w:tcBorders>
+            <w:noWrap/>
+            <w:vAlign w:val="center"/>
+            <w:hideMark/>
+          </w:tcPr>
+          <w:p>
+            <w:pPr>
+              <w:spacing w:after="0" w:line="240" w:lineRule="auto"/>
+              <w:jc w:val="center"/>
+              <w:rPr>
+                <w:rFonts w:ascii="Montserrat" w:eastAsia="Times New Roman" w:hAnsi="Montserrat" w:cs="Calibri"/>
+                <w:color w:val="000000"/>
+                <w:kern w:val="0"/>
+                <w:sz w:val="20"/>
+                <w:szCs w:val="16"/>
+                <w14:ligatures w14:val="none"/>
+              </w:rPr>
+            </w:pPr>
+            <w:r>
+              <w:rPr>
+                <w:rFonts w:ascii="Montserrat" w:eastAsia="Times New Roman" w:hAnsi="Montserrat" w:cs="Calibri"/>
+                <w:color w:val="000000"/>
+                <w:kern w:val="0"/>
+                <w:sz w:val="20"/>
+                <w:szCs w:val="16"/>
+                <w14:ligatures w14:val="none"/>
+              </w:rPr>
+              <w:t>100%</w:t>
+            </w:r>
+          </w:p>
+        </w:tc>
+      </w:tr>
+      <w:tr>
+        <w:trPr>
+          <w:trHeight w:val="20"/>
+        </w:trPr>
+        <w:tc>
+          <w:tcPr>
+            <w:tcW w:w="4420" w:type="dxa"/>
+            <w:tcBorders>
+              <w:top w:val="nil"/>
+              <w:left w:val="single" w:sz="4" w:space="0" w:color="auto"/>
+              <w:bottom w:val="single" w:sz="4" w:space="0" w:color="auto"/>
+              <w:right w:val="single" w:sz="4" w:space="0" w:color="auto"/>
+            </w:tcBorders>
+            <w:noWrap/>
+            <w:vAlign w:val="center"/>
+            <w:hideMark/>
+          </w:tcPr>
+          <w:p>
+            <w:pPr>
+              <w:spacing w:after="0" w:line="240" w:lineRule="auto"/>
+              <w:ind w:firstLineChars="100" w:firstLine="200"/>
+              <w:rPr>
+                <w:rFonts w:ascii="Montserrat" w:eastAsia="Times New Roman" w:hAnsi="Montserrat" w:cs="Calibri"/>
+                <w:color w:val="000000"/>
+                <w:kern w:val="0"/>
+                <w:sz w:val="20"/>
+                <w:szCs w:val="16"/>
+                <w14:ligatures w14:val="none"/>
+              </w:rPr>
+            </w:pPr>
+            <w:r>
+              <w:rPr>
+                <w:rFonts w:ascii="Montserrat" w:eastAsia="Times New Roman" w:hAnsi="Montserrat" w:cs="Calibri"/>
+                <w:color w:val="000000"/>
+                <w:kern w:val="0"/>
+                <w:sz w:val="20"/>
+                <w:szCs w:val="16"/>
+                <w14:ligatures w14:val="none"/>
+              </w:rPr>
+              <w:t>Shpenzimet për mjekun specialist</w:t>
+            </w:r>
+          </w:p>
+        </w:tc>
+        <w:tc>
+          <w:tcPr>
+            <w:tcW w:w="6285" w:type="dxa"/>
+            <w:vMerge/>
+            <w:tcBorders>
+              <w:top w:val="nil"/>
+              <w:left w:val="single" w:sz="4" w:space="0" w:color="auto"/>
+              <w:bottom w:val="single" w:sz="4" w:space="0" w:color="auto"/>
+              <w:right w:val="single" w:sz="4" w:space="0" w:color="auto"/>
+            </w:tcBorders>
+            <w:vAlign w:val="center"/>
+            <w:hideMark/>
+          </w:tcPr>
+          <w:p>
+            <w:pPr>
+              <w:spacing w:after="0" w:line="240" w:lineRule="auto"/>
+              <w:rPr>
+                <w:rFonts w:ascii="Montserrat" w:eastAsia="Times New Roman" w:hAnsi="Montserrat" w:cs="Calibri"/>
+                <w:color w:val="000000"/>
+                <w:kern w:val="0"/>
+                <w:sz w:val="20"/>
+                <w:szCs w:val="16"/>
+                <w14:ligatures w14:val="none"/>
+              </w:rPr>
+            </w:pPr>
+          </w:p>
+        </w:tc>
+      </w:tr>
+      <w:tr>
+        <w:trPr>
+          <w:trHeight w:val="20"/>
+        </w:trPr>
+        <w:tc>
+          <w:tcPr>
+            <w:tcW w:w="4420" w:type="dxa"/>
+            <w:tcBorders>
+              <w:top w:val="nil"/>
+              <w:left w:val="single" w:sz="4" w:space="0" w:color="auto"/>
+              <w:bottom w:val="single" w:sz="4" w:space="0" w:color="auto"/>
+              <w:right w:val="single" w:sz="4" w:space="0" w:color="auto"/>
+            </w:tcBorders>
+            <w:noWrap/>
+            <w:vAlign w:val="center"/>
+            <w:hideMark/>
+          </w:tcPr>
+          <w:p>
+            <w:pPr>
+              <w:spacing w:after="0" w:line="240" w:lineRule="auto"/>
+              <w:ind w:firstLineChars="100" w:firstLine="200"/>
+              <w:rPr>
+                <w:rFonts w:ascii="Montserrat" w:eastAsia="Times New Roman" w:hAnsi="Montserrat" w:cs="Calibri"/>
+                <w:color w:val="000000"/>
+                <w:kern w:val="0"/>
+                <w:sz w:val="20"/>
+                <w:szCs w:val="16"/>
+                <w14:ligatures w14:val="none"/>
+              </w:rPr>
+            </w:pPr>
+            <w:r>
+              <w:rPr>
+                <w:rFonts w:ascii="Montserrat" w:eastAsia="Times New Roman" w:hAnsi="Montserrat" w:cs="Calibri"/>
+                <w:color w:val="000000"/>
+                <w:kern w:val="0"/>
+                <w:sz w:val="20"/>
+                <w:szCs w:val="16"/>
+                <w14:ligatures w14:val="none"/>
+              </w:rPr>
+              <w:t>Shpenzimet për operacion</w:t>
+            </w:r>
+          </w:p>
+        </w:tc>
+        <w:tc>
+          <w:tcPr>
+            <w:tcW w:w="6285" w:type="dxa"/>
+            <w:vMerge/>
+            <w:tcBorders>
+              <w:top w:val="nil"/>
+              <w:left w:val="single" w:sz="4" w:space="0" w:color="auto"/>
+              <w:bottom w:val="single" w:sz="4" w:space="0" w:color="auto"/>
+              <w:right w:val="single" w:sz="4" w:space="0" w:color="auto"/>
+            </w:tcBorders>
+            <w:vAlign w:val="center"/>
+            <w:hideMark/>
+          </w:tcPr>
+          <w:p>
+            <w:pPr>
+              <w:spacing w:after="0" w:line="240" w:lineRule="auto"/>
+              <w:rPr>
+                <w:rFonts w:ascii="Montserrat" w:eastAsia="Times New Roman" w:hAnsi="Montserrat" w:cs="Calibri"/>
+                <w:color w:val="000000"/>
+                <w:kern w:val="0"/>
+                <w:sz w:val="20"/>
+                <w:szCs w:val="16"/>
+                <w14:ligatures w14:val="none"/>
+              </w:rPr>
+            </w:pPr>
+          </w:p>
+        </w:tc>
+      </w:tr>
+      <w:tr>
+        <w:trPr>
+          <w:trHeight w:val="20"/>
+        </w:trPr>
+        <w:tc>
+          <w:tcPr>
+            <w:tcW w:w="4420" w:type="dxa"/>
+            <w:tcBorders>
+              <w:top w:val="nil"/>
+              <w:left w:val="single" w:sz="4" w:space="0" w:color="auto"/>
+              <w:bottom w:val="single" w:sz="4" w:space="0" w:color="auto"/>
+              <w:right w:val="single" w:sz="4" w:space="0" w:color="auto"/>
+            </w:tcBorders>
+            <w:noWrap/>
+            <w:vAlign w:val="center"/>
+            <w:hideMark/>
+          </w:tcPr>
+          <w:p>
+            <w:pPr>
+              <w:spacing w:after="0" w:line="240" w:lineRule="auto"/>
+              <w:ind w:firstLineChars="100" w:firstLine="200"/>
+              <w:rPr>
+                <w:rFonts w:ascii="Montserrat" w:eastAsia="Times New Roman" w:hAnsi="Montserrat" w:cs="Calibri"/>
+                <w:color w:val="000000"/>
+                <w:kern w:val="0"/>
+                <w:sz w:val="20"/>
+                <w:szCs w:val="16"/>
+                <w14:ligatures w14:val="none"/>
+              </w:rPr>
+            </w:pPr>
+            <w:r>
+              <w:rPr>
+                <w:rFonts w:ascii="Montserrat" w:eastAsia="Times New Roman" w:hAnsi="Montserrat" w:cs="Calibri"/>
+                <w:color w:val="000000"/>
+                <w:kern w:val="0"/>
+                <w:sz w:val="20"/>
+                <w:szCs w:val="16"/>
+                <w14:ligatures w14:val="none"/>
+              </w:rPr>
+              <w:t>Shpenzimet për kujdesin intenziv</w:t>
+            </w:r>
+          </w:p>
+        </w:tc>
+        <w:tc>
+          <w:tcPr>
+            <w:tcW w:w="6285" w:type="dxa"/>
+            <w:vMerge/>
+            <w:tcBorders>
+              <w:top w:val="nil"/>
+              <w:left w:val="single" w:sz="4" w:space="0" w:color="auto"/>
+              <w:bottom w:val="single" w:sz="4" w:space="0" w:color="auto"/>
+              <w:right w:val="single" w:sz="4" w:space="0" w:color="auto"/>
+            </w:tcBorders>
+            <w:vAlign w:val="center"/>
+            <w:hideMark/>
+          </w:tcPr>
+          <w:p>
+            <w:pPr>
+              <w:spacing w:after="0" w:line="240" w:lineRule="auto"/>
+              <w:rPr>
+                <w:rFonts w:ascii="Montserrat" w:eastAsia="Times New Roman" w:hAnsi="Montserrat" w:cs="Calibri"/>
+                <w:color w:val="000000"/>
+                <w:kern w:val="0"/>
+                <w:sz w:val="20"/>
+                <w:szCs w:val="16"/>
+                <w14:ligatures w14:val="none"/>
+              </w:rPr>
+            </w:pPr>
+          </w:p>
+        </w:tc>
+      </w:tr>
+      <w:tr>
+        <w:trPr>
+          <w:trHeight w:val="20"/>
+        </w:trPr>
+        <w:tc>
+          <w:tcPr>
+            <w:tcW w:w="4420" w:type="dxa"/>
+            <w:tcBorders>
+              <w:top w:val="nil"/>
+              <w:left w:val="single" w:sz="4" w:space="0" w:color="auto"/>
+              <w:bottom w:val="single" w:sz="4" w:space="0" w:color="auto"/>
+              <w:right w:val="single" w:sz="4" w:space="0" w:color="auto"/>
+            </w:tcBorders>
+            <w:vAlign w:val="center"/>
+            <w:hideMark/>
+          </w:tcPr>
+          <w:p>
+            <w:pPr>
+              <w:spacing w:after="0" w:line="240" w:lineRule="auto"/>
+              <w:ind w:firstLineChars="100" w:firstLine="200"/>
+              <w:rPr>
+                <w:rFonts w:ascii="Montserrat" w:eastAsia="Times New Roman" w:hAnsi="Montserrat" w:cs="Calibri"/>
+                <w:color w:val="000000"/>
+                <w:kern w:val="0"/>
+                <w:sz w:val="20"/>
+                <w:szCs w:val="14"/>
+                <w14:ligatures w14:val="none"/>
+              </w:rPr>
+            </w:pPr>
+            <w:r>
+              <w:rPr>
+                <w:rFonts w:ascii="Montserrat" w:eastAsia="Times New Roman" w:hAnsi="Montserrat" w:cs="Calibri"/>
+                <w:color w:val="000000"/>
+                <w:kern w:val="0"/>
+                <w:sz w:val="20"/>
+                <w:szCs w:val="14"/>
+                <w14:ligatures w14:val="none"/>
+              </w:rPr>
+              <w:t>Kontrolle diagnostifikuese, duke përfshirë ato patologjike, rreze X, skane CT, skane MRI, skane PET</w:t>
+            </w:r>
+          </w:p>
+        </w:tc>
+        <w:tc>
+          <w:tcPr>
+            <w:tcW w:w="6285" w:type="dxa"/>
+            <w:vMerge/>
+            <w:tcBorders>
+              <w:top w:val="nil"/>
+              <w:left w:val="single" w:sz="4" w:space="0" w:color="auto"/>
+              <w:bottom w:val="single" w:sz="4" w:space="0" w:color="auto"/>
+              <w:right w:val="single" w:sz="4" w:space="0" w:color="auto"/>
+            </w:tcBorders>
+            <w:vAlign w:val="center"/>
+            <w:hideMark/>
+          </w:tcPr>
+          <w:p>
+            <w:pPr>
+              <w:spacing w:after="0" w:line="240" w:lineRule="auto"/>
+              <w:rPr>
+                <w:rFonts w:ascii="Montserrat" w:eastAsia="Times New Roman" w:hAnsi="Montserrat" w:cs="Calibri"/>
+                <w:color w:val="000000"/>
+                <w:kern w:val="0"/>
+                <w:sz w:val="20"/>
+                <w:szCs w:val="16"/>
+                <w14:ligatures w14:val="none"/>
+              </w:rPr>
+            </w:pPr>
+          </w:p>
+        </w:tc>
+      </w:tr>
+      <w:tr>
+        <w:trPr>
+          <w:trHeight w:val="20"/>
+        </w:trPr>
+        <w:tc>
+          <w:tcPr>
+            <w:tcW w:w="4420" w:type="dxa"/>
+            <w:tcBorders>
+              <w:top w:val="nil"/>
+              <w:left w:val="single" w:sz="4" w:space="0" w:color="auto"/>
+              <w:bottom w:val="single" w:sz="4" w:space="0" w:color="auto"/>
+              <w:right w:val="single" w:sz="4" w:space="0" w:color="auto"/>
+            </w:tcBorders>
+            <w:noWrap/>
+            <w:vAlign w:val="center"/>
+            <w:hideMark/>
+          </w:tcPr>
+          <w:p>
+            <w:pPr>
+              <w:spacing w:after="0" w:line="240" w:lineRule="auto"/>
+              <w:ind w:firstLineChars="100" w:firstLine="200"/>
+              <w:rPr>
+                <w:rFonts w:ascii="Montserrat" w:eastAsia="Times New Roman" w:hAnsi="Montserrat" w:cs="Calibri"/>
+                <w:color w:val="000000"/>
+                <w:kern w:val="0"/>
+                <w:sz w:val="20"/>
+                <w:szCs w:val="16"/>
+                <w14:ligatures w14:val="none"/>
+              </w:rPr>
+            </w:pPr>
+            <w:r>
+              <w:rPr>
+                <w:rFonts w:ascii="Montserrat" w:eastAsia="Times New Roman" w:hAnsi="Montserrat" w:cs="Calibri"/>
+                <w:color w:val="000000"/>
+                <w:kern w:val="0"/>
+                <w:sz w:val="20"/>
+                <w:szCs w:val="16"/>
+                <w14:ligatures w14:val="none"/>
+              </w:rPr>
+              <w:t>Analizat laboratorike</w:t>
+            </w:r>
+          </w:p>
+        </w:tc>
+        <w:tc>
+          <w:tcPr>
+            <w:tcW w:w="6285" w:type="dxa"/>
+            <w:vMerge/>
+            <w:tcBorders>
+              <w:top w:val="nil"/>
+              <w:left w:val="single" w:sz="4" w:space="0" w:color="auto"/>
+              <w:bottom w:val="single" w:sz="4" w:space="0" w:color="auto"/>
+              <w:right w:val="single" w:sz="4" w:space="0" w:color="auto"/>
+            </w:tcBorders>
+            <w:vAlign w:val="center"/>
+            <w:hideMark/>
+          </w:tcPr>
+          <w:p>
+            <w:pPr>
+              <w:spacing w:after="0" w:line="240" w:lineRule="auto"/>
+              <w:rPr>
+                <w:rFonts w:ascii="Montserrat" w:eastAsia="Times New Roman" w:hAnsi="Montserrat" w:cs="Calibri"/>
+                <w:color w:val="000000"/>
+                <w:kern w:val="0"/>
+                <w:sz w:val="20"/>
+                <w:szCs w:val="16"/>
+                <w14:ligatures w14:val="none"/>
+              </w:rPr>
+            </w:pPr>
+          </w:p>
+        </w:tc>
+      </w:tr>
+      <w:tr>
+        <w:trPr>
+          <w:trHeight w:val="20"/>
+        </w:trPr>
+        <w:tc>
+          <w:tcPr>
+            <w:tcW w:w="4420" w:type="dxa"/>
+            <w:tcBorders>
+              <w:top w:val="nil"/>
+              <w:left w:val="single" w:sz="4" w:space="0" w:color="auto"/>
+              <w:bottom w:val="single" w:sz="4" w:space="0" w:color="auto"/>
+              <w:right w:val="single" w:sz="4" w:space="0" w:color="auto"/>
+            </w:tcBorders>
+            <w:noWrap/>
+            <w:vAlign w:val="center"/>
+            <w:hideMark/>
+          </w:tcPr>
+          <w:p>
+            <w:pPr>
+              <w:spacing w:after="0" w:line="240" w:lineRule="auto"/>
+              <w:ind w:firstLineChars="100" w:firstLine="200"/>
+              <w:rPr>
+                <w:rFonts w:ascii="Montserrat" w:eastAsia="Times New Roman" w:hAnsi="Montserrat" w:cs="Calibri"/>
+                <w:color w:val="000000"/>
+                <w:kern w:val="0"/>
+                <w:sz w:val="20"/>
+                <w:szCs w:val="16"/>
+                <w14:ligatures w14:val="none"/>
+              </w:rPr>
+            </w:pPr>
+            <w:r>
+              <w:rPr>
+                <w:rFonts w:ascii="Montserrat" w:eastAsia="Times New Roman" w:hAnsi="Montserrat" w:cs="Calibri"/>
+                <w:color w:val="000000"/>
+                <w:kern w:val="0"/>
+                <w:sz w:val="20"/>
+                <w:szCs w:val="16"/>
+                <w14:ligatures w14:val="none"/>
+              </w:rPr>
+              <w:t>Ilaçet e këshilluara nga mjeku</w:t>
+            </w:r>
+          </w:p>
+        </w:tc>
+        <w:tc>
+          <w:tcPr>
+            <w:tcW w:w="6285" w:type="dxa"/>
+            <w:vMerge/>
+            <w:tcBorders>
+              <w:top w:val="nil"/>
+              <w:left w:val="single" w:sz="4" w:space="0" w:color="auto"/>
+              <w:bottom w:val="single" w:sz="4" w:space="0" w:color="auto"/>
+              <w:right w:val="single" w:sz="4" w:space="0" w:color="auto"/>
+            </w:tcBorders>
+            <w:vAlign w:val="center"/>
+            <w:hideMark/>
+          </w:tcPr>
+          <w:p>
+            <w:pPr>
+              <w:spacing w:after="0" w:line="240" w:lineRule="auto"/>
+              <w:rPr>
+                <w:rFonts w:ascii="Montserrat" w:eastAsia="Times New Roman" w:hAnsi="Montserrat" w:cs="Calibri"/>
+                <w:color w:val="000000"/>
+                <w:kern w:val="0"/>
+                <w:sz w:val="20"/>
+                <w:szCs w:val="16"/>
+                <w14:ligatures w14:val="none"/>
+              </w:rPr>
+            </w:pPr>
+          </w:p>
+        </w:tc>
+      </w:tr>
+      <w:tr>
+        <w:trPr>
+          <w:trHeight w:val="20"/>
+        </w:trPr>
+        <w:tc>
+          <w:tcPr>
+            <w:tcW w:w="4420" w:type="dxa"/>
+            <w:tcBorders>
+              <w:top w:val="nil"/>
+              <w:left w:val="single" w:sz="4" w:space="0" w:color="auto"/>
+              <w:bottom w:val="single" w:sz="4" w:space="0" w:color="auto"/>
+              <w:right w:val="nil"/>
+            </w:tcBorders>
+            <w:shd w:val="clear" w:color="000000" w:fill="E3EBF8"/>
+            <w:noWrap/>
+            <w:vAlign w:val="center"/>
+            <w:hideMark/>
+          </w:tcPr>
+          <w:p>
+            <w:pPr>
+              <w:spacing w:after="0" w:line="240" w:lineRule="auto"/>
+              <w:ind w:firstLineChars="100" w:firstLine="201"/>
+              <w:rPr>
+                <w:rFonts w:ascii="Montserrat" w:eastAsia="Times New Roman" w:hAnsi="Montserrat" w:cs="Calibri"/>
+                <w:b/>
+                <w:bCs/>
+                <w:color w:val="007EC5"/>
+                <w:kern w:val="0"/>
+                <w:sz w:val="20"/>
+                <w:szCs w:val="16"/>
+                <w14:ligatures w14:val="none"/>
+              </w:rPr>
+            </w:pPr>
+            <w:r>
+              <w:rPr>
+                <w:rFonts w:ascii="Montserrat" w:eastAsia="Times New Roman" w:hAnsi="Montserrat" w:cs="Calibri"/>
+                <w:b/>
+                <w:bCs/>
+                <w:color w:val="007EC5"/>
+                <w:kern w:val="0"/>
+                <w:sz w:val="20"/>
+                <w:szCs w:val="16"/>
+                <w14:ligatures w14:val="none"/>
+              </w:rPr>
+              <w:t>Trajtimet Mjekësore Ambulantore</w:t>
+            </w:r>
+          </w:p>
+        </w:tc>
+        <w:tc>
+          <w:tcPr>
+            <w:tcW w:w="6285" w:type="dxa"/>
+            <w:tcBorders>
+              <w:top w:val="nil"/>
+              <w:left w:val="nil"/>
+              <w:bottom w:val="single" w:sz="4" w:space="0" w:color="auto"/>
+              <w:right w:val="nil"/>
+            </w:tcBorders>
+            <w:shd w:val="clear" w:color="000000" w:fill="E3EBF8"/>
+            <w:noWrap/>
+            <w:vAlign w:val="center"/>
+            <w:hideMark/>
+          </w:tcPr>
+          <w:p>
+            <w:pPr>
+              <w:spacing w:after="0" w:line="240" w:lineRule="auto"/>
+              <w:rPr>
+                <w:rFonts w:ascii="Montserrat" w:eastAsia="Times New Roman" w:hAnsi="Montserrat" w:cs="Calibri"/>
+                <w:b/>
+                <w:bCs/>
+                <w:color w:val="007EC5"/>
+                <w:kern w:val="0"/>
+                <w:sz w:val="20"/>
+                <w:szCs w:val="16"/>
+                <w14:ligatures w14:val="none"/>
+              </w:rPr>
+            </w:pPr>
+            <w:r>
+              <w:rPr>
+                <w:rFonts w:ascii="Montserrat" w:eastAsia="Times New Roman" w:hAnsi="Montserrat" w:cs="Calibri"/>
+                <w:b/>
+                <w:bCs/>
+                <w:color w:val="007EC5"/>
+                <w:kern w:val="0"/>
+                <w:sz w:val="20"/>
+                <w:szCs w:val="16"/>
+                <w14:ligatures w14:val="none"/>
+              </w:rPr>
+              <w:t> </w:t>
+            </w:r>
+          </w:p>
+        </w:tc>
+      </w:tr>
+      <w:tr>
+        <w:trPr>
+          <w:trHeight w:val="20"/>
+        </w:trPr>
+        <w:tc>
+          <w:tcPr>
+            <w:tcW w:w="4420" w:type="dxa"/>
+            <w:tcBorders>
+              <w:top w:val="nil"/>
+              <w:left w:val="single" w:sz="4" w:space="0" w:color="auto"/>
+              <w:bottom w:val="single" w:sz="4" w:space="0" w:color="auto"/>
+              <w:right w:val="single" w:sz="4" w:space="0" w:color="auto"/>
+            </w:tcBorders>
+            <w:noWrap/>
+            <w:vAlign w:val="center"/>
+            <w:hideMark/>
+          </w:tcPr>
+          <w:p>
+            <w:pPr>
+              <w:spacing w:after="0" w:line="240" w:lineRule="auto"/>
+              <w:ind w:firstLineChars="100" w:firstLine="200"/>
+              <w:rPr>
+                <w:rFonts w:ascii="Montserrat" w:eastAsia="Times New Roman" w:hAnsi="Montserrat" w:cs="Calibri"/>
+                <w:color w:val="000000"/>
+                <w:kern w:val="0"/>
+                <w:sz w:val="20"/>
+                <w:szCs w:val="16"/>
+                <w14:ligatures w14:val="none"/>
+              </w:rPr>
+            </w:pPr>
+            <w:r>
+              <w:rPr>
+                <w:rFonts w:ascii="Montserrat" w:eastAsia="Times New Roman" w:hAnsi="Montserrat" w:cs="Calibri"/>
+                <w:color w:val="000000"/>
+                <w:kern w:val="0"/>
+                <w:sz w:val="20"/>
+                <w:szCs w:val="16"/>
+                <w14:ligatures w14:val="none"/>
+              </w:rPr>
+              <w:t>Shpenzimet për mjekun e përgjithshëm</w:t>
+            </w:r>
+          </w:p>
+        </w:tc>
+        <w:tc>
+          <w:tcPr>
+            <w:tcW w:w="6285" w:type="dxa"/>
+            <w:vMerge w:val="restart"/>
+            <w:tcBorders>
+              <w:top w:val="nil"/>
+              <w:left w:val="single" w:sz="4" w:space="0" w:color="auto"/>
+              <w:bottom w:val="single" w:sz="4" w:space="0" w:color="auto"/>
+              <w:right w:val="single" w:sz="4" w:space="0" w:color="auto"/>
+            </w:tcBorders>
+            <w:vAlign w:val="center"/>
+            <w:hideMark/>
+          </w:tcPr>
+          <w:p>
+            <w:pPr>
+              <w:spacing w:after="0" w:line="240" w:lineRule="auto"/>
+              <w:jc w:val="center"/>
+              <w:rPr>
+                <w:rFonts w:ascii="Montserrat" w:eastAsia="Times New Roman" w:hAnsi="Montserrat" w:cs="Calibri"/>
+                <w:color w:val="000000"/>
+                <w:kern w:val="0"/>
+                <w:sz w:val="20"/>
+                <w:szCs w:val="16"/>
+                <w14:ligatures w14:val="none"/>
+              </w:rPr>
+            </w:pPr>
+            <w:r>
+              <w:rPr>
+                <w:rFonts w:ascii="Montserrat" w:eastAsia="Times New Roman" w:hAnsi="Montserrat" w:cs="Calibri"/>
+                <w:color w:val="000000"/>
+                <w:kern w:val="0"/>
+                <w:sz w:val="20"/>
+                <w:szCs w:val="16"/>
+                <w14:ligatures w14:val="none"/>
+              </w:rPr>
+              <w:t xml:space="preserve">Nuk mbulohen; </w:t>
+            </w:r>
+            <w:r>
+              <w:rPr>
+                <w:rFonts w:ascii="Montserrat" w:eastAsia="Times New Roman" w:hAnsi="Montserrat" w:cs="Calibri"/>
+                <w:color w:val="000000"/>
+                <w:kern w:val="0"/>
+                <w:sz w:val="20"/>
+                <w:szCs w:val="16"/>
+                <w14:ligatures w14:val="none"/>
+              </w:rPr>
+              <w:br/>
+              <w:t>Zbritje brenda</w:t>
+            </w:r>
+            <w:r>
+              <w:rPr>
+                <w:rFonts w:ascii="Montserrat" w:eastAsia="Times New Roman" w:hAnsi="Montserrat" w:cs="Calibri"/>
+                <w:color w:val="000000"/>
+                <w:kern w:val="0"/>
+                <w:sz w:val="20"/>
+                <w:szCs w:val="16"/>
+                <w14:ligatures w14:val="none"/>
+              </w:rPr>
+              <w:br/>
+              <w:t>Rrjetit Mjekësor</w:t>
+            </w:r>
+            <w:r>
+              <w:rPr>
+                <w:rFonts w:ascii="Montserrat" w:eastAsia="Times New Roman" w:hAnsi="Montserrat" w:cs="Calibri"/>
+                <w:color w:val="000000"/>
+                <w:kern w:val="0"/>
+                <w:sz w:val="20"/>
+                <w:szCs w:val="16"/>
+                <w14:ligatures w14:val="none"/>
+              </w:rPr>
+              <w:br/>
+              <w:t>sipas marrëvshjeve</w:t>
+            </w:r>
+            <w:r>
+              <w:rPr>
+                <w:rFonts w:ascii="Montserrat" w:eastAsia="Times New Roman" w:hAnsi="Montserrat" w:cs="Calibri"/>
+                <w:color w:val="000000"/>
+                <w:kern w:val="0"/>
+                <w:sz w:val="20"/>
+                <w:szCs w:val="16"/>
+                <w14:ligatures w14:val="none"/>
+              </w:rPr>
+              <w:br/>
+              <w:t>me institucionet</w:t>
+            </w:r>
+          </w:p>
+        </w:tc>
+      </w:tr>
+      <w:tr>
+        <w:trPr>
+          <w:trHeight w:val="20"/>
+        </w:trPr>
+        <w:tc>
+          <w:tcPr>
+            <w:tcW w:w="4420" w:type="dxa"/>
+            <w:tcBorders>
+              <w:top w:val="nil"/>
+              <w:left w:val="single" w:sz="4" w:space="0" w:color="auto"/>
+              <w:bottom w:val="single" w:sz="4" w:space="0" w:color="auto"/>
+              <w:right w:val="single" w:sz="4" w:space="0" w:color="auto"/>
+            </w:tcBorders>
+            <w:noWrap/>
+            <w:vAlign w:val="center"/>
+            <w:hideMark/>
+          </w:tcPr>
+          <w:p>
+            <w:pPr>
+              <w:spacing w:after="0" w:line="240" w:lineRule="auto"/>
+              <w:ind w:firstLineChars="100" w:firstLine="200"/>
+              <w:rPr>
+                <w:rFonts w:ascii="Montserrat" w:eastAsia="Times New Roman" w:hAnsi="Montserrat" w:cs="Calibri"/>
+                <w:color w:val="000000"/>
+                <w:kern w:val="0"/>
+                <w:sz w:val="20"/>
+                <w:szCs w:val="16"/>
+                <w14:ligatures w14:val="none"/>
+              </w:rPr>
+            </w:pPr>
+            <w:r>
+              <w:rPr>
+                <w:rFonts w:ascii="Montserrat" w:eastAsia="Times New Roman" w:hAnsi="Montserrat" w:cs="Calibri"/>
+                <w:color w:val="000000"/>
+                <w:kern w:val="0"/>
+                <w:sz w:val="20"/>
+                <w:szCs w:val="16"/>
+                <w14:ligatures w14:val="none"/>
+              </w:rPr>
+              <w:t>Shpenzimet për mjekun specialist</w:t>
+            </w:r>
+          </w:p>
+        </w:tc>
+        <w:tc>
+          <w:tcPr>
+            <w:tcW w:w="6285" w:type="dxa"/>
+            <w:vMerge/>
+            <w:tcBorders>
+              <w:top w:val="nil"/>
+              <w:left w:val="single" w:sz="4" w:space="0" w:color="auto"/>
+              <w:bottom w:val="single" w:sz="4" w:space="0" w:color="auto"/>
+              <w:right w:val="single" w:sz="4" w:space="0" w:color="auto"/>
+            </w:tcBorders>
+            <w:vAlign w:val="center"/>
+            <w:hideMark/>
+          </w:tcPr>
+          <w:p>
+            <w:pPr>
+              <w:spacing w:after="0" w:line="240" w:lineRule="auto"/>
+              <w:rPr>
+                <w:rFonts w:ascii="Montserrat" w:eastAsia="Times New Roman" w:hAnsi="Montserrat" w:cs="Calibri"/>
+                <w:color w:val="000000"/>
+                <w:kern w:val="0"/>
+                <w:sz w:val="20"/>
+                <w:szCs w:val="16"/>
+                <w14:ligatures w14:val="none"/>
+              </w:rPr>
+            </w:pPr>
+          </w:p>
+        </w:tc>
+      </w:tr>
+      <w:tr>
+        <w:trPr>
+          <w:trHeight w:val="20"/>
+        </w:trPr>
+        <w:tc>
+          <w:tcPr>
+            <w:tcW w:w="4420" w:type="dxa"/>
+            <w:tcBorders>
+              <w:top w:val="nil"/>
+              <w:left w:val="single" w:sz="4" w:space="0" w:color="auto"/>
+              <w:bottom w:val="single" w:sz="4" w:space="0" w:color="auto"/>
+              <w:right w:val="single" w:sz="4" w:space="0" w:color="auto"/>
+            </w:tcBorders>
+            <w:noWrap/>
+            <w:vAlign w:val="center"/>
+            <w:hideMark/>
+          </w:tcPr>
+          <w:p>
+            <w:pPr>
+              <w:spacing w:after="0" w:line="240" w:lineRule="auto"/>
+              <w:ind w:firstLineChars="100" w:firstLine="200"/>
+              <w:rPr>
+                <w:rFonts w:ascii="Montserrat" w:eastAsia="Times New Roman" w:hAnsi="Montserrat" w:cs="Calibri"/>
+                <w:color w:val="000000"/>
+                <w:kern w:val="0"/>
+                <w:sz w:val="20"/>
+                <w:szCs w:val="16"/>
+                <w14:ligatures w14:val="none"/>
+              </w:rPr>
+            </w:pPr>
+            <w:r>
+              <w:rPr>
+                <w:rFonts w:ascii="Montserrat" w:eastAsia="Times New Roman" w:hAnsi="Montserrat" w:cs="Calibri"/>
+                <w:color w:val="000000"/>
+                <w:kern w:val="0"/>
+                <w:sz w:val="20"/>
+                <w:szCs w:val="16"/>
+                <w14:ligatures w14:val="none"/>
+              </w:rPr>
+              <w:t>Kirurgjia ditore</w:t>
+            </w:r>
+          </w:p>
+        </w:tc>
+        <w:tc>
+          <w:tcPr>
+            <w:tcW w:w="6285" w:type="dxa"/>
+            <w:vMerge/>
+            <w:tcBorders>
+              <w:top w:val="nil"/>
+              <w:left w:val="single" w:sz="4" w:space="0" w:color="auto"/>
+              <w:bottom w:val="single" w:sz="4" w:space="0" w:color="auto"/>
+              <w:right w:val="single" w:sz="4" w:space="0" w:color="auto"/>
+            </w:tcBorders>
+            <w:vAlign w:val="center"/>
+            <w:hideMark/>
+          </w:tcPr>
+          <w:p>
+            <w:pPr>
+              <w:spacing w:after="0" w:line="240" w:lineRule="auto"/>
+              <w:rPr>
+                <w:rFonts w:ascii="Montserrat" w:eastAsia="Times New Roman" w:hAnsi="Montserrat" w:cs="Calibri"/>
+                <w:color w:val="000000"/>
+                <w:kern w:val="0"/>
+                <w:sz w:val="20"/>
+                <w:szCs w:val="16"/>
+                <w14:ligatures w14:val="none"/>
+              </w:rPr>
+            </w:pPr>
+          </w:p>
+        </w:tc>
+      </w:tr>
+      <w:tr>
+        <w:trPr>
+          <w:trHeight w:val="20"/>
+        </w:trPr>
+        <w:tc>
+          <w:tcPr>
+            <w:tcW w:w="4420" w:type="dxa"/>
+            <w:tcBorders>
+              <w:top w:val="nil"/>
+              <w:left w:val="single" w:sz="4" w:space="0" w:color="auto"/>
+              <w:bottom w:val="single" w:sz="4" w:space="0" w:color="auto"/>
+              <w:right w:val="single" w:sz="4" w:space="0" w:color="auto"/>
+            </w:tcBorders>
+            <w:vAlign w:val="center"/>
+            <w:hideMark/>
+          </w:tcPr>
+          <w:p>
+            <w:pPr>
+              <w:spacing w:after="0" w:line="240" w:lineRule="auto"/>
+              <w:ind w:firstLineChars="100" w:firstLine="200"/>
+              <w:rPr>
+                <w:rFonts w:ascii="Montserrat" w:eastAsia="Times New Roman" w:hAnsi="Montserrat" w:cs="Calibri"/>
+                <w:color w:val="000000"/>
+                <w:kern w:val="0"/>
+                <w:sz w:val="20"/>
+                <w:szCs w:val="14"/>
+                <w14:ligatures w14:val="none"/>
+              </w:rPr>
+            </w:pPr>
+            <w:r>
+              <w:rPr>
+                <w:rFonts w:ascii="Montserrat" w:eastAsia="Times New Roman" w:hAnsi="Montserrat" w:cs="Calibri"/>
+                <w:color w:val="000000"/>
+                <w:kern w:val="0"/>
+                <w:sz w:val="20"/>
+                <w:szCs w:val="14"/>
+                <w14:ligatures w14:val="none"/>
+              </w:rPr>
+              <w:t>Kontrolle diagnostifikuese, duke përfshirë ato patologjike, rreze X, skane CT, skane MRI, skane PET</w:t>
+            </w:r>
+          </w:p>
+        </w:tc>
+        <w:tc>
+          <w:tcPr>
+            <w:tcW w:w="6285" w:type="dxa"/>
+            <w:vMerge/>
+            <w:tcBorders>
+              <w:top w:val="nil"/>
+              <w:left w:val="single" w:sz="4" w:space="0" w:color="auto"/>
+              <w:bottom w:val="single" w:sz="4" w:space="0" w:color="auto"/>
+              <w:right w:val="single" w:sz="4" w:space="0" w:color="auto"/>
+            </w:tcBorders>
+            <w:vAlign w:val="center"/>
+            <w:hideMark/>
+          </w:tcPr>
+          <w:p>
+            <w:pPr>
+              <w:spacing w:after="0" w:line="240" w:lineRule="auto"/>
+              <w:rPr>
+                <w:rFonts w:ascii="Montserrat" w:eastAsia="Times New Roman" w:hAnsi="Montserrat" w:cs="Calibri"/>
+                <w:color w:val="000000"/>
+                <w:kern w:val="0"/>
+                <w:sz w:val="20"/>
+                <w:szCs w:val="16"/>
+                <w14:ligatures w14:val="none"/>
+              </w:rPr>
+            </w:pPr>
+          </w:p>
+        </w:tc>
+      </w:tr>
+      <w:tr>
+        <w:trPr>
+          <w:trHeight w:val="20"/>
+        </w:trPr>
+        <w:tc>
+          <w:tcPr>
+            <w:tcW w:w="4420" w:type="dxa"/>
+            <w:tcBorders>
+              <w:top w:val="nil"/>
+              <w:left w:val="single" w:sz="4" w:space="0" w:color="auto"/>
+              <w:bottom w:val="single" w:sz="4" w:space="0" w:color="auto"/>
+              <w:right w:val="single" w:sz="4" w:space="0" w:color="auto"/>
+            </w:tcBorders>
+            <w:noWrap/>
+            <w:vAlign w:val="center"/>
+            <w:hideMark/>
+          </w:tcPr>
+          <w:p>
+            <w:pPr>
+              <w:spacing w:after="0" w:line="240" w:lineRule="auto"/>
+              <w:ind w:firstLineChars="100" w:firstLine="200"/>
+              <w:rPr>
+                <w:rFonts w:ascii="Montserrat" w:eastAsia="Times New Roman" w:hAnsi="Montserrat" w:cs="Calibri"/>
+                <w:color w:val="000000"/>
+                <w:kern w:val="0"/>
+                <w:sz w:val="20"/>
+                <w:szCs w:val="16"/>
+                <w14:ligatures w14:val="none"/>
+              </w:rPr>
+            </w:pPr>
+            <w:r>
+              <w:rPr>
+                <w:rFonts w:ascii="Montserrat" w:eastAsia="Times New Roman" w:hAnsi="Montserrat" w:cs="Calibri"/>
+                <w:color w:val="000000"/>
+                <w:kern w:val="0"/>
+                <w:sz w:val="20"/>
+                <w:szCs w:val="16"/>
+                <w14:ligatures w14:val="none"/>
+              </w:rPr>
+              <w:t>Analizat laboratorike</w:t>
+            </w:r>
+          </w:p>
+        </w:tc>
+        <w:tc>
+          <w:tcPr>
+            <w:tcW w:w="6285" w:type="dxa"/>
+            <w:vMerge/>
+            <w:tcBorders>
+              <w:top w:val="nil"/>
+              <w:left w:val="single" w:sz="4" w:space="0" w:color="auto"/>
+              <w:bottom w:val="single" w:sz="4" w:space="0" w:color="auto"/>
+              <w:right w:val="single" w:sz="4" w:space="0" w:color="auto"/>
+            </w:tcBorders>
+            <w:vAlign w:val="center"/>
+            <w:hideMark/>
+          </w:tcPr>
+          <w:p>
+            <w:pPr>
+              <w:spacing w:after="0" w:line="240" w:lineRule="auto"/>
+              <w:rPr>
+                <w:rFonts w:ascii="Montserrat" w:eastAsia="Times New Roman" w:hAnsi="Montserrat" w:cs="Calibri"/>
+                <w:color w:val="000000"/>
+                <w:kern w:val="0"/>
+                <w:sz w:val="20"/>
+                <w:szCs w:val="16"/>
+                <w14:ligatures w14:val="none"/>
+              </w:rPr>
+            </w:pPr>
+          </w:p>
+        </w:tc>
+      </w:tr>
+      <w:tr>
+        <w:trPr>
+          <w:trHeight w:val="20"/>
+        </w:trPr>
+        <w:tc>
+          <w:tcPr>
+            <w:tcW w:w="4420" w:type="dxa"/>
+            <w:tcBorders>
+              <w:top w:val="nil"/>
+              <w:left w:val="single" w:sz="4" w:space="0" w:color="auto"/>
+              <w:bottom w:val="single" w:sz="4" w:space="0" w:color="auto"/>
+              <w:right w:val="single" w:sz="4" w:space="0" w:color="auto"/>
+            </w:tcBorders>
+            <w:noWrap/>
+            <w:vAlign w:val="center"/>
+            <w:hideMark/>
+          </w:tcPr>
+          <w:p>
+            <w:pPr>
+              <w:spacing w:after="0" w:line="240" w:lineRule="auto"/>
+              <w:ind w:firstLineChars="100" w:firstLine="200"/>
+              <w:rPr>
+                <w:rFonts w:ascii="Montserrat" w:eastAsia="Times New Roman" w:hAnsi="Montserrat" w:cs="Calibri"/>
+                <w:color w:val="000000"/>
+                <w:kern w:val="0"/>
+                <w:sz w:val="20"/>
+                <w:szCs w:val="16"/>
+                <w14:ligatures w14:val="none"/>
+              </w:rPr>
+            </w:pPr>
+            <w:r>
+              <w:rPr>
+                <w:rFonts w:ascii="Montserrat" w:eastAsia="Times New Roman" w:hAnsi="Montserrat" w:cs="Calibri"/>
+                <w:color w:val="000000"/>
+                <w:kern w:val="0"/>
+                <w:sz w:val="20"/>
+                <w:szCs w:val="16"/>
+                <w14:ligatures w14:val="none"/>
+              </w:rPr>
+              <w:t>Ilaçet e këshilluara nga mjeku</w:t>
+            </w:r>
+          </w:p>
+        </w:tc>
+        <w:tc>
+          <w:tcPr>
+            <w:tcW w:w="6285" w:type="dxa"/>
+            <w:vMerge/>
+            <w:tcBorders>
+              <w:top w:val="nil"/>
+              <w:left w:val="single" w:sz="4" w:space="0" w:color="auto"/>
+              <w:bottom w:val="single" w:sz="4" w:space="0" w:color="auto"/>
+              <w:right w:val="single" w:sz="4" w:space="0" w:color="auto"/>
+            </w:tcBorders>
+            <w:vAlign w:val="center"/>
+            <w:hideMark/>
+          </w:tcPr>
+          <w:p>
+            <w:pPr>
+              <w:spacing w:after="0" w:line="240" w:lineRule="auto"/>
+              <w:rPr>
+                <w:rFonts w:ascii="Montserrat" w:eastAsia="Times New Roman" w:hAnsi="Montserrat" w:cs="Calibri"/>
+                <w:color w:val="000000"/>
+                <w:kern w:val="0"/>
+                <w:sz w:val="20"/>
+                <w:szCs w:val="16"/>
+                <w14:ligatures w14:val="none"/>
+              </w:rPr>
+            </w:pPr>
+          </w:p>
+        </w:tc>
+      </w:tr>
+      <w:tr>
+        <w:trPr>
+          <w:trHeight w:val="20"/>
+        </w:trPr>
+        <w:tc>
+          <w:tcPr>
+            <w:tcW w:w="4420" w:type="dxa"/>
+            <w:tcBorders>
+              <w:top w:val="nil"/>
+              <w:left w:val="single" w:sz="4" w:space="0" w:color="auto"/>
+              <w:bottom w:val="single" w:sz="4" w:space="0" w:color="auto"/>
+              <w:right w:val="nil"/>
+            </w:tcBorders>
+            <w:shd w:val="clear" w:color="000000" w:fill="E3EBF8"/>
+            <w:noWrap/>
+            <w:vAlign w:val="center"/>
+            <w:hideMark/>
+          </w:tcPr>
+          <w:p>
+            <w:pPr>
+              <w:spacing w:after="0" w:line="240" w:lineRule="auto"/>
+              <w:ind w:firstLineChars="100" w:firstLine="201"/>
+              <w:rPr>
+                <w:rFonts w:ascii="Montserrat" w:eastAsia="Times New Roman" w:hAnsi="Montserrat" w:cs="Calibri"/>
+                <w:b/>
+                <w:bCs/>
+                <w:color w:val="007EC5"/>
+                <w:kern w:val="0"/>
+                <w:sz w:val="20"/>
+                <w:szCs w:val="16"/>
+                <w14:ligatures w14:val="none"/>
+              </w:rPr>
+            </w:pPr>
+            <w:r>
+              <w:rPr>
+                <w:rFonts w:ascii="Montserrat" w:eastAsia="Times New Roman" w:hAnsi="Montserrat" w:cs="Calibri"/>
+                <w:b/>
+                <w:bCs/>
+                <w:color w:val="007EC5"/>
+                <w:kern w:val="0"/>
+                <w:sz w:val="20"/>
+                <w:szCs w:val="16"/>
+                <w14:ligatures w14:val="none"/>
+              </w:rPr>
+              <w:t>Trajtime Mjekësore tjera</w:t>
+            </w:r>
+          </w:p>
+        </w:tc>
+        <w:tc>
+          <w:tcPr>
+            <w:tcW w:w="6285" w:type="dxa"/>
+            <w:tcBorders>
+              <w:top w:val="nil"/>
+              <w:left w:val="nil"/>
+              <w:bottom w:val="single" w:sz="4" w:space="0" w:color="auto"/>
+              <w:right w:val="nil"/>
+            </w:tcBorders>
+            <w:shd w:val="clear" w:color="000000" w:fill="E3EBF8"/>
+            <w:noWrap/>
+            <w:vAlign w:val="center"/>
+            <w:hideMark/>
+          </w:tcPr>
+          <w:p>
+            <w:pPr>
+              <w:spacing w:after="0" w:line="240" w:lineRule="auto"/>
+              <w:rPr>
+                <w:rFonts w:ascii="Montserrat" w:eastAsia="Times New Roman" w:hAnsi="Montserrat" w:cs="Calibri"/>
+                <w:b/>
+                <w:bCs/>
+                <w:color w:val="007EC5"/>
+                <w:kern w:val="0"/>
+                <w:sz w:val="20"/>
+                <w:szCs w:val="16"/>
+                <w14:ligatures w14:val="none"/>
+              </w:rPr>
+            </w:pPr>
+            <w:r>
+              <w:rPr>
+                <w:rFonts w:ascii="Montserrat" w:eastAsia="Times New Roman" w:hAnsi="Montserrat" w:cs="Calibri"/>
+                <w:b/>
+                <w:bCs/>
+                <w:color w:val="007EC5"/>
+                <w:kern w:val="0"/>
+                <w:sz w:val="20"/>
+                <w:szCs w:val="16"/>
+                <w14:ligatures w14:val="none"/>
+              </w:rPr>
+              <w:t> </w:t>
+            </w:r>
+          </w:p>
+        </w:tc>
+      </w:tr>
+      <w:tr>
+        <w:trPr>
+          <w:trHeight w:val="20"/>
+        </w:trPr>
+        <w:tc>
+          <w:tcPr>
+            <w:tcW w:w="4420" w:type="dxa"/>
+            <w:tcBorders>
+              <w:top w:val="nil"/>
+              <w:left w:val="single" w:sz="4" w:space="0" w:color="auto"/>
+              <w:bottom w:val="single" w:sz="4" w:space="0" w:color="auto"/>
+              <w:right w:val="single" w:sz="4" w:space="0" w:color="auto"/>
+            </w:tcBorders>
+            <w:noWrap/>
+            <w:vAlign w:val="center"/>
+            <w:hideMark/>
+          </w:tcPr>
+          <w:p>
+            <w:pPr>
+              <w:spacing w:after="0" w:line="240" w:lineRule="auto"/>
+              <w:ind w:firstLineChars="100" w:firstLine="200"/>
+              <w:rPr>
+                <w:rFonts w:ascii="Montserrat" w:eastAsia="Times New Roman" w:hAnsi="Montserrat" w:cs="Calibri"/>
+                <w:color w:val="000000"/>
+                <w:kern w:val="0"/>
+                <w:sz w:val="20"/>
+                <w:szCs w:val="16"/>
+                <w14:ligatures w14:val="none"/>
+              </w:rPr>
+            </w:pPr>
+            <w:r>
+              <w:rPr>
+                <w:rFonts w:ascii="Montserrat" w:eastAsia="Times New Roman" w:hAnsi="Montserrat" w:cs="Calibri"/>
+                <w:color w:val="000000"/>
+                <w:kern w:val="0"/>
+                <w:sz w:val="20"/>
+                <w:szCs w:val="16"/>
+                <w14:ligatures w14:val="none"/>
+              </w:rPr>
+              <w:t>Kujdesi gjatë shtatzanisë dhe lindja</w:t>
+            </w:r>
+          </w:p>
+        </w:tc>
+        <w:tc>
+          <w:tcPr>
+            <w:tcW w:w="6285" w:type="dxa"/>
+            <w:vMerge w:val="restart"/>
+            <w:tcBorders>
+              <w:top w:val="nil"/>
+              <w:left w:val="single" w:sz="4" w:space="0" w:color="auto"/>
+              <w:bottom w:val="single" w:sz="4" w:space="0" w:color="auto"/>
+              <w:right w:val="single" w:sz="4" w:space="0" w:color="auto"/>
+            </w:tcBorders>
+            <w:vAlign w:val="center"/>
+            <w:hideMark/>
+          </w:tcPr>
+          <w:p>
+            <w:pPr>
+              <w:spacing w:after="0" w:line="240" w:lineRule="auto"/>
+              <w:jc w:val="center"/>
+              <w:rPr>
+                <w:rFonts w:ascii="Montserrat" w:eastAsia="Times New Roman" w:hAnsi="Montserrat" w:cs="Calibri"/>
+                <w:color w:val="000000"/>
+                <w:kern w:val="0"/>
+                <w:sz w:val="20"/>
+                <w:szCs w:val="16"/>
+                <w14:ligatures w14:val="none"/>
+              </w:rPr>
+            </w:pPr>
+            <w:r>
+              <w:rPr>
+                <w:rFonts w:ascii="Montserrat" w:eastAsia="Times New Roman" w:hAnsi="Montserrat" w:cs="Calibri"/>
+                <w:color w:val="000000"/>
+                <w:kern w:val="0"/>
+                <w:sz w:val="20"/>
+                <w:szCs w:val="16"/>
+                <w14:ligatures w14:val="none"/>
+              </w:rPr>
+              <w:t>Nuk mbulohen;</w:t>
+            </w:r>
+            <w:r>
+              <w:rPr>
+                <w:rFonts w:ascii="Montserrat" w:eastAsia="Times New Roman" w:hAnsi="Montserrat" w:cs="Calibri"/>
+                <w:color w:val="000000"/>
+                <w:kern w:val="0"/>
+                <w:sz w:val="20"/>
+                <w:szCs w:val="16"/>
+                <w14:ligatures w14:val="none"/>
+              </w:rPr>
+              <w:br/>
+              <w:t>Zbritje brenda</w:t>
+            </w:r>
+            <w:r>
+              <w:rPr>
+                <w:rFonts w:ascii="Montserrat" w:eastAsia="Times New Roman" w:hAnsi="Montserrat" w:cs="Calibri"/>
+                <w:color w:val="000000"/>
+                <w:kern w:val="0"/>
+                <w:sz w:val="20"/>
+                <w:szCs w:val="16"/>
+                <w14:ligatures w14:val="none"/>
+              </w:rPr>
+              <w:br/>
+              <w:t>Rrjetit Mjekësor</w:t>
+            </w:r>
+            <w:r>
+              <w:rPr>
+                <w:rFonts w:ascii="Montserrat" w:eastAsia="Times New Roman" w:hAnsi="Montserrat" w:cs="Calibri"/>
+                <w:color w:val="000000"/>
+                <w:kern w:val="0"/>
+                <w:sz w:val="20"/>
+                <w:szCs w:val="16"/>
+                <w14:ligatures w14:val="none"/>
+              </w:rPr>
+              <w:br/>
+              <w:t>sipas marrëvshjeve</w:t>
+            </w:r>
+            <w:r>
+              <w:rPr>
+                <w:rFonts w:ascii="Montserrat" w:eastAsia="Times New Roman" w:hAnsi="Montserrat" w:cs="Calibri"/>
+                <w:color w:val="000000"/>
+                <w:kern w:val="0"/>
+                <w:sz w:val="20"/>
+                <w:szCs w:val="16"/>
+                <w14:ligatures w14:val="none"/>
+              </w:rPr>
+              <w:br/>
+              <w:t>me institucionet</w:t>
+            </w:r>
+          </w:p>
+        </w:tc>
+      </w:tr>
+      <w:tr>
+        <w:trPr>
+          <w:trHeight w:val="20"/>
+        </w:trPr>
+        <w:tc>
+          <w:tcPr>
+            <w:tcW w:w="4420" w:type="dxa"/>
+            <w:tcBorders>
+              <w:top w:val="nil"/>
+              <w:left w:val="single" w:sz="4" w:space="0" w:color="auto"/>
+              <w:bottom w:val="single" w:sz="4" w:space="0" w:color="auto"/>
+              <w:right w:val="single" w:sz="4" w:space="0" w:color="auto"/>
+            </w:tcBorders>
+            <w:noWrap/>
+            <w:vAlign w:val="center"/>
+            <w:hideMark/>
+          </w:tcPr>
+          <w:p>
+            <w:pPr>
+              <w:spacing w:after="0" w:line="240" w:lineRule="auto"/>
+              <w:ind w:firstLineChars="100" w:firstLine="200"/>
+              <w:rPr>
+                <w:rFonts w:ascii="Montserrat" w:eastAsia="Times New Roman" w:hAnsi="Montserrat" w:cs="Calibri"/>
+                <w:color w:val="000000"/>
+                <w:kern w:val="0"/>
+                <w:sz w:val="20"/>
+                <w:szCs w:val="16"/>
+                <w14:ligatures w14:val="none"/>
+              </w:rPr>
+            </w:pPr>
+            <w:r>
+              <w:rPr>
+                <w:rFonts w:ascii="Montserrat" w:eastAsia="Times New Roman" w:hAnsi="Montserrat" w:cs="Calibri"/>
+                <w:color w:val="000000"/>
+                <w:kern w:val="0"/>
+                <w:sz w:val="20"/>
+                <w:szCs w:val="16"/>
+                <w14:ligatures w14:val="none"/>
+              </w:rPr>
+              <w:t>Kujdesi dentar</w:t>
+            </w:r>
+          </w:p>
+        </w:tc>
+        <w:tc>
+          <w:tcPr>
+            <w:tcW w:w="6285" w:type="dxa"/>
+            <w:vMerge/>
+            <w:tcBorders>
+              <w:top w:val="nil"/>
+              <w:left w:val="single" w:sz="4" w:space="0" w:color="auto"/>
+              <w:bottom w:val="single" w:sz="4" w:space="0" w:color="auto"/>
+              <w:right w:val="single" w:sz="4" w:space="0" w:color="auto"/>
+            </w:tcBorders>
+            <w:vAlign w:val="center"/>
+            <w:hideMark/>
+          </w:tcPr>
+          <w:p>
+            <w:pPr>
+              <w:spacing w:after="0" w:line="240" w:lineRule="auto"/>
+              <w:rPr>
+                <w:rFonts w:ascii="Montserrat" w:eastAsia="Times New Roman" w:hAnsi="Montserrat" w:cs="Calibri"/>
+                <w:color w:val="000000"/>
+                <w:kern w:val="0"/>
+                <w:sz w:val="20"/>
+                <w:szCs w:val="16"/>
+                <w14:ligatures w14:val="none"/>
+              </w:rPr>
+            </w:pPr>
+          </w:p>
+        </w:tc>
+      </w:tr>
+      <w:tr>
+        <w:trPr>
+          <w:trHeight w:val="20"/>
+        </w:trPr>
+        <w:tc>
+          <w:tcPr>
+            <w:tcW w:w="4420" w:type="dxa"/>
+            <w:tcBorders>
+              <w:top w:val="nil"/>
+              <w:left w:val="single" w:sz="4" w:space="0" w:color="auto"/>
+              <w:bottom w:val="single" w:sz="4" w:space="0" w:color="auto"/>
+              <w:right w:val="single" w:sz="4" w:space="0" w:color="auto"/>
+            </w:tcBorders>
+            <w:noWrap/>
+            <w:vAlign w:val="center"/>
+            <w:hideMark/>
+          </w:tcPr>
+          <w:p>
+            <w:pPr>
+              <w:spacing w:after="0" w:line="240" w:lineRule="auto"/>
+              <w:ind w:firstLineChars="100" w:firstLine="200"/>
+              <w:rPr>
+                <w:rFonts w:ascii="Montserrat" w:eastAsia="Times New Roman" w:hAnsi="Montserrat" w:cs="Calibri"/>
+                <w:color w:val="000000"/>
+                <w:kern w:val="0"/>
+                <w:sz w:val="20"/>
+                <w:szCs w:val="16"/>
+                <w14:ligatures w14:val="none"/>
+              </w:rPr>
+            </w:pPr>
+            <w:r>
+              <w:rPr>
+                <w:rFonts w:ascii="Montserrat" w:eastAsia="Times New Roman" w:hAnsi="Montserrat" w:cs="Calibri"/>
+                <w:color w:val="000000"/>
+                <w:kern w:val="0"/>
+                <w:sz w:val="20"/>
+                <w:szCs w:val="16"/>
+                <w14:ligatures w14:val="none"/>
+              </w:rPr>
+              <w:t>Kujdesi optik</w:t>
+            </w:r>
+          </w:p>
+        </w:tc>
+        <w:tc>
+          <w:tcPr>
+            <w:tcW w:w="6285" w:type="dxa"/>
+            <w:vMerge/>
+            <w:tcBorders>
+              <w:top w:val="nil"/>
+              <w:left w:val="single" w:sz="4" w:space="0" w:color="auto"/>
+              <w:bottom w:val="single" w:sz="4" w:space="0" w:color="auto"/>
+              <w:right w:val="single" w:sz="4" w:space="0" w:color="auto"/>
+            </w:tcBorders>
+            <w:vAlign w:val="center"/>
+            <w:hideMark/>
+          </w:tcPr>
+          <w:p>
+            <w:pPr>
+              <w:spacing w:after="0" w:line="240" w:lineRule="auto"/>
+              <w:rPr>
+                <w:rFonts w:ascii="Montserrat" w:eastAsia="Times New Roman" w:hAnsi="Montserrat" w:cs="Calibri"/>
+                <w:color w:val="000000"/>
+                <w:kern w:val="0"/>
+                <w:sz w:val="20"/>
+                <w:szCs w:val="16"/>
+                <w14:ligatures w14:val="none"/>
+              </w:rPr>
+            </w:pPr>
+          </w:p>
+        </w:tc>
+      </w:tr>
+      <w:tr>
+        <w:trPr>
+          <w:trHeight w:val="20"/>
+        </w:trPr>
+        <w:tc>
+          <w:tcPr>
+            <w:tcW w:w="4420" w:type="dxa"/>
+            <w:tcBorders>
+              <w:top w:val="nil"/>
+              <w:left w:val="single" w:sz="4" w:space="0" w:color="auto"/>
+              <w:bottom w:val="single" w:sz="4" w:space="0" w:color="auto"/>
+              <w:right w:val="single" w:sz="4" w:space="0" w:color="auto"/>
+            </w:tcBorders>
+            <w:noWrap/>
+            <w:vAlign w:val="center"/>
+            <w:hideMark/>
+          </w:tcPr>
+          <w:p>
+            <w:pPr>
+              <w:spacing w:after="0" w:line="240" w:lineRule="auto"/>
+              <w:ind w:firstLineChars="100" w:firstLine="200"/>
+              <w:rPr>
+                <w:rFonts w:ascii="Montserrat" w:eastAsia="Times New Roman" w:hAnsi="Montserrat" w:cs="Calibri"/>
+                <w:color w:val="000000"/>
+                <w:kern w:val="0"/>
+                <w:sz w:val="20"/>
+                <w:szCs w:val="16"/>
+                <w14:ligatures w14:val="none"/>
+              </w:rPr>
+            </w:pPr>
+            <w:r>
+              <w:rPr>
+                <w:rFonts w:ascii="Montserrat" w:eastAsia="Times New Roman" w:hAnsi="Montserrat" w:cs="Calibri"/>
+                <w:color w:val="000000"/>
+                <w:kern w:val="0"/>
+                <w:sz w:val="20"/>
+                <w:szCs w:val="16"/>
+                <w14:ligatures w14:val="none"/>
+              </w:rPr>
+              <w:t>Kujdesi për dëgjim</w:t>
+            </w:r>
+          </w:p>
+        </w:tc>
+        <w:tc>
+          <w:tcPr>
+            <w:tcW w:w="6285" w:type="dxa"/>
+            <w:vMerge/>
+            <w:tcBorders>
+              <w:top w:val="nil"/>
+              <w:left w:val="single" w:sz="4" w:space="0" w:color="auto"/>
+              <w:bottom w:val="single" w:sz="4" w:space="0" w:color="auto"/>
+              <w:right w:val="single" w:sz="4" w:space="0" w:color="auto"/>
+            </w:tcBorders>
+            <w:vAlign w:val="center"/>
+            <w:hideMark/>
+          </w:tcPr>
+          <w:p>
+            <w:pPr>
+              <w:spacing w:after="0" w:line="240" w:lineRule="auto"/>
+              <w:rPr>
+                <w:rFonts w:ascii="Montserrat" w:eastAsia="Times New Roman" w:hAnsi="Montserrat" w:cs="Calibri"/>
+                <w:color w:val="000000"/>
+                <w:kern w:val="0"/>
+                <w:sz w:val="20"/>
+                <w:szCs w:val="16"/>
+                <w14:ligatures w14:val="none"/>
+              </w:rPr>
+            </w:pPr>
+          </w:p>
+        </w:tc>
+      </w:tr>
+      <w:tr>
+        <w:trPr>
+          <w:trHeight w:val="20"/>
+        </w:trPr>
+        <w:tc>
+          <w:tcPr>
+            <w:tcW w:w="4420" w:type="dxa"/>
+            <w:tcBorders>
+              <w:top w:val="nil"/>
+              <w:left w:val="single" w:sz="4" w:space="0" w:color="auto"/>
+              <w:bottom w:val="single" w:sz="4" w:space="0" w:color="auto"/>
+              <w:right w:val="single" w:sz="4" w:space="0" w:color="auto"/>
+            </w:tcBorders>
+            <w:noWrap/>
+            <w:vAlign w:val="center"/>
+            <w:hideMark/>
+          </w:tcPr>
+          <w:p>
+            <w:pPr>
+              <w:spacing w:after="0" w:line="240" w:lineRule="auto"/>
+              <w:ind w:firstLineChars="100" w:firstLine="200"/>
+              <w:rPr>
+                <w:rFonts w:ascii="Montserrat" w:eastAsia="Times New Roman" w:hAnsi="Montserrat" w:cs="Calibri"/>
+                <w:color w:val="000000"/>
+                <w:kern w:val="0"/>
+                <w:sz w:val="20"/>
+                <w:szCs w:val="16"/>
+                <w14:ligatures w14:val="none"/>
+              </w:rPr>
+            </w:pPr>
+            <w:r>
+              <w:rPr>
+                <w:rFonts w:ascii="Montserrat" w:eastAsia="Times New Roman" w:hAnsi="Montserrat" w:cs="Calibri"/>
+                <w:color w:val="000000"/>
+                <w:kern w:val="0"/>
+                <w:sz w:val="20"/>
+                <w:szCs w:val="16"/>
+                <w14:ligatures w14:val="none"/>
+              </w:rPr>
+              <w:t>Kujdesi psikiatrik</w:t>
+            </w:r>
+          </w:p>
+        </w:tc>
+        <w:tc>
+          <w:tcPr>
+            <w:tcW w:w="6285" w:type="dxa"/>
+            <w:vMerge/>
+            <w:tcBorders>
+              <w:top w:val="nil"/>
+              <w:left w:val="single" w:sz="4" w:space="0" w:color="auto"/>
+              <w:bottom w:val="single" w:sz="4" w:space="0" w:color="auto"/>
+              <w:right w:val="single" w:sz="4" w:space="0" w:color="auto"/>
+            </w:tcBorders>
+            <w:vAlign w:val="center"/>
+            <w:hideMark/>
+          </w:tcPr>
+          <w:p>
+            <w:pPr>
+              <w:spacing w:after="0" w:line="240" w:lineRule="auto"/>
+              <w:rPr>
+                <w:rFonts w:ascii="Montserrat" w:eastAsia="Times New Roman" w:hAnsi="Montserrat" w:cs="Calibri"/>
+                <w:color w:val="000000"/>
+                <w:kern w:val="0"/>
+                <w:sz w:val="20"/>
+                <w:szCs w:val="16"/>
+                <w14:ligatures w14:val="none"/>
+              </w:rPr>
+            </w:pPr>
+          </w:p>
+        </w:tc>
+      </w:tr>
+      <w:tr>
+        <w:trPr>
+          <w:trHeight w:val="20"/>
+        </w:trPr>
+        <w:tc>
+          <w:tcPr>
+            <w:tcW w:w="4420" w:type="dxa"/>
+            <w:tcBorders>
+              <w:top w:val="nil"/>
+              <w:left w:val="single" w:sz="4" w:space="0" w:color="auto"/>
+              <w:bottom w:val="single" w:sz="4" w:space="0" w:color="auto"/>
+              <w:right w:val="single" w:sz="4" w:space="0" w:color="auto"/>
+            </w:tcBorders>
+            <w:noWrap/>
+            <w:vAlign w:val="center"/>
+            <w:hideMark/>
+          </w:tcPr>
+          <w:p>
+            <w:pPr>
+              <w:spacing w:after="0" w:line="240" w:lineRule="auto"/>
+              <w:ind w:firstLineChars="100" w:firstLine="200"/>
+              <w:rPr>
+                <w:rFonts w:ascii="Montserrat" w:eastAsia="Times New Roman" w:hAnsi="Montserrat" w:cs="Calibri"/>
+                <w:color w:val="000000"/>
+                <w:kern w:val="0"/>
+                <w:sz w:val="20"/>
+                <w:szCs w:val="16"/>
+                <w14:ligatures w14:val="none"/>
+              </w:rPr>
+            </w:pPr>
+            <w:r>
+              <w:rPr>
+                <w:rFonts w:ascii="Montserrat" w:eastAsia="Times New Roman" w:hAnsi="Montserrat" w:cs="Calibri"/>
+                <w:color w:val="000000"/>
+                <w:kern w:val="0"/>
+                <w:sz w:val="20"/>
+                <w:szCs w:val="16"/>
+                <w14:ligatures w14:val="none"/>
+              </w:rPr>
+              <w:t>Fizioterapia</w:t>
+            </w:r>
+          </w:p>
+        </w:tc>
+        <w:tc>
+          <w:tcPr>
+            <w:tcW w:w="6285" w:type="dxa"/>
+            <w:vMerge/>
+            <w:tcBorders>
+              <w:top w:val="nil"/>
+              <w:left w:val="single" w:sz="4" w:space="0" w:color="auto"/>
+              <w:bottom w:val="single" w:sz="4" w:space="0" w:color="auto"/>
+              <w:right w:val="single" w:sz="4" w:space="0" w:color="auto"/>
+            </w:tcBorders>
+            <w:vAlign w:val="center"/>
+            <w:hideMark/>
+          </w:tcPr>
+          <w:p>
+            <w:pPr>
+              <w:spacing w:after="0" w:line="240" w:lineRule="auto"/>
+              <w:rPr>
+                <w:rFonts w:ascii="Montserrat" w:eastAsia="Times New Roman" w:hAnsi="Montserrat" w:cs="Calibri"/>
+                <w:color w:val="000000"/>
+                <w:kern w:val="0"/>
+                <w:sz w:val="20"/>
+                <w:szCs w:val="16"/>
+                <w14:ligatures w14:val="none"/>
+              </w:rPr>
+            </w:pPr>
+          </w:p>
+        </w:tc>
+      </w:tr>
+      <w:tr>
+        <w:trPr>
+          <w:trHeight w:val="20"/>
+        </w:trPr>
+        <w:tc>
+          <w:tcPr>
+            <w:tcW w:w="4420" w:type="dxa"/>
+            <w:tcBorders>
+              <w:top w:val="nil"/>
+              <w:left w:val="single" w:sz="4" w:space="0" w:color="auto"/>
+              <w:bottom w:val="single" w:sz="4" w:space="0" w:color="auto"/>
+              <w:right w:val="single" w:sz="4" w:space="0" w:color="auto"/>
+            </w:tcBorders>
+            <w:noWrap/>
+            <w:vAlign w:val="center"/>
+            <w:hideMark/>
+          </w:tcPr>
+          <w:p>
+            <w:pPr>
+              <w:spacing w:after="0" w:line="240" w:lineRule="auto"/>
+              <w:ind w:firstLineChars="100" w:firstLine="200"/>
+              <w:rPr>
+                <w:rFonts w:ascii="Montserrat" w:eastAsia="Times New Roman" w:hAnsi="Montserrat" w:cs="Calibri"/>
+                <w:color w:val="000000"/>
+                <w:kern w:val="0"/>
+                <w:sz w:val="20"/>
+                <w:szCs w:val="16"/>
+                <w14:ligatures w14:val="none"/>
+              </w:rPr>
+            </w:pPr>
+            <w:r>
+              <w:rPr>
+                <w:rFonts w:ascii="Montserrat" w:eastAsia="Times New Roman" w:hAnsi="Montserrat" w:cs="Calibri"/>
+                <w:color w:val="000000"/>
+                <w:kern w:val="0"/>
+                <w:sz w:val="20"/>
+                <w:szCs w:val="16"/>
+                <w14:ligatures w14:val="none"/>
+              </w:rPr>
+              <w:t>Autoambulanca brenda dhe jashtë Kosovës</w:t>
+            </w:r>
+          </w:p>
+        </w:tc>
+        <w:tc>
+          <w:tcPr>
+            <w:tcW w:w="6285" w:type="dxa"/>
+            <w:tcBorders>
+              <w:top w:val="nil"/>
+              <w:left w:val="nil"/>
+              <w:bottom w:val="single" w:sz="4" w:space="0" w:color="auto"/>
+              <w:right w:val="single" w:sz="4" w:space="0" w:color="auto"/>
+            </w:tcBorders>
+            <w:noWrap/>
+            <w:vAlign w:val="center"/>
+            <w:hideMark/>
+          </w:tcPr>
+          <w:p>
+            <w:pPr>
+              <w:spacing w:after="0" w:line="240" w:lineRule="auto"/>
+              <w:jc w:val="center"/>
+              <w:rPr>
+                <w:rFonts w:ascii="Montserrat" w:eastAsia="Times New Roman" w:hAnsi="Montserrat" w:cs="Calibri"/>
+                <w:color w:val="000000"/>
+                <w:kern w:val="0"/>
+                <w:sz w:val="20"/>
+                <w:szCs w:val="16"/>
+                <w14:ligatures w14:val="none"/>
+              </w:rPr>
+            </w:pPr>
+            <w:r>
+              <w:rPr>
+                <w:rFonts w:ascii="Montserrat" w:eastAsia="Times New Roman" w:hAnsi="Montserrat" w:cs="Calibri"/>
+                <w:color w:val="000000"/>
+                <w:kern w:val="0"/>
+                <w:sz w:val="20"/>
+                <w:szCs w:val="16"/>
+                <w14:ligatures w14:val="none"/>
+              </w:rPr>
+              <w:t>100% deri në € 50</w:t>
+            </w:r>
+          </w:p>
+        </w:tc>
+      </w:tr>
+      <w:tr>
+        <w:trPr>
+          <w:trHeight w:val="20"/>
+        </w:trPr>
+        <w:tc>
+          <w:tcPr>
+            <w:tcW w:w="4420" w:type="dxa"/>
+            <w:tcBorders>
+              <w:top w:val="nil"/>
+              <w:left w:val="single" w:sz="4" w:space="0" w:color="auto"/>
+              <w:bottom w:val="single" w:sz="4" w:space="0" w:color="auto"/>
+              <w:right w:val="single" w:sz="4" w:space="0" w:color="auto"/>
+            </w:tcBorders>
+            <w:noWrap/>
+            <w:vAlign w:val="center"/>
+            <w:hideMark/>
+          </w:tcPr>
+          <w:p>
+            <w:pPr>
+              <w:spacing w:after="0" w:line="240" w:lineRule="auto"/>
+              <w:ind w:firstLineChars="100" w:firstLine="200"/>
+              <w:rPr>
+                <w:rFonts w:ascii="Montserrat" w:eastAsia="Times New Roman" w:hAnsi="Montserrat" w:cs="Calibri"/>
+                <w:color w:val="000000"/>
+                <w:kern w:val="0"/>
+                <w:sz w:val="20"/>
+                <w:szCs w:val="16"/>
+                <w14:ligatures w14:val="none"/>
+              </w:rPr>
+            </w:pPr>
+            <w:r>
+              <w:rPr>
+                <w:rFonts w:ascii="Montserrat" w:eastAsia="Times New Roman" w:hAnsi="Montserrat" w:cs="Calibri"/>
+                <w:color w:val="000000"/>
+                <w:kern w:val="0"/>
+                <w:sz w:val="20"/>
+                <w:szCs w:val="16"/>
+                <w14:ligatures w14:val="none"/>
+              </w:rPr>
+              <w:t>Shpenzimet e mjekimit si pasojë e aksidentit</w:t>
+            </w:r>
+          </w:p>
+        </w:tc>
+        <w:tc>
+          <w:tcPr>
+            <w:tcW w:w="6285" w:type="dxa"/>
+            <w:tcBorders>
+              <w:top w:val="nil"/>
+              <w:left w:val="nil"/>
+              <w:bottom w:val="single" w:sz="4" w:space="0" w:color="auto"/>
+              <w:right w:val="single" w:sz="4" w:space="0" w:color="auto"/>
+            </w:tcBorders>
+            <w:noWrap/>
+            <w:vAlign w:val="center"/>
+            <w:hideMark/>
+          </w:tcPr>
+          <w:p>
+            <w:pPr>
+              <w:spacing w:after="0" w:line="240" w:lineRule="auto"/>
+              <w:jc w:val="center"/>
+              <w:rPr>
+                <w:rFonts w:ascii="Montserrat" w:eastAsia="Times New Roman" w:hAnsi="Montserrat" w:cs="Calibri"/>
+                <w:color w:val="000000"/>
+                <w:kern w:val="0"/>
+                <w:sz w:val="20"/>
+                <w:szCs w:val="16"/>
+                <w14:ligatures w14:val="none"/>
+              </w:rPr>
+            </w:pPr>
+            <w:r>
+              <w:rPr>
+                <w:rFonts w:ascii="Montserrat" w:eastAsia="Times New Roman" w:hAnsi="Montserrat" w:cs="Calibri"/>
+                <w:color w:val="000000"/>
+                <w:kern w:val="0"/>
+                <w:sz w:val="20"/>
+                <w:szCs w:val="16"/>
+                <w14:ligatures w14:val="none"/>
+              </w:rPr>
+              <w:t>100% deri në € 5.000</w:t>
+            </w:r>
+          </w:p>
+        </w:tc>
+      </w:tr>
+      <w:tr>
+        <w:trPr>
+          <w:trHeight w:val="20"/>
+        </w:trPr>
+        <w:tc>
+          <w:tcPr>
+            <w:tcW w:w="4420" w:type="dxa"/>
+            <w:tcBorders>
+              <w:top w:val="nil"/>
+              <w:left w:val="single" w:sz="4" w:space="0" w:color="auto"/>
+              <w:bottom w:val="single" w:sz="4" w:space="0" w:color="auto"/>
+              <w:right w:val="single" w:sz="4" w:space="0" w:color="auto"/>
+            </w:tcBorders>
+            <w:noWrap/>
+            <w:vAlign w:val="center"/>
+            <w:hideMark/>
+          </w:tcPr>
+          <w:p>
+            <w:pPr>
+              <w:spacing w:after="0" w:line="240" w:lineRule="auto"/>
+              <w:ind w:firstLineChars="100" w:firstLine="200"/>
+              <w:rPr>
+                <w:rFonts w:ascii="Montserrat" w:eastAsia="Times New Roman" w:hAnsi="Montserrat" w:cs="Calibri"/>
+                <w:color w:val="000000"/>
+                <w:kern w:val="0"/>
+                <w:sz w:val="20"/>
+                <w:szCs w:val="16"/>
+                <w14:ligatures w14:val="none"/>
+              </w:rPr>
+            </w:pPr>
+            <w:r>
+              <w:rPr>
+                <w:rFonts w:ascii="Montserrat" w:eastAsia="Times New Roman" w:hAnsi="Montserrat" w:cs="Calibri"/>
+                <w:color w:val="000000"/>
+                <w:kern w:val="0"/>
+                <w:sz w:val="20"/>
+                <w:szCs w:val="16"/>
+                <w14:ligatures w14:val="none"/>
+              </w:rPr>
+              <w:t>Trajtimet onkologjike</w:t>
+            </w:r>
+          </w:p>
+        </w:tc>
+        <w:tc>
+          <w:tcPr>
+            <w:tcW w:w="6285" w:type="dxa"/>
+            <w:tcBorders>
+              <w:top w:val="nil"/>
+              <w:left w:val="nil"/>
+              <w:bottom w:val="single" w:sz="4" w:space="0" w:color="auto"/>
+              <w:right w:val="single" w:sz="4" w:space="0" w:color="auto"/>
+            </w:tcBorders>
+            <w:noWrap/>
+            <w:vAlign w:val="center"/>
+            <w:hideMark/>
+          </w:tcPr>
+          <w:p>
+            <w:pPr>
+              <w:spacing w:after="0" w:line="240" w:lineRule="auto"/>
+              <w:jc w:val="center"/>
+              <w:rPr>
+                <w:rFonts w:ascii="Montserrat" w:eastAsia="Times New Roman" w:hAnsi="Montserrat" w:cs="Calibri"/>
+                <w:color w:val="000000"/>
+                <w:kern w:val="0"/>
+                <w:sz w:val="20"/>
+                <w:szCs w:val="16"/>
+                <w14:ligatures w14:val="none"/>
+              </w:rPr>
+            </w:pPr>
+            <w:r>
+              <w:rPr>
+                <w:rFonts w:ascii="Montserrat" w:eastAsia="Times New Roman" w:hAnsi="Montserrat" w:cs="Calibri"/>
+                <w:color w:val="000000"/>
+                <w:kern w:val="0"/>
+                <w:sz w:val="20"/>
+                <w:szCs w:val="16"/>
+                <w14:ligatures w14:val="none"/>
+              </w:rPr>
+              <w:t>100% deri në € 5.000</w:t>
+            </w:r>
+          </w:p>
+        </w:tc>
+      </w:tr>
+      <w:tr>
+        <w:trPr>
+          <w:trHeight w:val="20"/>
+        </w:trPr>
+        <w:tc>
+          <w:tcPr>
+            <w:tcW w:w="4420" w:type="dxa"/>
+            <w:tcBorders>
+              <w:top w:val="nil"/>
+              <w:left w:val="single" w:sz="4" w:space="0" w:color="auto"/>
+              <w:bottom w:val="single" w:sz="4" w:space="0" w:color="auto"/>
+              <w:right w:val="single" w:sz="4" w:space="0" w:color="auto"/>
+            </w:tcBorders>
+            <w:shd w:val="clear" w:color="000000" w:fill="E3EBF8"/>
+            <w:noWrap/>
+            <w:vAlign w:val="center"/>
+            <w:hideMark/>
+          </w:tcPr>
+          <w:p>
+            <w:pPr>
+              <w:spacing w:after="0" w:line="240" w:lineRule="auto"/>
+              <w:ind w:firstLineChars="100" w:firstLine="201"/>
+              <w:rPr>
+                <w:rFonts w:ascii="Montserrat" w:eastAsia="Times New Roman" w:hAnsi="Montserrat" w:cs="Calibri"/>
+                <w:b/>
+                <w:bCs/>
+                <w:color w:val="007EC5"/>
+                <w:kern w:val="0"/>
+                <w:sz w:val="20"/>
+                <w:szCs w:val="16"/>
+                <w14:ligatures w14:val="none"/>
+              </w:rPr>
+            </w:pPr>
+            <w:r>
+              <w:rPr>
+                <w:rFonts w:ascii="Montserrat" w:eastAsia="Times New Roman" w:hAnsi="Montserrat" w:cs="Calibri"/>
+                <w:b/>
+                <w:bCs/>
+                <w:color w:val="007EC5"/>
+                <w:kern w:val="0"/>
+                <w:sz w:val="20"/>
+                <w:szCs w:val="16"/>
+                <w14:ligatures w14:val="none"/>
+              </w:rPr>
+              <w:t xml:space="preserve">Primet mujore </w:t>
+            </w:r>
+          </w:p>
+        </w:tc>
+        <w:tc>
+          <w:tcPr>
+            <w:tcW w:w="6285" w:type="dxa"/>
+            <w:tcBorders>
+              <w:top w:val="nil"/>
+              <w:left w:val="nil"/>
+              <w:bottom w:val="single" w:sz="4" w:space="0" w:color="auto"/>
+              <w:right w:val="single" w:sz="4" w:space="0" w:color="auto"/>
+            </w:tcBorders>
+            <w:shd w:val="clear" w:color="000000" w:fill="E3EBF8"/>
+            <w:noWrap/>
+            <w:vAlign w:val="center"/>
+            <w:hideMark/>
+          </w:tcPr>
+          <w:p>
+            <w:pPr>
+              <w:spacing w:after="0" w:line="240" w:lineRule="auto"/>
+              <w:jc w:val="center"/>
+              <w:rPr>
+                <w:rFonts w:ascii="Montserrat" w:eastAsia="Times New Roman" w:hAnsi="Montserrat" w:cs="Calibri"/>
+                <w:b/>
+                <w:bCs/>
+                <w:color w:val="007EC5"/>
+                <w:kern w:val="0"/>
+                <w:sz w:val="20"/>
+                <w:szCs w:val="16"/>
+                <w14:ligatures w14:val="none"/>
+              </w:rPr>
+            </w:pPr>
+            <w:r>
+              <w:rPr>
+                <w:rFonts w:ascii="Montserrat" w:eastAsia="Times New Roman" w:hAnsi="Montserrat" w:cs="Calibri"/>
+                <w:b/>
+                <w:bCs/>
+                <w:color w:val="007EC5"/>
+                <w:kern w:val="0"/>
+                <w:sz w:val="20"/>
+                <w:szCs w:val="16"/>
+                <w14:ligatures w14:val="none"/>
+              </w:rPr>
+              <w:t>Bazë</w:t>
+            </w:r>
+          </w:p>
+        </w:tc>
+      </w:tr>
+      <w:tr>
+        <w:trPr>
+          <w:trHeight w:val="20"/>
+        </w:trPr>
+        <w:tc>
+          <w:tcPr>
+            <w:tcW w:w="4420" w:type="dxa"/>
+            <w:tcBorders>
+              <w:top w:val="nil"/>
+              <w:left w:val="single" w:sz="4" w:space="0" w:color="auto"/>
+              <w:bottom w:val="single" w:sz="4" w:space="0" w:color="auto"/>
+              <w:right w:val="single" w:sz="4" w:space="0" w:color="auto"/>
+            </w:tcBorders>
+            <w:noWrap/>
+            <w:vAlign w:val="center"/>
+            <w:hideMark/>
+          </w:tcPr>
+          <w:p>
+            <w:pPr>
+              <w:spacing w:after="0" w:line="240" w:lineRule="auto"/>
+              <w:ind w:firstLineChars="100" w:firstLine="200"/>
+              <w:rPr>
+                <w:rFonts w:ascii="Montserrat" w:eastAsia="Times New Roman" w:hAnsi="Montserrat" w:cs="Calibri"/>
+                <w:color w:val="000000"/>
+                <w:kern w:val="0"/>
+                <w:sz w:val="20"/>
+                <w:szCs w:val="16"/>
+                <w14:ligatures w14:val="none"/>
+              </w:rPr>
+            </w:pPr>
+            <w:r>
+              <w:rPr>
+                <w:rFonts w:ascii="Montserrat" w:eastAsia="Times New Roman" w:hAnsi="Montserrat" w:cs="Calibri"/>
+                <w:color w:val="000000"/>
+                <w:kern w:val="0"/>
+                <w:sz w:val="20"/>
+                <w:szCs w:val="16"/>
+                <w14:ligatures w14:val="none"/>
+              </w:rPr>
+              <w:t>Primi mujor për persona mbi 18 vjeq</w:t>
+            </w:r>
+          </w:p>
+        </w:tc>
+        <w:tc>
+          <w:tcPr>
+            <w:tcW w:w="6285" w:type="dxa"/>
+            <w:tcBorders>
+              <w:top w:val="nil"/>
+              <w:left w:val="nil"/>
+              <w:bottom w:val="single" w:sz="4" w:space="0" w:color="auto"/>
+              <w:right w:val="single" w:sz="4" w:space="0" w:color="auto"/>
+            </w:tcBorders>
+            <w:noWrap/>
+            <w:vAlign w:val="center"/>
+            <w:hideMark/>
+          </w:tcPr>
+          <w:p>
+            <w:pPr>
+              <w:spacing w:after="0" w:line="240" w:lineRule="auto"/>
+              <w:jc w:val="center"/>
+              <w:rPr>
+                <w:rFonts w:ascii="Montserrat" w:eastAsia="Times New Roman" w:hAnsi="Montserrat" w:cs="Calibri"/>
+                <w:color w:val="000000"/>
+                <w:kern w:val="0"/>
+                <w:sz w:val="20"/>
+                <w:szCs w:val="16"/>
+                <w14:ligatures w14:val="none"/>
+              </w:rPr>
+            </w:pPr>
+            <w:r>
+              <w:rPr>
+                <w:rFonts w:ascii="Montserrat" w:eastAsia="Times New Roman" w:hAnsi="Montserrat" w:cs="Calibri"/>
+                <w:color w:val="000000"/>
+                <w:kern w:val="0"/>
+                <w:sz w:val="20"/>
+                <w:szCs w:val="16"/>
+                <w14:ligatures w14:val="none"/>
+              </w:rPr>
+              <w:t>€ 15,00</w:t>
+            </w:r>
+          </w:p>
+        </w:tc>
+      </w:tr>
+      <w:tr>
+        <w:trPr>
+          <w:trHeight w:val="20"/>
+        </w:trPr>
+        <w:tc>
+          <w:tcPr>
+            <w:tcW w:w="4420" w:type="dxa"/>
+            <w:tcBorders>
+              <w:top w:val="nil"/>
+              <w:left w:val="single" w:sz="4" w:space="0" w:color="auto"/>
+              <w:bottom w:val="single" w:sz="4" w:space="0" w:color="auto"/>
+              <w:right w:val="single" w:sz="4" w:space="0" w:color="auto"/>
+            </w:tcBorders>
+            <w:noWrap/>
+            <w:vAlign w:val="center"/>
+            <w:hideMark/>
+          </w:tcPr>
+          <w:p>
+            <w:pPr>
+              <w:spacing w:after="0" w:line="240" w:lineRule="auto"/>
+              <w:ind w:firstLineChars="100" w:firstLine="200"/>
+              <w:rPr>
+                <w:rFonts w:ascii="Montserrat" w:eastAsia="Times New Roman" w:hAnsi="Montserrat" w:cs="Calibri"/>
+                <w:color w:val="000000"/>
+                <w:kern w:val="0"/>
+                <w:sz w:val="20"/>
+                <w:szCs w:val="16"/>
+                <w14:ligatures w14:val="none"/>
+              </w:rPr>
+            </w:pPr>
+            <w:r>
+              <w:rPr>
+                <w:rFonts w:ascii="Montserrat" w:eastAsia="Times New Roman" w:hAnsi="Montserrat" w:cs="Calibri"/>
+                <w:color w:val="000000"/>
+                <w:kern w:val="0"/>
+                <w:sz w:val="20"/>
+                <w:szCs w:val="16"/>
+                <w14:ligatures w14:val="none"/>
+              </w:rPr>
+              <w:t>Primi mujor për fëmijë nën 18 vjeq</w:t>
+            </w:r>
+          </w:p>
+        </w:tc>
+        <w:tc>
+          <w:tcPr>
+            <w:tcW w:w="6285" w:type="dxa"/>
+            <w:tcBorders>
+              <w:top w:val="nil"/>
+              <w:left w:val="nil"/>
+              <w:bottom w:val="single" w:sz="4" w:space="0" w:color="auto"/>
+              <w:right w:val="single" w:sz="4" w:space="0" w:color="auto"/>
+            </w:tcBorders>
+            <w:noWrap/>
+            <w:vAlign w:val="center"/>
+            <w:hideMark/>
+          </w:tcPr>
+          <w:p>
+            <w:pPr>
+              <w:spacing w:after="0" w:line="240" w:lineRule="auto"/>
+              <w:jc w:val="center"/>
+              <w:rPr>
+                <w:rFonts w:ascii="Montserrat" w:eastAsia="Times New Roman" w:hAnsi="Montserrat" w:cs="Calibri"/>
+                <w:color w:val="000000"/>
+                <w:kern w:val="0"/>
+                <w:sz w:val="20"/>
+                <w:szCs w:val="16"/>
+                <w14:ligatures w14:val="none"/>
+              </w:rPr>
+            </w:pPr>
+            <w:r>
+              <w:rPr>
+                <w:rFonts w:ascii="Montserrat" w:eastAsia="Times New Roman" w:hAnsi="Montserrat" w:cs="Calibri"/>
+                <w:color w:val="000000"/>
+                <w:kern w:val="0"/>
+                <w:sz w:val="20"/>
+                <w:szCs w:val="16"/>
+                <w14:ligatures w14:val="none"/>
+              </w:rPr>
+              <w:t>€ 13,00</w:t>
+            </w:r>
+          </w:p>
+        </w:tc>
+      </w:tr>
+    </w:tbl>
+    <w:bookmarkEnd w:id="0"/>
+    <w:p>
+      <w:r>
+        <w:rPr>
+          <w:rFonts w:ascii="Montserrat" w:eastAsia="Times New Roman" w:hAnsi="Montserrat" w:cs="Calibri"/>
+          <w:kern w:val="0"/>
+          <w:sz w:val="16"/>
+          <w:szCs w:val="16"/>
+          <w14:ligatures w14:val="none"/>
+        </w:rPr>
+        <w:t xml:space="preserve">*Nëse shërbimet në kuadër të shtrimit në spital merren në spital publik pa pagesë, I siguruari do të dëmshpërblehet 50% </w:t>
+      </w:r>
+      <w:r>
+        <w:rPr>
+          <w:rFonts w:ascii="Montserrat" w:eastAsia="Times New Roman" w:hAnsi="Montserrat" w:cs="Calibri"/>
+          <w:kern w:val="0"/>
+          <w:sz w:val="16"/>
+          <w:szCs w:val="16"/>
+          <w14:ligatures w14:val="none"/>
+        </w:rPr>
+        <w:t>deri në 500€</w:t>
+      </w:r>
+      <w:r>
+        <w:rPr>
+          <w:rFonts w:ascii="Montserrat" w:eastAsia="Times New Roman" w:hAnsi="Montserrat" w:cs="Calibri"/>
+          <w:kern w:val="0"/>
+          <w:sz w:val="16"/>
+          <w:szCs w:val="16"/>
+          <w14:ligatures w14:val="none"/>
+        </w:rPr>
+        <w:t xml:space="preserve"> </w:t>
+      </w:r>
+      <w:r>
+        <w:rPr>
+          <w:rFonts w:ascii="Montserrat" w:eastAsia="Times New Roman" w:hAnsi="Montserrat" w:cs="Calibri"/>
+          <w:kern w:val="0"/>
+          <w:sz w:val="16"/>
+          <w:szCs w:val="16"/>
+          <w14:ligatures w14:val="none"/>
+        </w:rPr>
+        <w:t xml:space="preserve">të shpenzimeve sikur shërbimet </w:t>
+      </w:r>
+      <w:r>
+        <w:rPr>
+          <w:rFonts w:ascii="Montserrat" w:eastAsia="Times New Roman" w:hAnsi="Montserrat" w:cs="Calibri"/>
+          <w:kern w:val="0"/>
+          <w:sz w:val="16"/>
+          <w:szCs w:val="16"/>
+          <w14:ligatures w14:val="none"/>
+        </w:rPr>
+        <w:t>të ishin marrë në spital privat</w:t>
+      </w:r>
+      <w:r>
+        <w:rPr>
+          <w:rFonts w:ascii="Montserrat" w:eastAsia="Times New Roman" w:hAnsi="Montserrat" w:cs="Calibri"/>
+          <w:kern w:val="0"/>
+          <w:sz w:val="16"/>
+          <w:szCs w:val="16"/>
+          <w14:ligatures w14:val="none"/>
+        </w:rPr>
+        <w:br/>
+      </w:r>
+      <w:bookmarkStart w:id="1" w:name="_GoBack"/>
+      <w:bookmarkEnd w:id="1"/>
+    </w:p>
+    <w:p>
+      <w:pPr>
+        <w:rPr>
+          <w:sz w:val="20"/>
+          <w:szCs w:val="20"/>
+        </w:rPr>
+      </w:pPr>
+      <w:r>
+        <w:rPr>
+          <w:sz w:val="20"/>
+          <w:szCs w:val="20"/>
+        </w:rPr>
+        <w:br/>
+      </w:r>
+      <w:bookmarkStart w:id="2" w:name="_Hlk212550671"/>
+      <w:bookmarkEnd w:id="2"/>
+    </w:p>
+    <w:p>
+      <w:r>
+        <w:br w:type="page"/>
+      </w:r>
+    </w:p>
+    <w:tbl>
+      <w:tblPr>
+        <w:tblW w:w="10345" w:type="dxa"/>
+        <w:tblLook w:val="04A0" w:firstRow="1" w:lastRow="0" w:firstColumn="1" w:lastColumn="0" w:noHBand="0" w:noVBand="1"/>
+      </w:tblPr>
+      <w:tblGrid>
+        <w:gridCol w:w="4420"/>
+        <w:gridCol w:w="5925"/>
+      </w:tblGrid>
+      <w:tr>
+        <w:trPr>
+          <w:trHeight w:val="20"/>
+        </w:trPr>
+        <w:tc>
+          <w:tcPr>
+            <w:tcW w:w="4420" w:type="dxa"/>
+            <w:tcBorders>
+              <w:top w:val="single" w:sz="4" w:space="0" w:color="auto"/>
+              <w:left w:val="single" w:sz="4" w:space="0" w:color="auto"/>
+              <w:bottom w:val="single" w:sz="4" w:space="0" w:color="auto"/>
+              <w:right w:val="single" w:sz="4" w:space="0" w:color="auto"/>
+            </w:tcBorders>
+            <w:shd w:val="clear" w:color="000000" w:fill="E3EBF8"/>
+            <w:noWrap/>
+            <w:vAlign w:val="center"/>
+            <w:hideMark/>
+          </w:tcPr>
+          <w:p>
+            <w:pPr>
+              <w:spacing w:after="0" w:line="240" w:lineRule="auto"/>
+              <w:rPr>
+                <w:rFonts w:ascii="Montserrat" w:eastAsia="Times New Roman" w:hAnsi="Montserrat" w:cs="Calibri"/>
+                <w:b/>
+                <w:bCs/>
+                <w:color w:val="007EC5"/>
+                <w:kern w:val="0"/>
+                <w:sz w:val="20"/>
+                <w:szCs w:val="16"/>
+                <w14:ligatures w14:val="none"/>
+              </w:rPr>
+            </w:pPr>
+            <w:bookmarkStart w:id="0" w:name="_Hlk212550671"/>
+            <w:r>
+              <w:rPr>
+                <w:rFonts w:ascii="Montserrat" w:eastAsia="Times New Roman" w:hAnsi="Montserrat" w:cs="Calibri"/>
+                <w:b/>
+                <w:bCs/>
+                <w:color w:val="007EC5"/>
+                <w:kern w:val="0"/>
+                <w:sz w:val="20"/>
+                <w:szCs w:val="16"/>
+                <w14:ligatures w14:val="none"/>
+              </w:rPr>
+              <w:t>Pako</w:t>
+            </w:r>
+          </w:p>
+        </w:tc>
+        <w:tc>
+          <w:tcPr>
+            <w:tcW w:w="5925" w:type="dxa"/>
+            <w:tcBorders>
+              <w:top w:val="single" w:sz="4" w:space="0" w:color="auto"/>
+              <w:left w:val="nil"/>
+              <w:bottom w:val="single" w:sz="4" w:space="0" w:color="auto"/>
+              <w:right w:val="single" w:sz="4" w:space="0" w:color="auto"/>
+            </w:tcBorders>
+            <w:shd w:val="clear" w:color="000000" w:fill="E3EBF8"/>
+            <w:noWrap/>
+            <w:vAlign w:val="center"/>
+            <w:hideMark/>
+          </w:tcPr>
+          <w:p>
+            <w:pPr>
+              <w:spacing w:after="0" w:line="240" w:lineRule="auto"/>
+              <w:jc w:val="center"/>
+              <w:rPr>
+                <w:rFonts w:ascii="Montserrat" w:eastAsia="Times New Roman" w:hAnsi="Montserrat" w:cs="Calibri"/>
+                <w:b/>
+                <w:bCs/>
+                <w:color w:val="007EC5"/>
+                <w:kern w:val="0"/>
+                <w:sz w:val="20"/>
+                <w:szCs w:val="16"/>
+                <w14:ligatures w14:val="none"/>
+              </w:rPr>
+            </w:pPr>
+            <w:r>
+              <w:rPr>
+                <w:rFonts w:ascii="Montserrat" w:eastAsia="Times New Roman" w:hAnsi="Montserrat" w:cs="Calibri"/>
+                <w:b/>
+                <w:bCs/>
+                <w:color w:val="007EC5"/>
+                <w:kern w:val="0"/>
+                <w:sz w:val="20"/>
+                <w:szCs w:val="16"/>
+                <w14:ligatures w14:val="none"/>
+              </w:rPr>
+              <w:t>Gold</w:t>
+            </w:r>
+          </w:p>
+        </w:tc>
+      </w:tr>
+      <w:tr>
+        <w:trPr>
+          <w:trHeight w:val="20"/>
+        </w:trPr>
+        <w:tc>
+          <w:tcPr>
+            <w:tcW w:w="4420" w:type="dxa"/>
+            <w:tcBorders>
+              <w:top w:val="nil"/>
+              <w:left w:val="single" w:sz="4" w:space="0" w:color="auto"/>
+              <w:bottom w:val="single" w:sz="4" w:space="0" w:color="auto"/>
+              <w:right w:val="single" w:sz="4" w:space="0" w:color="auto"/>
+            </w:tcBorders>
+            <w:noWrap/>
+            <w:vAlign w:val="center"/>
+            <w:hideMark/>
+          </w:tcPr>
+          <w:p>
+            <w:pPr>
+              <w:spacing w:after="0" w:line="240" w:lineRule="auto"/>
+              <w:ind w:firstLineChars="100" w:firstLine="201"/>
+              <w:rPr>
+                <w:rFonts w:ascii="Montserrat" w:eastAsia="Times New Roman" w:hAnsi="Montserrat" w:cs="Calibri"/>
+                <w:b/>
+                <w:bCs/>
+                <w:color w:val="000000"/>
+                <w:kern w:val="0"/>
+                <w:sz w:val="20"/>
+                <w:szCs w:val="16"/>
+                <w14:ligatures w14:val="none"/>
+              </w:rPr>
+            </w:pPr>
+            <w:r>
+              <w:rPr>
+                <w:rFonts w:ascii="Montserrat" w:eastAsia="Times New Roman" w:hAnsi="Montserrat" w:cs="Calibri"/>
+                <w:b/>
+                <w:bCs/>
+                <w:color w:val="000000"/>
+                <w:kern w:val="0"/>
+                <w:sz w:val="20"/>
+                <w:szCs w:val="16"/>
+                <w14:ligatures w14:val="none"/>
+              </w:rPr>
+              <w:t>Zona e mbuluar</w:t>
+            </w:r>
+          </w:p>
+        </w:tc>
+        <w:tc>
+          <w:tcPr>
+            <w:tcW w:w="5925" w:type="dxa"/>
+            <w:tcBorders>
+              <w:top w:val="single" w:sz="4" w:space="0" w:color="auto"/>
+              <w:left w:val="nil"/>
+              <w:bottom w:val="single" w:sz="4" w:space="0" w:color="auto"/>
+              <w:right w:val="single" w:sz="4" w:space="0" w:color="auto"/>
+            </w:tcBorders>
+            <w:vAlign w:val="center"/>
+            <w:hideMark/>
+          </w:tcPr>
+          <w:p>
+            <w:pPr>
+              <w:spacing w:after="0" w:line="240" w:lineRule="auto"/>
+              <w:jc w:val="center"/>
+              <w:rPr>
+                <w:rFonts w:ascii="Montserrat" w:eastAsia="Times New Roman" w:hAnsi="Montserrat" w:cs="Calibri"/>
+                <w:color w:val="000000"/>
+                <w:kern w:val="0"/>
+                <w:sz w:val="20"/>
+                <w:szCs w:val="16"/>
+                <w14:ligatures w14:val="none"/>
+              </w:rPr>
+            </w:pPr>
+            <w:r>
+              <w:rPr>
+                <w:rFonts w:ascii="Montserrat" w:hAnsi="Montserrat" w:cs="Calibri"/>
+                <w:color w:val="000000"/>
+                <w:sz w:val="20"/>
+                <w:szCs w:val="16"/>
+              </w:rPr>
+              <w:t>Gjithe bota perjashtuar SHBA, Kanada dhe Zvicra</w:t>
+            </w:r>
+          </w:p>
+        </w:tc>
+      </w:tr>
+      <w:tr>
+        <w:trPr>
+          <w:trHeight w:val="20"/>
+        </w:trPr>
+        <w:tc>
+          <w:tcPr>
+            <w:tcW w:w="4420" w:type="dxa"/>
+            <w:tcBorders>
+              <w:top w:val="nil"/>
+              <w:left w:val="single" w:sz="4" w:space="0" w:color="auto"/>
+              <w:bottom w:val="single" w:sz="4" w:space="0" w:color="auto"/>
+              <w:right w:val="single" w:sz="4" w:space="0" w:color="auto"/>
+            </w:tcBorders>
+            <w:noWrap/>
+            <w:vAlign w:val="center"/>
+            <w:hideMark/>
+          </w:tcPr>
+          <w:p>
+            <w:pPr>
+              <w:spacing w:after="0" w:line="240" w:lineRule="auto"/>
+              <w:ind w:firstLineChars="100" w:firstLine="201"/>
+              <w:rPr>
+                <w:rFonts w:ascii="Montserrat" w:eastAsia="Times New Roman" w:hAnsi="Montserrat" w:cs="Calibri"/>
+                <w:b/>
+                <w:bCs/>
+                <w:color w:val="000000"/>
+                <w:kern w:val="0"/>
+                <w:sz w:val="20"/>
+                <w:szCs w:val="16"/>
+                <w14:ligatures w14:val="none"/>
+              </w:rPr>
+            </w:pPr>
+            <w:r>
+              <w:rPr>
+                <w:rFonts w:ascii="Montserrat" w:eastAsia="Times New Roman" w:hAnsi="Montserrat" w:cs="Calibri"/>
+                <w:b/>
+                <w:bCs/>
+                <w:color w:val="000000"/>
+                <w:kern w:val="0"/>
+                <w:sz w:val="20"/>
+                <w:szCs w:val="16"/>
+                <w14:ligatures w14:val="none"/>
+              </w:rPr>
+              <w:t>Shuma e Siguruar</w:t>
+            </w:r>
+          </w:p>
+        </w:tc>
+        <w:tc>
+          <w:tcPr>
+            <w:tcW w:w="5925" w:type="dxa"/>
+            <w:tcBorders>
+              <w:top w:val="nil"/>
+              <w:left w:val="nil"/>
+              <w:bottom w:val="single" w:sz="4" w:space="0" w:color="auto"/>
+              <w:right w:val="single" w:sz="4" w:space="0" w:color="auto"/>
+            </w:tcBorders>
+            <w:noWrap/>
+            <w:vAlign w:val="center"/>
+            <w:hideMark/>
+          </w:tcPr>
+          <w:p>
+            <w:pPr>
+              <w:spacing w:after="0" w:line="240" w:lineRule="auto"/>
+              <w:jc w:val="center"/>
+              <w:rPr>
+                <w:rFonts w:ascii="Montserrat" w:eastAsia="Times New Roman" w:hAnsi="Montserrat" w:cs="Calibri"/>
+                <w:color w:val="000000"/>
+                <w:kern w:val="0"/>
+                <w:sz w:val="20"/>
+                <w:szCs w:val="16"/>
+                <w14:ligatures w14:val="none"/>
+              </w:rPr>
+            </w:pPr>
+            <w:r>
+              <w:rPr>
+                <w:rFonts w:ascii="Montserrat" w:hAnsi="Montserrat" w:cs="Calibri"/>
+                <w:color w:val="000000"/>
+                <w:sz w:val="20"/>
+                <w:szCs w:val="16"/>
+              </w:rPr>
+              <w:t>€ 200,000</w:t>
+            </w:r>
+          </w:p>
+        </w:tc>
+      </w:tr>
+      <w:tr>
+        <w:trPr>
+          <w:trHeight w:val="20"/>
+        </w:trPr>
+        <w:tc>
+          <w:tcPr>
+            <w:tcW w:w="4420" w:type="dxa"/>
+            <w:tcBorders>
+              <w:top w:val="nil"/>
+              <w:left w:val="single" w:sz="4" w:space="0" w:color="auto"/>
+              <w:bottom w:val="single" w:sz="4" w:space="0" w:color="auto"/>
+              <w:right w:val="nil"/>
+            </w:tcBorders>
+            <w:shd w:val="clear" w:color="000000" w:fill="E3EBF8"/>
+            <w:noWrap/>
+            <w:vAlign w:val="center"/>
+            <w:hideMark/>
+          </w:tcPr>
+          <w:p>
+            <w:pPr>
+              <w:spacing w:after="0" w:line="240" w:lineRule="auto"/>
+              <w:ind w:firstLineChars="100" w:firstLine="201"/>
+              <w:rPr>
+                <w:rFonts w:ascii="Montserrat" w:eastAsia="Times New Roman" w:hAnsi="Montserrat" w:cs="Calibri"/>
+                <w:b/>
+                <w:bCs/>
+                <w:color w:val="007EC5"/>
+                <w:kern w:val="0"/>
+                <w:sz w:val="20"/>
+                <w:szCs w:val="16"/>
+                <w14:ligatures w14:val="none"/>
+              </w:rPr>
+            </w:pPr>
+            <w:r>
+              <w:rPr>
+                <w:rFonts w:ascii="Montserrat" w:eastAsia="Times New Roman" w:hAnsi="Montserrat" w:cs="Calibri"/>
+                <w:b/>
+                <w:bCs/>
+                <w:color w:val="007EC5"/>
+                <w:kern w:val="0"/>
+                <w:sz w:val="20"/>
+                <w:szCs w:val="16"/>
+                <w14:ligatures w14:val="none"/>
+              </w:rPr>
+              <w:t xml:space="preserve">Trajtimet Mjekësore Hospitalore </w:t>
+            </w:r>
+            <w:r>
+              <w:rPr>
+                <w:rFonts w:ascii="Montserrat" w:eastAsia="Times New Roman" w:hAnsi="Montserrat" w:cs="Calibri"/>
+                <w:color w:val="007EC5"/>
+                <w:kern w:val="0"/>
+                <w:sz w:val="20"/>
+                <w:szCs w:val="16"/>
+                <w14:ligatures w14:val="none"/>
+              </w:rPr>
+              <w:t>(dhomë gjysëmprivate)</w:t>
+            </w:r>
+          </w:p>
+        </w:tc>
+        <w:tc>
+          <w:tcPr>
+            <w:tcW w:w="5925" w:type="dxa"/>
+            <w:tcBorders>
+              <w:top w:val="single" w:sz="4" w:space="0" w:color="auto"/>
+              <w:left w:val="nil"/>
+              <w:bottom w:val="single" w:sz="4" w:space="0" w:color="auto"/>
+              <w:right w:val="single" w:sz="4" w:space="0" w:color="auto"/>
+            </w:tcBorders>
+            <w:shd w:val="clear" w:color="000000" w:fill="E3EBF8"/>
+            <w:noWrap/>
+            <w:vAlign w:val="center"/>
+            <w:hideMark/>
+          </w:tcPr>
+          <w:p>
+            <w:pPr>
+              <w:spacing w:after="0" w:line="240" w:lineRule="auto"/>
+              <w:rPr>
+                <w:rFonts w:ascii="Montserrat" w:eastAsia="Times New Roman" w:hAnsi="Montserrat" w:cs="Calibri"/>
+                <w:b/>
+                <w:bCs/>
+                <w:color w:val="007EC5"/>
+                <w:kern w:val="0"/>
+                <w:sz w:val="20"/>
+                <w:szCs w:val="16"/>
+                <w14:ligatures w14:val="none"/>
+              </w:rPr>
+            </w:pPr>
+            <w:r>
+              <w:rPr>
+                <w:rFonts w:ascii="Montserrat" w:eastAsia="Times New Roman" w:hAnsi="Montserrat" w:cs="Calibri"/>
+                <w:b/>
+                <w:bCs/>
+                <w:color w:val="007EC5"/>
+                <w:kern w:val="0"/>
+                <w:sz w:val="20"/>
+                <w:szCs w:val="16"/>
+                <w14:ligatures w14:val="none"/>
+              </w:rPr>
+              <w:t> </w:t>
+            </w:r>
+          </w:p>
+        </w:tc>
+      </w:tr>
+      <w:tr>
+        <w:trPr>
+          <w:trHeight w:val="20"/>
+        </w:trPr>
+        <w:tc>
+          <w:tcPr>
+            <w:tcW w:w="4420" w:type="dxa"/>
+            <w:tcBorders>
+              <w:top w:val="nil"/>
+              <w:left w:val="single" w:sz="4" w:space="0" w:color="auto"/>
+              <w:bottom w:val="single" w:sz="4" w:space="0" w:color="auto"/>
+              <w:right w:val="single" w:sz="4" w:space="0" w:color="auto"/>
+            </w:tcBorders>
+            <w:noWrap/>
+            <w:vAlign w:val="center"/>
+            <w:hideMark/>
+          </w:tcPr>
+          <w:p>
+            <w:pPr>
+              <w:spacing w:after="0" w:line="240" w:lineRule="auto"/>
+              <w:ind w:firstLineChars="100" w:firstLine="200"/>
+              <w:rPr>
+                <w:rFonts w:ascii="Montserrat" w:eastAsia="Times New Roman" w:hAnsi="Montserrat" w:cs="Calibri"/>
+                <w:color w:val="000000"/>
+                <w:kern w:val="0"/>
+                <w:sz w:val="20"/>
+                <w:szCs w:val="16"/>
+                <w14:ligatures w14:val="none"/>
+              </w:rPr>
+            </w:pPr>
+            <w:r>
+              <w:rPr>
+                <w:rFonts w:ascii="Montserrat" w:eastAsia="Times New Roman" w:hAnsi="Montserrat" w:cs="Calibri"/>
+                <w:color w:val="000000"/>
+                <w:kern w:val="0"/>
+                <w:sz w:val="20"/>
+                <w:szCs w:val="16"/>
+                <w14:ligatures w14:val="none"/>
+              </w:rPr>
+              <w:t>Shpenzimet për mjekun e përgjithshëm</w:t>
+            </w:r>
+          </w:p>
+        </w:tc>
+        <w:tc>
+          <w:tcPr>
+            <w:tcW w:w="5925" w:type="dxa"/>
+            <w:vMerge w:val="restart"/>
+            <w:tcBorders>
+              <w:top w:val="nil"/>
+              <w:left w:val="single" w:sz="4" w:space="0" w:color="auto"/>
+              <w:bottom w:val="single" w:sz="4" w:space="0" w:color="auto"/>
+              <w:right w:val="single" w:sz="4" w:space="0" w:color="auto"/>
+            </w:tcBorders>
+            <w:noWrap/>
+            <w:vAlign w:val="center"/>
+            <w:hideMark/>
+          </w:tcPr>
+          <w:p>
+            <w:pPr>
+              <w:spacing w:after="0" w:line="240" w:lineRule="auto"/>
+              <w:jc w:val="center"/>
+              <w:rPr>
+                <w:rFonts w:ascii="Montserrat" w:eastAsia="Times New Roman" w:hAnsi="Montserrat" w:cs="Calibri"/>
+                <w:color w:val="000000"/>
+                <w:kern w:val="0"/>
+                <w:sz w:val="20"/>
+                <w:szCs w:val="16"/>
+                <w14:ligatures w14:val="none"/>
+              </w:rPr>
+            </w:pPr>
+            <w:r>
+              <w:rPr>
+                <w:rFonts w:ascii="Montserrat" w:eastAsia="Times New Roman" w:hAnsi="Montserrat" w:cs="Calibri"/>
+                <w:color w:val="000000"/>
+                <w:kern w:val="0"/>
+                <w:sz w:val="20"/>
+                <w:szCs w:val="16"/>
+                <w14:ligatures w14:val="none"/>
+              </w:rPr>
+              <w:t>100%</w:t>
+            </w:r>
+          </w:p>
+        </w:tc>
+      </w:tr>
+      <w:tr>
+        <w:trPr>
+          <w:trHeight w:val="20"/>
+        </w:trPr>
+        <w:tc>
+          <w:tcPr>
+            <w:tcW w:w="4420" w:type="dxa"/>
+            <w:tcBorders>
+              <w:top w:val="nil"/>
+              <w:left w:val="single" w:sz="4" w:space="0" w:color="auto"/>
+              <w:bottom w:val="single" w:sz="4" w:space="0" w:color="auto"/>
+              <w:right w:val="single" w:sz="4" w:space="0" w:color="auto"/>
+            </w:tcBorders>
+            <w:noWrap/>
+            <w:vAlign w:val="center"/>
+            <w:hideMark/>
+          </w:tcPr>
+          <w:p>
+            <w:pPr>
+              <w:spacing w:after="0" w:line="240" w:lineRule="auto"/>
+              <w:ind w:firstLineChars="100" w:firstLine="200"/>
+              <w:rPr>
+                <w:rFonts w:ascii="Montserrat" w:eastAsia="Times New Roman" w:hAnsi="Montserrat" w:cs="Calibri"/>
+                <w:color w:val="000000"/>
+                <w:kern w:val="0"/>
+                <w:sz w:val="20"/>
+                <w:szCs w:val="16"/>
+                <w14:ligatures w14:val="none"/>
+              </w:rPr>
+            </w:pPr>
+            <w:r>
+              <w:rPr>
+                <w:rFonts w:ascii="Montserrat" w:eastAsia="Times New Roman" w:hAnsi="Montserrat" w:cs="Calibri"/>
+                <w:color w:val="000000"/>
+                <w:kern w:val="0"/>
+                <w:sz w:val="20"/>
+                <w:szCs w:val="16"/>
+                <w14:ligatures w14:val="none"/>
+              </w:rPr>
+              <w:t>Shpenzimet për mjekun specialist</w:t>
+            </w:r>
+          </w:p>
+        </w:tc>
+        <w:tc>
+          <w:tcPr>
+            <w:tcW w:w="5925" w:type="dxa"/>
+            <w:vMerge/>
+            <w:tcBorders>
+              <w:top w:val="nil"/>
+              <w:left w:val="single" w:sz="4" w:space="0" w:color="auto"/>
+              <w:bottom w:val="single" w:sz="4" w:space="0" w:color="auto"/>
+              <w:right w:val="single" w:sz="4" w:space="0" w:color="auto"/>
+            </w:tcBorders>
+            <w:vAlign w:val="center"/>
+            <w:hideMark/>
+          </w:tcPr>
+          <w:p>
+            <w:pPr>
+              <w:spacing w:after="0" w:line="240" w:lineRule="auto"/>
+              <w:rPr>
+                <w:rFonts w:ascii="Montserrat" w:eastAsia="Times New Roman" w:hAnsi="Montserrat" w:cs="Calibri"/>
+                <w:color w:val="000000"/>
+                <w:kern w:val="0"/>
+                <w:sz w:val="20"/>
+                <w:szCs w:val="16"/>
+                <w14:ligatures w14:val="none"/>
+              </w:rPr>
+            </w:pPr>
+          </w:p>
+        </w:tc>
+      </w:tr>
+      <w:tr>
+        <w:trPr>
+          <w:trHeight w:val="20"/>
+        </w:trPr>
+        <w:tc>
+          <w:tcPr>
+            <w:tcW w:w="4420" w:type="dxa"/>
+            <w:tcBorders>
+              <w:top w:val="nil"/>
+              <w:left w:val="single" w:sz="4" w:space="0" w:color="auto"/>
+              <w:bottom w:val="single" w:sz="4" w:space="0" w:color="auto"/>
+              <w:right w:val="single" w:sz="4" w:space="0" w:color="auto"/>
+            </w:tcBorders>
+            <w:noWrap/>
+            <w:vAlign w:val="center"/>
+            <w:hideMark/>
+          </w:tcPr>
+          <w:p>
+            <w:pPr>
+              <w:spacing w:after="0" w:line="240" w:lineRule="auto"/>
+              <w:ind w:firstLineChars="100" w:firstLine="200"/>
+              <w:rPr>
+                <w:rFonts w:ascii="Montserrat" w:eastAsia="Times New Roman" w:hAnsi="Montserrat" w:cs="Calibri"/>
+                <w:color w:val="000000"/>
+                <w:kern w:val="0"/>
+                <w:sz w:val="20"/>
+                <w:szCs w:val="16"/>
+                <w14:ligatures w14:val="none"/>
+              </w:rPr>
+            </w:pPr>
+            <w:r>
+              <w:rPr>
+                <w:rFonts w:ascii="Montserrat" w:eastAsia="Times New Roman" w:hAnsi="Montserrat" w:cs="Calibri"/>
+                <w:color w:val="000000"/>
+                <w:kern w:val="0"/>
+                <w:sz w:val="20"/>
+                <w:szCs w:val="16"/>
+                <w14:ligatures w14:val="none"/>
+              </w:rPr>
+              <w:t>Shpenzimet për operacion</w:t>
+            </w:r>
+          </w:p>
+        </w:tc>
+        <w:tc>
+          <w:tcPr>
+            <w:tcW w:w="5925" w:type="dxa"/>
+            <w:vMerge/>
+            <w:tcBorders>
+              <w:top w:val="nil"/>
+              <w:left w:val="single" w:sz="4" w:space="0" w:color="auto"/>
+              <w:bottom w:val="single" w:sz="4" w:space="0" w:color="auto"/>
+              <w:right w:val="single" w:sz="4" w:space="0" w:color="auto"/>
+            </w:tcBorders>
+            <w:vAlign w:val="center"/>
+            <w:hideMark/>
+          </w:tcPr>
+          <w:p>
+            <w:pPr>
+              <w:spacing w:after="0" w:line="240" w:lineRule="auto"/>
+              <w:rPr>
+                <w:rFonts w:ascii="Montserrat" w:eastAsia="Times New Roman" w:hAnsi="Montserrat" w:cs="Calibri"/>
+                <w:color w:val="000000"/>
+                <w:kern w:val="0"/>
+                <w:sz w:val="20"/>
+                <w:szCs w:val="16"/>
+                <w14:ligatures w14:val="none"/>
+              </w:rPr>
+            </w:pPr>
+          </w:p>
+        </w:tc>
+      </w:tr>
+      <w:tr>
+        <w:trPr>
+          <w:trHeight w:val="20"/>
+        </w:trPr>
+        <w:tc>
+          <w:tcPr>
+            <w:tcW w:w="4420" w:type="dxa"/>
+            <w:tcBorders>
+              <w:top w:val="nil"/>
+              <w:left w:val="single" w:sz="4" w:space="0" w:color="auto"/>
+              <w:bottom w:val="single" w:sz="4" w:space="0" w:color="auto"/>
+              <w:right w:val="single" w:sz="4" w:space="0" w:color="auto"/>
+            </w:tcBorders>
+            <w:noWrap/>
+            <w:vAlign w:val="center"/>
+            <w:hideMark/>
+          </w:tcPr>
+          <w:p>
+            <w:pPr>
+              <w:spacing w:after="0" w:line="240" w:lineRule="auto"/>
+              <w:ind w:firstLineChars="100" w:firstLine="200"/>
+              <w:rPr>
+                <w:rFonts w:ascii="Montserrat" w:eastAsia="Times New Roman" w:hAnsi="Montserrat" w:cs="Calibri"/>
+                <w:color w:val="000000"/>
+                <w:kern w:val="0"/>
+                <w:sz w:val="20"/>
+                <w:szCs w:val="16"/>
+                <w14:ligatures w14:val="none"/>
+              </w:rPr>
+            </w:pPr>
+            <w:r>
+              <w:rPr>
+                <w:rFonts w:ascii="Montserrat" w:eastAsia="Times New Roman" w:hAnsi="Montserrat" w:cs="Calibri"/>
+                <w:color w:val="000000"/>
+                <w:kern w:val="0"/>
+                <w:sz w:val="20"/>
+                <w:szCs w:val="16"/>
+                <w14:ligatures w14:val="none"/>
+              </w:rPr>
+              <w:t>Shpenzimet për kujdesin intenziv</w:t>
+            </w:r>
+          </w:p>
+        </w:tc>
+        <w:tc>
+          <w:tcPr>
+            <w:tcW w:w="5925" w:type="dxa"/>
+            <w:vMerge/>
+            <w:tcBorders>
+              <w:top w:val="nil"/>
+              <w:left w:val="single" w:sz="4" w:space="0" w:color="auto"/>
+              <w:bottom w:val="single" w:sz="4" w:space="0" w:color="auto"/>
+              <w:right w:val="single" w:sz="4" w:space="0" w:color="auto"/>
+            </w:tcBorders>
+            <w:vAlign w:val="center"/>
+            <w:hideMark/>
+          </w:tcPr>
+          <w:p>
+            <w:pPr>
+              <w:spacing w:after="0" w:line="240" w:lineRule="auto"/>
+              <w:rPr>
+                <w:rFonts w:ascii="Montserrat" w:eastAsia="Times New Roman" w:hAnsi="Montserrat" w:cs="Calibri"/>
+                <w:color w:val="000000"/>
+                <w:kern w:val="0"/>
+                <w:sz w:val="20"/>
+                <w:szCs w:val="16"/>
+                <w14:ligatures w14:val="none"/>
+              </w:rPr>
+            </w:pPr>
+          </w:p>
+        </w:tc>
+      </w:tr>
+      <w:tr>
+        <w:trPr>
+          <w:trHeight w:val="20"/>
+        </w:trPr>
+        <w:tc>
+          <w:tcPr>
+            <w:tcW w:w="4420" w:type="dxa"/>
+            <w:tcBorders>
+              <w:top w:val="nil"/>
+              <w:left w:val="single" w:sz="4" w:space="0" w:color="auto"/>
+              <w:bottom w:val="single" w:sz="4" w:space="0" w:color="auto"/>
+              <w:right w:val="single" w:sz="4" w:space="0" w:color="auto"/>
+            </w:tcBorders>
+            <w:vAlign w:val="center"/>
+            <w:hideMark/>
+          </w:tcPr>
+          <w:p>
+            <w:pPr>
+              <w:spacing w:after="0" w:line="240" w:lineRule="auto"/>
+              <w:ind w:firstLineChars="100" w:firstLine="200"/>
+              <w:rPr>
+                <w:rFonts w:ascii="Montserrat" w:eastAsia="Times New Roman" w:hAnsi="Montserrat" w:cs="Calibri"/>
+                <w:color w:val="000000"/>
+                <w:kern w:val="0"/>
+                <w:sz w:val="20"/>
+                <w:szCs w:val="14"/>
+                <w14:ligatures w14:val="none"/>
+              </w:rPr>
+            </w:pPr>
+            <w:r>
+              <w:rPr>
+                <w:rFonts w:ascii="Montserrat" w:eastAsia="Times New Roman" w:hAnsi="Montserrat" w:cs="Calibri"/>
+                <w:color w:val="000000"/>
+                <w:kern w:val="0"/>
+                <w:sz w:val="20"/>
+                <w:szCs w:val="14"/>
+                <w14:ligatures w14:val="none"/>
+              </w:rPr>
+              <w:t>Kontrolle diagnostifikuese, duke përfshirë ato patologjike, rreze X, skane CT, skane MRI, skane PET</w:t>
+            </w:r>
+          </w:p>
+        </w:tc>
+        <w:tc>
+          <w:tcPr>
+            <w:tcW w:w="5925" w:type="dxa"/>
+            <w:vMerge/>
+            <w:tcBorders>
+              <w:top w:val="nil"/>
+              <w:left w:val="single" w:sz="4" w:space="0" w:color="auto"/>
+              <w:bottom w:val="single" w:sz="4" w:space="0" w:color="auto"/>
+              <w:right w:val="single" w:sz="4" w:space="0" w:color="auto"/>
+            </w:tcBorders>
+            <w:vAlign w:val="center"/>
+            <w:hideMark/>
+          </w:tcPr>
+          <w:p>
+            <w:pPr>
+              <w:spacing w:after="0" w:line="240" w:lineRule="auto"/>
+              <w:rPr>
+                <w:rFonts w:ascii="Montserrat" w:eastAsia="Times New Roman" w:hAnsi="Montserrat" w:cs="Calibri"/>
+                <w:color w:val="000000"/>
+                <w:kern w:val="0"/>
+                <w:sz w:val="20"/>
+                <w:szCs w:val="16"/>
+                <w14:ligatures w14:val="none"/>
+              </w:rPr>
+            </w:pPr>
+          </w:p>
+        </w:tc>
+      </w:tr>
+      <w:tr>
+        <w:trPr>
+          <w:trHeight w:val="20"/>
+        </w:trPr>
+        <w:tc>
+          <w:tcPr>
+            <w:tcW w:w="4420" w:type="dxa"/>
+            <w:tcBorders>
+              <w:top w:val="nil"/>
+              <w:left w:val="single" w:sz="4" w:space="0" w:color="auto"/>
+              <w:bottom w:val="single" w:sz="4" w:space="0" w:color="auto"/>
+              <w:right w:val="single" w:sz="4" w:space="0" w:color="auto"/>
+            </w:tcBorders>
+            <w:noWrap/>
+            <w:vAlign w:val="center"/>
+            <w:hideMark/>
+          </w:tcPr>
+          <w:p>
+            <w:pPr>
+              <w:spacing w:after="0" w:line="240" w:lineRule="auto"/>
+              <w:ind w:firstLineChars="100" w:firstLine="200"/>
+              <w:rPr>
+                <w:rFonts w:ascii="Montserrat" w:eastAsia="Times New Roman" w:hAnsi="Montserrat" w:cs="Calibri"/>
+                <w:color w:val="000000"/>
+                <w:kern w:val="0"/>
+                <w:sz w:val="20"/>
+                <w:szCs w:val="16"/>
+                <w14:ligatures w14:val="none"/>
+              </w:rPr>
+            </w:pPr>
+            <w:r>
+              <w:rPr>
+                <w:rFonts w:ascii="Montserrat" w:eastAsia="Times New Roman" w:hAnsi="Montserrat" w:cs="Calibri"/>
+                <w:color w:val="000000"/>
+                <w:kern w:val="0"/>
+                <w:sz w:val="20"/>
+                <w:szCs w:val="16"/>
+                <w14:ligatures w14:val="none"/>
+              </w:rPr>
+              <w:t>Analizat laboratorike</w:t>
+            </w:r>
+          </w:p>
+        </w:tc>
+        <w:tc>
+          <w:tcPr>
+            <w:tcW w:w="5925" w:type="dxa"/>
+            <w:vMerge/>
+            <w:tcBorders>
+              <w:top w:val="nil"/>
+              <w:left w:val="single" w:sz="4" w:space="0" w:color="auto"/>
+              <w:bottom w:val="single" w:sz="4" w:space="0" w:color="auto"/>
+              <w:right w:val="single" w:sz="4" w:space="0" w:color="auto"/>
+            </w:tcBorders>
+            <w:vAlign w:val="center"/>
+            <w:hideMark/>
+          </w:tcPr>
+          <w:p>
+            <w:pPr>
+              <w:spacing w:after="0" w:line="240" w:lineRule="auto"/>
+              <w:rPr>
+                <w:rFonts w:ascii="Montserrat" w:eastAsia="Times New Roman" w:hAnsi="Montserrat" w:cs="Calibri"/>
+                <w:color w:val="000000"/>
+                <w:kern w:val="0"/>
+                <w:sz w:val="20"/>
+                <w:szCs w:val="16"/>
+                <w14:ligatures w14:val="none"/>
+              </w:rPr>
+            </w:pPr>
+          </w:p>
+        </w:tc>
+      </w:tr>
+      <w:tr>
+        <w:trPr>
+          <w:trHeight w:val="20"/>
+        </w:trPr>
+        <w:tc>
+          <w:tcPr>
+            <w:tcW w:w="4420" w:type="dxa"/>
+            <w:tcBorders>
+              <w:top w:val="nil"/>
+              <w:left w:val="single" w:sz="4" w:space="0" w:color="auto"/>
+              <w:bottom w:val="single" w:sz="4" w:space="0" w:color="auto"/>
+              <w:right w:val="single" w:sz="4" w:space="0" w:color="auto"/>
+            </w:tcBorders>
+            <w:noWrap/>
+            <w:vAlign w:val="center"/>
+            <w:hideMark/>
+          </w:tcPr>
+          <w:p>
+            <w:pPr>
+              <w:spacing w:after="0" w:line="240" w:lineRule="auto"/>
+              <w:ind w:firstLineChars="100" w:firstLine="200"/>
+              <w:rPr>
+                <w:rFonts w:ascii="Montserrat" w:eastAsia="Times New Roman" w:hAnsi="Montserrat" w:cs="Calibri"/>
+                <w:color w:val="000000"/>
+                <w:kern w:val="0"/>
+                <w:sz w:val="20"/>
+                <w:szCs w:val="16"/>
+                <w14:ligatures w14:val="none"/>
+              </w:rPr>
+            </w:pPr>
+            <w:r>
+              <w:rPr>
+                <w:rFonts w:ascii="Montserrat" w:eastAsia="Times New Roman" w:hAnsi="Montserrat" w:cs="Calibri"/>
+                <w:color w:val="000000"/>
+                <w:kern w:val="0"/>
+                <w:sz w:val="20"/>
+                <w:szCs w:val="16"/>
+                <w14:ligatures w14:val="none"/>
+              </w:rPr>
+              <w:t>Ilaçet e këshilluara nga mjeku</w:t>
+            </w:r>
+          </w:p>
+        </w:tc>
+        <w:tc>
+          <w:tcPr>
+            <w:tcW w:w="5925" w:type="dxa"/>
+            <w:vMerge/>
+            <w:tcBorders>
+              <w:top w:val="nil"/>
+              <w:left w:val="single" w:sz="4" w:space="0" w:color="auto"/>
+              <w:bottom w:val="single" w:sz="4" w:space="0" w:color="auto"/>
+              <w:right w:val="single" w:sz="4" w:space="0" w:color="auto"/>
+            </w:tcBorders>
+            <w:vAlign w:val="center"/>
+            <w:hideMark/>
+          </w:tcPr>
+          <w:p>
+            <w:pPr>
+              <w:spacing w:after="0" w:line="240" w:lineRule="auto"/>
+              <w:rPr>
+                <w:rFonts w:ascii="Montserrat" w:eastAsia="Times New Roman" w:hAnsi="Montserrat" w:cs="Calibri"/>
+                <w:color w:val="000000"/>
+                <w:kern w:val="0"/>
+                <w:sz w:val="20"/>
+                <w:szCs w:val="16"/>
+                <w14:ligatures w14:val="none"/>
+              </w:rPr>
+            </w:pPr>
+          </w:p>
+        </w:tc>
+      </w:tr>
+      <w:tr>
+        <w:trPr>
+          <w:trHeight w:val="20"/>
+        </w:trPr>
+        <w:tc>
+          <w:tcPr>
+            <w:tcW w:w="4420" w:type="dxa"/>
+            <w:tcBorders>
+              <w:top w:val="nil"/>
+              <w:left w:val="single" w:sz="4" w:space="0" w:color="auto"/>
+              <w:bottom w:val="single" w:sz="4" w:space="0" w:color="auto"/>
+              <w:right w:val="nil"/>
+            </w:tcBorders>
+            <w:shd w:val="clear" w:color="000000" w:fill="E3EBF8"/>
+            <w:noWrap/>
+            <w:vAlign w:val="center"/>
+            <w:hideMark/>
+          </w:tcPr>
+          <w:p>
+            <w:pPr>
+              <w:spacing w:after="0" w:line="240" w:lineRule="auto"/>
+              <w:ind w:firstLineChars="100" w:firstLine="201"/>
+              <w:rPr>
+                <w:rFonts w:ascii="Montserrat" w:eastAsia="Times New Roman" w:hAnsi="Montserrat" w:cs="Calibri"/>
+                <w:b/>
+                <w:bCs/>
+                <w:color w:val="007EC5"/>
+                <w:kern w:val="0"/>
+                <w:sz w:val="20"/>
+                <w:szCs w:val="16"/>
+                <w14:ligatures w14:val="none"/>
+              </w:rPr>
+            </w:pPr>
+            <w:r>
+              <w:rPr>
+                <w:rFonts w:ascii="Montserrat" w:eastAsia="Times New Roman" w:hAnsi="Montserrat" w:cs="Calibri"/>
+                <w:b/>
+                <w:bCs/>
+                <w:color w:val="007EC5"/>
+                <w:kern w:val="0"/>
+                <w:sz w:val="20"/>
+                <w:szCs w:val="16"/>
+                <w14:ligatures w14:val="none"/>
+              </w:rPr>
+              <w:t>Trajtimet Mjekësore Ambulantore</w:t>
+            </w:r>
+          </w:p>
+        </w:tc>
+        <w:tc>
+          <w:tcPr>
+            <w:tcW w:w="5925" w:type="dxa"/>
+            <w:tcBorders>
+              <w:top w:val="nil"/>
+              <w:left w:val="nil"/>
+              <w:bottom w:val="single" w:sz="4" w:space="0" w:color="auto"/>
+              <w:right w:val="single" w:sz="4" w:space="0" w:color="auto"/>
+            </w:tcBorders>
+            <w:shd w:val="clear" w:color="000000" w:fill="E3EBF8"/>
+            <w:noWrap/>
+            <w:vAlign w:val="center"/>
+            <w:hideMark/>
+          </w:tcPr>
+          <w:p>
+            <w:pPr>
+              <w:spacing w:after="0" w:line="240" w:lineRule="auto"/>
+              <w:rPr>
+                <w:rFonts w:ascii="Montserrat" w:eastAsia="Times New Roman" w:hAnsi="Montserrat" w:cs="Calibri"/>
+                <w:b/>
+                <w:bCs/>
+                <w:color w:val="007EC5"/>
+                <w:kern w:val="0"/>
+                <w:sz w:val="20"/>
+                <w:szCs w:val="16"/>
+                <w14:ligatures w14:val="none"/>
+              </w:rPr>
+            </w:pPr>
+            <w:r>
+              <w:rPr>
+                <w:rFonts w:ascii="Montserrat" w:eastAsia="Times New Roman" w:hAnsi="Montserrat" w:cs="Calibri"/>
+                <w:b/>
+                <w:bCs/>
+                <w:color w:val="007EC5"/>
+                <w:kern w:val="0"/>
+                <w:sz w:val="20"/>
+                <w:szCs w:val="16"/>
+                <w14:ligatures w14:val="none"/>
+              </w:rPr>
+              <w:t> </w:t>
+            </w:r>
+          </w:p>
+        </w:tc>
+      </w:tr>
+      <w:tr>
+        <w:trPr>
+          <w:trHeight w:val="20"/>
+        </w:trPr>
+        <w:tc>
+          <w:tcPr>
+            <w:tcW w:w="4420" w:type="dxa"/>
+            <w:tcBorders>
+              <w:top w:val="nil"/>
+              <w:left w:val="single" w:sz="4" w:space="0" w:color="auto"/>
+              <w:bottom w:val="single" w:sz="4" w:space="0" w:color="auto"/>
+              <w:right w:val="single" w:sz="4" w:space="0" w:color="auto"/>
+            </w:tcBorders>
+            <w:noWrap/>
+            <w:vAlign w:val="center"/>
+            <w:hideMark/>
+          </w:tcPr>
+          <w:p>
+            <w:pPr>
+              <w:spacing w:after="0" w:line="240" w:lineRule="auto"/>
+              <w:ind w:firstLineChars="100" w:firstLine="200"/>
+              <w:rPr>
+                <w:rFonts w:ascii="Montserrat" w:eastAsia="Times New Roman" w:hAnsi="Montserrat" w:cs="Calibri"/>
+                <w:color w:val="000000"/>
+                <w:kern w:val="0"/>
+                <w:sz w:val="20"/>
+                <w:szCs w:val="16"/>
+                <w14:ligatures w14:val="none"/>
+              </w:rPr>
+            </w:pPr>
+            <w:r>
+              <w:rPr>
+                <w:rFonts w:ascii="Montserrat" w:eastAsia="Times New Roman" w:hAnsi="Montserrat" w:cs="Calibri"/>
+                <w:color w:val="000000"/>
+                <w:kern w:val="0"/>
+                <w:sz w:val="20"/>
+                <w:szCs w:val="16"/>
+                <w14:ligatures w14:val="none"/>
+              </w:rPr>
+              <w:t>Shpenzimet për mjekun e përgjithshëm</w:t>
+            </w:r>
+          </w:p>
+        </w:tc>
+        <w:tc>
+          <w:tcPr>
+            <w:tcW w:w="5925" w:type="dxa"/>
+            <w:vMerge w:val="restart"/>
+            <w:tcBorders>
+              <w:top w:val="nil"/>
+              <w:left w:val="single" w:sz="4" w:space="0" w:color="auto"/>
+              <w:bottom w:val="single" w:sz="4" w:space="0" w:color="auto"/>
+              <w:right w:val="single" w:sz="4" w:space="0" w:color="auto"/>
+            </w:tcBorders>
+            <w:noWrap/>
+            <w:vAlign w:val="center"/>
+            <w:hideMark/>
+          </w:tcPr>
+          <w:p>
+            <w:pPr>
+              <w:spacing w:after="0" w:line="240" w:lineRule="auto"/>
+              <w:jc w:val="center"/>
+              <w:rPr>
+                <w:rFonts w:ascii="Montserrat" w:eastAsia="Times New Roman" w:hAnsi="Montserrat" w:cs="Calibri"/>
+                <w:color w:val="000000"/>
+                <w:kern w:val="0"/>
+                <w:sz w:val="20"/>
+                <w:szCs w:val="16"/>
+                <w14:ligatures w14:val="none"/>
+              </w:rPr>
+            </w:pPr>
+            <w:r>
+              <w:rPr>
+                <w:rFonts w:ascii="Montserrat" w:eastAsia="Times New Roman" w:hAnsi="Montserrat" w:cs="Calibri"/>
+                <w:color w:val="000000"/>
+                <w:kern w:val="0"/>
+                <w:sz w:val="20"/>
+                <w:szCs w:val="16"/>
+                <w14:ligatures w14:val="none"/>
+              </w:rPr>
+              <w:t xml:space="preserve">KS, </w:t>
+            </w:r>
+            <w:r>
+              <w:rPr>
+                <w:rFonts w:ascii="Montserrat" w:hAnsi="Montserrat" w:cs="Calibri"/>
+                <w:color w:val="000000"/>
+                <w:sz w:val="20"/>
+                <w:szCs w:val="16"/>
+              </w:rPr>
+              <w:t xml:space="preserve">ALB, </w:t>
+            </w:r>
+            <w:r>
+              <w:rPr>
+                <w:rFonts w:ascii="Montserrat" w:eastAsia="Times New Roman" w:hAnsi="Montserrat" w:cs="Calibri"/>
+                <w:color w:val="000000"/>
+                <w:kern w:val="0"/>
+                <w:sz w:val="20"/>
+                <w:szCs w:val="16"/>
+                <w14:ligatures w14:val="none"/>
+              </w:rPr>
+              <w:t>NMK</w:t>
+            </w:r>
+            <w:r>
+              <w:rPr>
+                <w:rFonts w:ascii="Montserrat" w:hAnsi="Montserrat" w:cs="Calibri"/>
+                <w:color w:val="000000"/>
+                <w:sz w:val="20"/>
+                <w:szCs w:val="16"/>
+              </w:rPr>
+              <w:t>, MNE, SRB, SLO, HR</w:t>
+            </w:r>
+            <w:r>
+              <w:rPr>
+                <w:rFonts w:ascii="Montserrat" w:eastAsia="Times New Roman" w:hAnsi="Montserrat" w:cs="Calibri"/>
+                <w:color w:val="000000"/>
+                <w:kern w:val="0"/>
+                <w:sz w:val="20"/>
+                <w:szCs w:val="16"/>
+                <w14:ligatures w14:val="none"/>
+              </w:rPr>
+              <w:t>: 100%;</w:t>
+            </w:r>
+            <w:r>
+              <w:rPr>
+                <w:rFonts w:ascii="Montserrat" w:eastAsia="Times New Roman" w:hAnsi="Montserrat" w:cs="Calibri"/>
+                <w:color w:val="000000"/>
+                <w:kern w:val="0"/>
+                <w:sz w:val="20"/>
+                <w:szCs w:val="16"/>
+                <w14:ligatures w14:val="none"/>
+              </w:rPr>
+              <w:br/>
+            </w:r>
+            <w:r>
+              <w:rPr>
+                <w:rFonts w:ascii="Montserrat" w:eastAsia="Times New Roman" w:hAnsi="Montserrat" w:cs="Calibri"/>
+                <w:color w:val="000000"/>
+                <w:kern w:val="0"/>
+                <w:sz w:val="20"/>
+                <w:szCs w:val="16"/>
+                <w14:ligatures w14:val="none"/>
+              </w:rPr>
+              <w:br/>
+              <w:t>Shtetet tjera: 100% deri në € 5.000</w:t>
+            </w:r>
+          </w:p>
+        </w:tc>
+      </w:tr>
+      <w:tr>
+        <w:trPr>
+          <w:trHeight w:val="20"/>
+        </w:trPr>
+        <w:tc>
+          <w:tcPr>
+            <w:tcW w:w="4420" w:type="dxa"/>
+            <w:tcBorders>
+              <w:top w:val="nil"/>
+              <w:left w:val="single" w:sz="4" w:space="0" w:color="auto"/>
+              <w:bottom w:val="single" w:sz="4" w:space="0" w:color="auto"/>
+              <w:right w:val="single" w:sz="4" w:space="0" w:color="auto"/>
+            </w:tcBorders>
+            <w:noWrap/>
+            <w:vAlign w:val="center"/>
+            <w:hideMark/>
+          </w:tcPr>
+          <w:p>
+            <w:pPr>
+              <w:spacing w:after="0" w:line="240" w:lineRule="auto"/>
+              <w:ind w:firstLineChars="100" w:firstLine="200"/>
+              <w:rPr>
+                <w:rFonts w:ascii="Montserrat" w:eastAsia="Times New Roman" w:hAnsi="Montserrat" w:cs="Calibri"/>
+                <w:color w:val="000000"/>
+                <w:kern w:val="0"/>
+                <w:sz w:val="20"/>
+                <w:szCs w:val="16"/>
+                <w14:ligatures w14:val="none"/>
+              </w:rPr>
+            </w:pPr>
+            <w:r>
+              <w:rPr>
+                <w:rFonts w:ascii="Montserrat" w:eastAsia="Times New Roman" w:hAnsi="Montserrat" w:cs="Calibri"/>
+                <w:color w:val="000000"/>
+                <w:kern w:val="0"/>
+                <w:sz w:val="20"/>
+                <w:szCs w:val="16"/>
+                <w14:ligatures w14:val="none"/>
+              </w:rPr>
+              <w:t>Shpenzimet për mjekun specialist</w:t>
+            </w:r>
+          </w:p>
+        </w:tc>
+        <w:tc>
+          <w:tcPr>
+            <w:tcW w:w="5925" w:type="dxa"/>
+            <w:vMerge/>
+            <w:tcBorders>
+              <w:top w:val="nil"/>
+              <w:left w:val="single" w:sz="4" w:space="0" w:color="auto"/>
+              <w:bottom w:val="single" w:sz="4" w:space="0" w:color="auto"/>
+              <w:right w:val="single" w:sz="4" w:space="0" w:color="auto"/>
+            </w:tcBorders>
+            <w:vAlign w:val="center"/>
+            <w:hideMark/>
+          </w:tcPr>
+          <w:p>
+            <w:pPr>
+              <w:spacing w:after="0" w:line="240" w:lineRule="auto"/>
+              <w:rPr>
+                <w:rFonts w:ascii="Montserrat" w:eastAsia="Times New Roman" w:hAnsi="Montserrat" w:cs="Calibri"/>
+                <w:color w:val="000000"/>
+                <w:kern w:val="0"/>
+                <w:sz w:val="20"/>
+                <w:szCs w:val="16"/>
+                <w14:ligatures w14:val="none"/>
+              </w:rPr>
+            </w:pPr>
+          </w:p>
+        </w:tc>
+      </w:tr>
+      <w:tr>
+        <w:trPr>
+          <w:trHeight w:val="20"/>
+        </w:trPr>
+        <w:tc>
+          <w:tcPr>
+            <w:tcW w:w="4420" w:type="dxa"/>
+            <w:tcBorders>
+              <w:top w:val="nil"/>
+              <w:left w:val="single" w:sz="4" w:space="0" w:color="auto"/>
+              <w:bottom w:val="single" w:sz="4" w:space="0" w:color="auto"/>
+              <w:right w:val="single" w:sz="4" w:space="0" w:color="auto"/>
+            </w:tcBorders>
+            <w:noWrap/>
+            <w:vAlign w:val="center"/>
+            <w:hideMark/>
+          </w:tcPr>
+          <w:p>
+            <w:pPr>
+              <w:spacing w:after="0" w:line="240" w:lineRule="auto"/>
+              <w:ind w:firstLineChars="100" w:firstLine="200"/>
+              <w:rPr>
+                <w:rFonts w:ascii="Montserrat" w:eastAsia="Times New Roman" w:hAnsi="Montserrat" w:cs="Calibri"/>
+                <w:color w:val="000000"/>
+                <w:kern w:val="0"/>
+                <w:sz w:val="20"/>
+                <w:szCs w:val="16"/>
+                <w14:ligatures w14:val="none"/>
+              </w:rPr>
+            </w:pPr>
+            <w:r>
+              <w:rPr>
+                <w:rFonts w:ascii="Montserrat" w:eastAsia="Times New Roman" w:hAnsi="Montserrat" w:cs="Calibri"/>
+                <w:color w:val="000000"/>
+                <w:kern w:val="0"/>
+                <w:sz w:val="20"/>
+                <w:szCs w:val="16"/>
+                <w14:ligatures w14:val="none"/>
+              </w:rPr>
+              <w:t>Kirurgjia ditore</w:t>
+            </w:r>
+          </w:p>
+        </w:tc>
+        <w:tc>
+          <w:tcPr>
+            <w:tcW w:w="5925" w:type="dxa"/>
+            <w:vMerge/>
+            <w:tcBorders>
+              <w:top w:val="nil"/>
+              <w:left w:val="single" w:sz="4" w:space="0" w:color="auto"/>
+              <w:bottom w:val="single" w:sz="4" w:space="0" w:color="auto"/>
+              <w:right w:val="single" w:sz="4" w:space="0" w:color="auto"/>
+            </w:tcBorders>
+            <w:vAlign w:val="center"/>
+            <w:hideMark/>
+          </w:tcPr>
+          <w:p>
+            <w:pPr>
+              <w:spacing w:after="0" w:line="240" w:lineRule="auto"/>
+              <w:rPr>
+                <w:rFonts w:ascii="Montserrat" w:eastAsia="Times New Roman" w:hAnsi="Montserrat" w:cs="Calibri"/>
+                <w:color w:val="000000"/>
+                <w:kern w:val="0"/>
+                <w:sz w:val="20"/>
+                <w:szCs w:val="16"/>
+                <w14:ligatures w14:val="none"/>
+              </w:rPr>
+            </w:pPr>
+          </w:p>
+        </w:tc>
+      </w:tr>
+      <w:tr>
+        <w:trPr>
+          <w:trHeight w:val="20"/>
+        </w:trPr>
+        <w:tc>
+          <w:tcPr>
+            <w:tcW w:w="4420" w:type="dxa"/>
+            <w:tcBorders>
+              <w:top w:val="nil"/>
+              <w:left w:val="single" w:sz="4" w:space="0" w:color="auto"/>
+              <w:bottom w:val="single" w:sz="4" w:space="0" w:color="auto"/>
+              <w:right w:val="single" w:sz="4" w:space="0" w:color="auto"/>
+            </w:tcBorders>
+            <w:vAlign w:val="center"/>
+            <w:hideMark/>
+          </w:tcPr>
+          <w:p>
+            <w:pPr>
+              <w:spacing w:after="0" w:line="240" w:lineRule="auto"/>
+              <w:ind w:firstLineChars="100" w:firstLine="200"/>
+              <w:rPr>
+                <w:rFonts w:ascii="Montserrat" w:eastAsia="Times New Roman" w:hAnsi="Montserrat" w:cs="Calibri"/>
+                <w:color w:val="000000"/>
+                <w:kern w:val="0"/>
+                <w:sz w:val="20"/>
+                <w:szCs w:val="14"/>
+                <w14:ligatures w14:val="none"/>
+              </w:rPr>
+            </w:pPr>
+            <w:r>
+              <w:rPr>
+                <w:rFonts w:ascii="Montserrat" w:eastAsia="Times New Roman" w:hAnsi="Montserrat" w:cs="Calibri"/>
+                <w:color w:val="000000"/>
+                <w:kern w:val="0"/>
+                <w:sz w:val="20"/>
+                <w:szCs w:val="14"/>
+                <w14:ligatures w14:val="none"/>
+              </w:rPr>
+              <w:t>Kontrolle diagnostifikuese, duke përfshirë ato patologjike,    rreze X, skane CT, skane MRI, skane PET</w:t>
+            </w:r>
+          </w:p>
+        </w:tc>
+        <w:tc>
+          <w:tcPr>
+            <w:tcW w:w="5925" w:type="dxa"/>
+            <w:vMerge/>
+            <w:tcBorders>
+              <w:top w:val="nil"/>
+              <w:left w:val="single" w:sz="4" w:space="0" w:color="auto"/>
+              <w:bottom w:val="single" w:sz="4" w:space="0" w:color="auto"/>
+              <w:right w:val="single" w:sz="4" w:space="0" w:color="auto"/>
+            </w:tcBorders>
+            <w:vAlign w:val="center"/>
+            <w:hideMark/>
+          </w:tcPr>
+          <w:p>
+            <w:pPr>
+              <w:spacing w:after="0" w:line="240" w:lineRule="auto"/>
+              <w:rPr>
+                <w:rFonts w:ascii="Montserrat" w:eastAsia="Times New Roman" w:hAnsi="Montserrat" w:cs="Calibri"/>
+                <w:color w:val="000000"/>
+                <w:kern w:val="0"/>
+                <w:sz w:val="20"/>
+                <w:szCs w:val="16"/>
+                <w14:ligatures w14:val="none"/>
+              </w:rPr>
+            </w:pPr>
+          </w:p>
+        </w:tc>
+      </w:tr>
+      <w:tr>
+        <w:trPr>
+          <w:trHeight w:val="20"/>
+        </w:trPr>
+        <w:tc>
+          <w:tcPr>
+            <w:tcW w:w="4420" w:type="dxa"/>
+            <w:tcBorders>
+              <w:top w:val="nil"/>
+              <w:left w:val="single" w:sz="4" w:space="0" w:color="auto"/>
+              <w:bottom w:val="single" w:sz="4" w:space="0" w:color="auto"/>
+              <w:right w:val="single" w:sz="4" w:space="0" w:color="auto"/>
+            </w:tcBorders>
+            <w:noWrap/>
+            <w:vAlign w:val="center"/>
+            <w:hideMark/>
+          </w:tcPr>
+          <w:p>
+            <w:pPr>
+              <w:spacing w:after="0" w:line="240" w:lineRule="auto"/>
+              <w:ind w:firstLineChars="100" w:firstLine="200"/>
+              <w:rPr>
+                <w:rFonts w:ascii="Montserrat" w:eastAsia="Times New Roman" w:hAnsi="Montserrat" w:cs="Calibri"/>
+                <w:color w:val="000000"/>
+                <w:kern w:val="0"/>
+                <w:sz w:val="20"/>
+                <w:szCs w:val="16"/>
+                <w14:ligatures w14:val="none"/>
+              </w:rPr>
+            </w:pPr>
+            <w:r>
+              <w:rPr>
+                <w:rFonts w:ascii="Montserrat" w:eastAsia="Times New Roman" w:hAnsi="Montserrat" w:cs="Calibri"/>
+                <w:color w:val="000000"/>
+                <w:kern w:val="0"/>
+                <w:sz w:val="20"/>
+                <w:szCs w:val="16"/>
+                <w14:ligatures w14:val="none"/>
+              </w:rPr>
+              <w:t>Analizat laboratorike</w:t>
+            </w:r>
+          </w:p>
+        </w:tc>
+        <w:tc>
+          <w:tcPr>
+            <w:tcW w:w="5925" w:type="dxa"/>
+            <w:vMerge/>
+            <w:tcBorders>
+              <w:top w:val="nil"/>
+              <w:left w:val="single" w:sz="4" w:space="0" w:color="auto"/>
+              <w:bottom w:val="single" w:sz="4" w:space="0" w:color="auto"/>
+              <w:right w:val="single" w:sz="4" w:space="0" w:color="auto"/>
+            </w:tcBorders>
+            <w:vAlign w:val="center"/>
+            <w:hideMark/>
+          </w:tcPr>
+          <w:p>
+            <w:pPr>
+              <w:spacing w:after="0" w:line="240" w:lineRule="auto"/>
+              <w:rPr>
+                <w:rFonts w:ascii="Montserrat" w:eastAsia="Times New Roman" w:hAnsi="Montserrat" w:cs="Calibri"/>
+                <w:color w:val="000000"/>
+                <w:kern w:val="0"/>
+                <w:sz w:val="20"/>
+                <w:szCs w:val="16"/>
+                <w14:ligatures w14:val="none"/>
+              </w:rPr>
+            </w:pPr>
+          </w:p>
+        </w:tc>
+      </w:tr>
+      <w:tr>
+        <w:trPr>
+          <w:trHeight w:val="20"/>
+        </w:trPr>
+        <w:tc>
+          <w:tcPr>
+            <w:tcW w:w="4420" w:type="dxa"/>
+            <w:tcBorders>
+              <w:top w:val="nil"/>
+              <w:left w:val="single" w:sz="4" w:space="0" w:color="auto"/>
+              <w:bottom w:val="single" w:sz="4" w:space="0" w:color="auto"/>
+              <w:right w:val="single" w:sz="4" w:space="0" w:color="auto"/>
+            </w:tcBorders>
+            <w:noWrap/>
+            <w:vAlign w:val="center"/>
+            <w:hideMark/>
+          </w:tcPr>
+          <w:p>
+            <w:pPr>
+              <w:spacing w:after="0" w:line="240" w:lineRule="auto"/>
+              <w:ind w:firstLineChars="100" w:firstLine="200"/>
+              <w:rPr>
+                <w:rFonts w:ascii="Montserrat" w:eastAsia="Times New Roman" w:hAnsi="Montserrat" w:cs="Calibri"/>
+                <w:color w:val="000000"/>
+                <w:kern w:val="0"/>
+                <w:sz w:val="20"/>
+                <w:szCs w:val="16"/>
+                <w14:ligatures w14:val="none"/>
+              </w:rPr>
+            </w:pPr>
+            <w:r>
+              <w:rPr>
+                <w:rFonts w:ascii="Montserrat" w:eastAsia="Times New Roman" w:hAnsi="Montserrat" w:cs="Calibri"/>
+                <w:color w:val="000000"/>
+                <w:kern w:val="0"/>
+                <w:sz w:val="20"/>
+                <w:szCs w:val="16"/>
+                <w14:ligatures w14:val="none"/>
+              </w:rPr>
+              <w:t>Ilaçet e këshilluara nga mjeku</w:t>
+            </w:r>
+          </w:p>
+        </w:tc>
+        <w:tc>
+          <w:tcPr>
+            <w:tcW w:w="5925" w:type="dxa"/>
+            <w:vMerge/>
+            <w:tcBorders>
+              <w:top w:val="nil"/>
+              <w:left w:val="single" w:sz="4" w:space="0" w:color="auto"/>
+              <w:bottom w:val="single" w:sz="4" w:space="0" w:color="auto"/>
+              <w:right w:val="single" w:sz="4" w:space="0" w:color="auto"/>
+            </w:tcBorders>
+            <w:vAlign w:val="center"/>
+            <w:hideMark/>
+          </w:tcPr>
+          <w:p>
+            <w:pPr>
+              <w:spacing w:after="0" w:line="240" w:lineRule="auto"/>
+              <w:rPr>
+                <w:rFonts w:ascii="Montserrat" w:eastAsia="Times New Roman" w:hAnsi="Montserrat" w:cs="Calibri"/>
+                <w:color w:val="000000"/>
+                <w:kern w:val="0"/>
+                <w:sz w:val="20"/>
+                <w:szCs w:val="16"/>
+                <w14:ligatures w14:val="none"/>
+              </w:rPr>
+            </w:pPr>
+          </w:p>
+        </w:tc>
+      </w:tr>
+      <w:tr>
+        <w:trPr>
+          <w:trHeight w:val="20"/>
+        </w:trPr>
+        <w:tc>
+          <w:tcPr>
+            <w:tcW w:w="4420" w:type="dxa"/>
+            <w:tcBorders>
+              <w:top w:val="nil"/>
+              <w:left w:val="single" w:sz="4" w:space="0" w:color="auto"/>
+              <w:bottom w:val="single" w:sz="4" w:space="0" w:color="auto"/>
+              <w:right w:val="nil"/>
+            </w:tcBorders>
+            <w:shd w:val="clear" w:color="000000" w:fill="E3EBF8"/>
+            <w:noWrap/>
+            <w:vAlign w:val="center"/>
+            <w:hideMark/>
+          </w:tcPr>
+          <w:p>
+            <w:pPr>
+              <w:spacing w:after="0" w:line="240" w:lineRule="auto"/>
+              <w:ind w:firstLineChars="100" w:firstLine="201"/>
+              <w:rPr>
+                <w:rFonts w:ascii="Montserrat" w:eastAsia="Times New Roman" w:hAnsi="Montserrat" w:cs="Calibri"/>
+                <w:b/>
+                <w:bCs/>
+                <w:color w:val="007EC5"/>
+                <w:kern w:val="0"/>
+                <w:sz w:val="20"/>
+                <w:szCs w:val="16"/>
+                <w14:ligatures w14:val="none"/>
+              </w:rPr>
+            </w:pPr>
+            <w:r>
+              <w:rPr>
+                <w:rFonts w:ascii="Montserrat" w:eastAsia="Times New Roman" w:hAnsi="Montserrat" w:cs="Calibri"/>
+                <w:b/>
+                <w:bCs/>
+                <w:color w:val="007EC5"/>
+                <w:kern w:val="0"/>
+                <w:sz w:val="20"/>
+                <w:szCs w:val="16"/>
+                <w14:ligatures w14:val="none"/>
+              </w:rPr>
+              <w:t>Trajtime Mjekësore tjera</w:t>
+            </w:r>
+          </w:p>
+        </w:tc>
+        <w:tc>
+          <w:tcPr>
+            <w:tcW w:w="5925" w:type="dxa"/>
+            <w:tcBorders>
+              <w:top w:val="nil"/>
+              <w:left w:val="nil"/>
+              <w:bottom w:val="single" w:sz="4" w:space="0" w:color="auto"/>
+              <w:right w:val="single" w:sz="4" w:space="0" w:color="auto"/>
+            </w:tcBorders>
+            <w:shd w:val="clear" w:color="000000" w:fill="E3EBF8"/>
+            <w:noWrap/>
+            <w:vAlign w:val="center"/>
+            <w:hideMark/>
+          </w:tcPr>
+          <w:p>
+            <w:pPr>
+              <w:spacing w:after="0" w:line="240" w:lineRule="auto"/>
+              <w:rPr>
+                <w:rFonts w:ascii="Montserrat" w:eastAsia="Times New Roman" w:hAnsi="Montserrat" w:cs="Calibri"/>
+                <w:b/>
+                <w:bCs/>
+                <w:color w:val="007EC5"/>
+                <w:kern w:val="0"/>
+                <w:sz w:val="20"/>
+                <w:szCs w:val="16"/>
+                <w14:ligatures w14:val="none"/>
+              </w:rPr>
+            </w:pPr>
+            <w:r>
+              <w:rPr>
+                <w:rFonts w:ascii="Montserrat" w:eastAsia="Times New Roman" w:hAnsi="Montserrat" w:cs="Calibri"/>
+                <w:b/>
+                <w:bCs/>
+                <w:color w:val="007EC5"/>
+                <w:kern w:val="0"/>
+                <w:sz w:val="20"/>
+                <w:szCs w:val="16"/>
+                <w14:ligatures w14:val="none"/>
+              </w:rPr>
+              <w:t> </w:t>
+            </w:r>
+          </w:p>
+        </w:tc>
+      </w:tr>
+      <w:tr>
+        <w:trPr>
+          <w:trHeight w:val="20"/>
+        </w:trPr>
+        <w:tc>
+          <w:tcPr>
+            <w:tcW w:w="4420" w:type="dxa"/>
+            <w:tcBorders>
+              <w:top w:val="nil"/>
+              <w:left w:val="single" w:sz="4" w:space="0" w:color="auto"/>
+              <w:bottom w:val="single" w:sz="4" w:space="0" w:color="auto"/>
+              <w:right w:val="single" w:sz="4" w:space="0" w:color="auto"/>
+            </w:tcBorders>
+            <w:noWrap/>
+            <w:vAlign w:val="center"/>
+            <w:hideMark/>
+          </w:tcPr>
+          <w:p>
+            <w:pPr>
+              <w:spacing w:after="0" w:line="240" w:lineRule="auto"/>
+              <w:ind w:firstLineChars="100" w:firstLine="200"/>
+              <w:rPr>
+                <w:rFonts w:ascii="Montserrat" w:eastAsia="Times New Roman" w:hAnsi="Montserrat" w:cs="Calibri"/>
+                <w:color w:val="000000"/>
+                <w:kern w:val="0"/>
+                <w:sz w:val="20"/>
+                <w:szCs w:val="16"/>
+                <w14:ligatures w14:val="none"/>
+              </w:rPr>
+            </w:pPr>
+            <w:r>
+              <w:rPr>
+                <w:rFonts w:ascii="Montserrat" w:eastAsia="Times New Roman" w:hAnsi="Montserrat" w:cs="Calibri"/>
+                <w:color w:val="000000"/>
+                <w:kern w:val="0"/>
+                <w:sz w:val="20"/>
+                <w:szCs w:val="16"/>
+                <w14:ligatures w14:val="none"/>
+              </w:rPr>
+              <w:t>Kujdesi gjatë shtatzanisë dhe lindja</w:t>
+            </w:r>
+          </w:p>
+        </w:tc>
+        <w:tc>
+          <w:tcPr>
+            <w:tcW w:w="5925" w:type="dxa"/>
+            <w:tcBorders>
+              <w:top w:val="single" w:sz="4" w:space="0" w:color="auto"/>
+              <w:left w:val="nil"/>
+              <w:bottom w:val="single" w:sz="4" w:space="0" w:color="auto"/>
+              <w:right w:val="single" w:sz="4" w:space="0" w:color="auto"/>
+            </w:tcBorders>
+            <w:noWrap/>
+            <w:vAlign w:val="bottom"/>
+            <w:hideMark/>
+          </w:tcPr>
+          <w:p>
+            <w:pPr>
+              <w:spacing w:after="0" w:line="240" w:lineRule="auto"/>
+              <w:jc w:val="center"/>
+              <w:rPr>
+                <w:rFonts w:ascii="Montserrat" w:eastAsia="Times New Roman" w:hAnsi="Montserrat" w:cs="Calibri"/>
+                <w:color w:val="000000"/>
+                <w:kern w:val="0"/>
+                <w:sz w:val="20"/>
+                <w:szCs w:val="16"/>
+                <w14:ligatures w14:val="none"/>
+              </w:rPr>
+            </w:pPr>
+            <w:r>
+              <w:rPr>
+                <w:rFonts w:ascii="Montserrat" w:hAnsi="Montserrat" w:cs="Calibri"/>
+                <w:color w:val="000000"/>
+                <w:sz w:val="20"/>
+                <w:szCs w:val="16"/>
+              </w:rPr>
+              <w:t>100% deri në € 2.000</w:t>
+            </w:r>
+          </w:p>
+        </w:tc>
+      </w:tr>
+      <w:tr>
+        <w:trPr>
+          <w:trHeight w:val="20"/>
+        </w:trPr>
+        <w:tc>
+          <w:tcPr>
+            <w:tcW w:w="4420" w:type="dxa"/>
+            <w:tcBorders>
+              <w:top w:val="nil"/>
+              <w:left w:val="single" w:sz="4" w:space="0" w:color="auto"/>
+              <w:bottom w:val="single" w:sz="4" w:space="0" w:color="auto"/>
+              <w:right w:val="single" w:sz="4" w:space="0" w:color="auto"/>
+            </w:tcBorders>
+            <w:noWrap/>
+            <w:vAlign w:val="center"/>
+            <w:hideMark/>
+          </w:tcPr>
+          <w:p>
+            <w:pPr>
+              <w:spacing w:after="0" w:line="240" w:lineRule="auto"/>
+              <w:ind w:firstLineChars="100" w:firstLine="200"/>
+              <w:rPr>
+                <w:rFonts w:ascii="Montserrat" w:eastAsia="Times New Roman" w:hAnsi="Montserrat" w:cs="Calibri"/>
+                <w:color w:val="000000"/>
+                <w:kern w:val="0"/>
+                <w:sz w:val="20"/>
+                <w:szCs w:val="16"/>
+                <w14:ligatures w14:val="none"/>
+              </w:rPr>
+            </w:pPr>
+            <w:r>
+              <w:rPr>
+                <w:rFonts w:ascii="Montserrat" w:eastAsia="Times New Roman" w:hAnsi="Montserrat" w:cs="Calibri"/>
+                <w:color w:val="000000"/>
+                <w:kern w:val="0"/>
+                <w:sz w:val="20"/>
+                <w:szCs w:val="16"/>
+                <w14:ligatures w14:val="none"/>
+              </w:rPr>
+              <w:t>Kujdesi dentar</w:t>
+            </w:r>
+          </w:p>
+        </w:tc>
+        <w:tc>
+          <w:tcPr>
+            <w:tcW w:w="5925" w:type="dxa"/>
+            <w:tcBorders>
+              <w:top w:val="nil"/>
+              <w:left w:val="nil"/>
+              <w:bottom w:val="single" w:sz="4" w:space="0" w:color="auto"/>
+              <w:right w:val="single" w:sz="4" w:space="0" w:color="auto"/>
+            </w:tcBorders>
+            <w:noWrap/>
+            <w:vAlign w:val="bottom"/>
+            <w:hideMark/>
+          </w:tcPr>
+          <w:p>
+            <w:pPr>
+              <w:spacing w:after="0" w:line="240" w:lineRule="auto"/>
+              <w:jc w:val="center"/>
+              <w:rPr>
+                <w:rFonts w:ascii="Montserrat" w:eastAsia="Times New Roman" w:hAnsi="Montserrat" w:cs="Calibri"/>
+                <w:color w:val="000000"/>
+                <w:kern w:val="0"/>
+                <w:sz w:val="20"/>
+                <w:szCs w:val="16"/>
+                <w14:ligatures w14:val="none"/>
+              </w:rPr>
+            </w:pPr>
+            <w:r>
+              <w:rPr>
+                <w:rFonts w:ascii="Montserrat" w:hAnsi="Montserrat" w:cs="Calibri"/>
+                <w:color w:val="000000"/>
+                <w:sz w:val="20"/>
+                <w:szCs w:val="16"/>
+              </w:rPr>
+              <w:t>100% deri në € 200</w:t>
+            </w:r>
+          </w:p>
+        </w:tc>
+      </w:tr>
+      <w:tr>
+        <w:trPr>
+          <w:trHeight w:val="20"/>
+        </w:trPr>
+        <w:tc>
+          <w:tcPr>
+            <w:tcW w:w="4420" w:type="dxa"/>
+            <w:tcBorders>
+              <w:top w:val="nil"/>
+              <w:left w:val="single" w:sz="4" w:space="0" w:color="auto"/>
+              <w:bottom w:val="single" w:sz="4" w:space="0" w:color="auto"/>
+              <w:right w:val="single" w:sz="4" w:space="0" w:color="auto"/>
+            </w:tcBorders>
+            <w:noWrap/>
+            <w:vAlign w:val="center"/>
+            <w:hideMark/>
+          </w:tcPr>
+          <w:p>
+            <w:pPr>
+              <w:spacing w:after="0" w:line="240" w:lineRule="auto"/>
+              <w:ind w:firstLineChars="100" w:firstLine="200"/>
+              <w:rPr>
+                <w:rFonts w:ascii="Montserrat" w:eastAsia="Times New Roman" w:hAnsi="Montserrat" w:cs="Calibri"/>
+                <w:color w:val="000000"/>
+                <w:kern w:val="0"/>
+                <w:sz w:val="20"/>
+                <w:szCs w:val="16"/>
+                <w14:ligatures w14:val="none"/>
+              </w:rPr>
+            </w:pPr>
+            <w:r>
+              <w:rPr>
+                <w:rFonts w:ascii="Montserrat" w:eastAsia="Times New Roman" w:hAnsi="Montserrat" w:cs="Calibri"/>
+                <w:color w:val="000000"/>
+                <w:kern w:val="0"/>
+                <w:sz w:val="20"/>
+                <w:szCs w:val="16"/>
+                <w14:ligatures w14:val="none"/>
+              </w:rPr>
+              <w:t>Kujdesi optik</w:t>
+            </w:r>
+          </w:p>
+        </w:tc>
+        <w:tc>
+          <w:tcPr>
+            <w:tcW w:w="5925" w:type="dxa"/>
+            <w:tcBorders>
+              <w:top w:val="nil"/>
+              <w:left w:val="nil"/>
+              <w:bottom w:val="single" w:sz="4" w:space="0" w:color="auto"/>
+              <w:right w:val="single" w:sz="4" w:space="0" w:color="auto"/>
+            </w:tcBorders>
+            <w:noWrap/>
+            <w:vAlign w:val="bottom"/>
+            <w:hideMark/>
+          </w:tcPr>
+          <w:p>
+            <w:pPr>
+              <w:spacing w:after="0" w:line="240" w:lineRule="auto"/>
+              <w:jc w:val="center"/>
+              <w:rPr>
+                <w:rFonts w:ascii="Montserrat" w:eastAsia="Times New Roman" w:hAnsi="Montserrat" w:cs="Calibri"/>
+                <w:color w:val="000000"/>
+                <w:kern w:val="0"/>
+                <w:sz w:val="20"/>
+                <w:szCs w:val="16"/>
+                <w14:ligatures w14:val="none"/>
+              </w:rPr>
+            </w:pPr>
+            <w:r>
+              <w:rPr>
+                <w:rFonts w:ascii="Montserrat" w:hAnsi="Montserrat" w:cs="Calibri"/>
+                <w:color w:val="000000"/>
+                <w:sz w:val="20"/>
+                <w:szCs w:val="16"/>
+              </w:rPr>
+              <w:t>100% deri në € 150</w:t>
+            </w:r>
+          </w:p>
+        </w:tc>
+      </w:tr>
+      <w:tr>
+        <w:trPr>
+          <w:trHeight w:val="20"/>
+        </w:trPr>
+        <w:tc>
+          <w:tcPr>
+            <w:tcW w:w="4420" w:type="dxa"/>
+            <w:tcBorders>
+              <w:top w:val="nil"/>
+              <w:left w:val="single" w:sz="4" w:space="0" w:color="auto"/>
+              <w:bottom w:val="single" w:sz="4" w:space="0" w:color="auto"/>
+              <w:right w:val="single" w:sz="4" w:space="0" w:color="auto"/>
+            </w:tcBorders>
+            <w:noWrap/>
+            <w:vAlign w:val="center"/>
+            <w:hideMark/>
+          </w:tcPr>
+          <w:p>
+            <w:pPr>
+              <w:spacing w:after="0" w:line="240" w:lineRule="auto"/>
+              <w:ind w:firstLineChars="100" w:firstLine="200"/>
+              <w:rPr>
+                <w:rFonts w:ascii="Montserrat" w:eastAsia="Times New Roman" w:hAnsi="Montserrat" w:cs="Calibri"/>
+                <w:color w:val="000000"/>
+                <w:kern w:val="0"/>
+                <w:sz w:val="20"/>
+                <w:szCs w:val="16"/>
+                <w14:ligatures w14:val="none"/>
+              </w:rPr>
+            </w:pPr>
+            <w:r>
+              <w:rPr>
+                <w:rFonts w:ascii="Montserrat" w:eastAsia="Times New Roman" w:hAnsi="Montserrat" w:cs="Calibri"/>
+                <w:color w:val="000000"/>
+                <w:kern w:val="0"/>
+                <w:sz w:val="20"/>
+                <w:szCs w:val="16"/>
+                <w14:ligatures w14:val="none"/>
+              </w:rPr>
+              <w:t>Kujdesi për dëgjim</w:t>
+            </w:r>
+          </w:p>
+        </w:tc>
+        <w:tc>
+          <w:tcPr>
+            <w:tcW w:w="5925" w:type="dxa"/>
+            <w:tcBorders>
+              <w:top w:val="nil"/>
+              <w:left w:val="nil"/>
+              <w:bottom w:val="single" w:sz="4" w:space="0" w:color="auto"/>
+              <w:right w:val="single" w:sz="4" w:space="0" w:color="auto"/>
+            </w:tcBorders>
+            <w:noWrap/>
+            <w:vAlign w:val="bottom"/>
+            <w:hideMark/>
+          </w:tcPr>
+          <w:p>
+            <w:pPr>
+              <w:spacing w:after="0" w:line="240" w:lineRule="auto"/>
+              <w:jc w:val="center"/>
+              <w:rPr>
+                <w:rFonts w:ascii="Montserrat" w:eastAsia="Times New Roman" w:hAnsi="Montserrat" w:cs="Calibri"/>
+                <w:color w:val="000000"/>
+                <w:kern w:val="0"/>
+                <w:sz w:val="20"/>
+                <w:szCs w:val="16"/>
+                <w14:ligatures w14:val="none"/>
+              </w:rPr>
+            </w:pPr>
+            <w:r>
+              <w:rPr>
+                <w:rFonts w:ascii="Montserrat" w:hAnsi="Montserrat" w:cs="Calibri"/>
+                <w:color w:val="000000"/>
+                <w:sz w:val="20"/>
+                <w:szCs w:val="16"/>
+              </w:rPr>
+              <w:t>100% deri në € 200</w:t>
+            </w:r>
+          </w:p>
+        </w:tc>
+      </w:tr>
+      <w:tr>
+        <w:trPr>
+          <w:trHeight w:val="20"/>
+        </w:trPr>
+        <w:tc>
+          <w:tcPr>
+            <w:tcW w:w="4420" w:type="dxa"/>
+            <w:tcBorders>
+              <w:top w:val="nil"/>
+              <w:left w:val="single" w:sz="4" w:space="0" w:color="auto"/>
+              <w:bottom w:val="single" w:sz="4" w:space="0" w:color="auto"/>
+              <w:right w:val="single" w:sz="4" w:space="0" w:color="auto"/>
+            </w:tcBorders>
+            <w:noWrap/>
+            <w:vAlign w:val="center"/>
+            <w:hideMark/>
+          </w:tcPr>
+          <w:p>
+            <w:pPr>
+              <w:spacing w:after="0" w:line="240" w:lineRule="auto"/>
+              <w:ind w:firstLineChars="100" w:firstLine="200"/>
+              <w:rPr>
+                <w:rFonts w:ascii="Montserrat" w:eastAsia="Times New Roman" w:hAnsi="Montserrat" w:cs="Calibri"/>
+                <w:color w:val="000000"/>
+                <w:kern w:val="0"/>
+                <w:sz w:val="20"/>
+                <w:szCs w:val="16"/>
+                <w14:ligatures w14:val="none"/>
+              </w:rPr>
+            </w:pPr>
+            <w:r>
+              <w:rPr>
+                <w:rFonts w:ascii="Montserrat" w:eastAsia="Times New Roman" w:hAnsi="Montserrat" w:cs="Calibri"/>
+                <w:color w:val="000000"/>
+                <w:kern w:val="0"/>
+                <w:sz w:val="20"/>
+                <w:szCs w:val="16"/>
+                <w14:ligatures w14:val="none"/>
+              </w:rPr>
+              <w:t>Kujdesi psikiatrik</w:t>
+            </w:r>
+          </w:p>
+        </w:tc>
+        <w:tc>
+          <w:tcPr>
+            <w:tcW w:w="5925" w:type="dxa"/>
+            <w:tcBorders>
+              <w:top w:val="nil"/>
+              <w:left w:val="nil"/>
+              <w:bottom w:val="single" w:sz="4" w:space="0" w:color="auto"/>
+              <w:right w:val="single" w:sz="4" w:space="0" w:color="auto"/>
+            </w:tcBorders>
+            <w:noWrap/>
+            <w:vAlign w:val="bottom"/>
+            <w:hideMark/>
+          </w:tcPr>
+          <w:p>
+            <w:pPr>
+              <w:spacing w:after="0" w:line="240" w:lineRule="auto"/>
+              <w:jc w:val="center"/>
+              <w:rPr>
+                <w:rFonts w:ascii="Montserrat" w:eastAsia="Times New Roman" w:hAnsi="Montserrat" w:cs="Calibri"/>
+                <w:color w:val="000000"/>
+                <w:kern w:val="0"/>
+                <w:sz w:val="20"/>
+                <w:szCs w:val="16"/>
+                <w14:ligatures w14:val="none"/>
+              </w:rPr>
+            </w:pPr>
+            <w:r>
+              <w:rPr>
+                <w:rFonts w:ascii="Montserrat" w:hAnsi="Montserrat" w:cs="Calibri"/>
+                <w:color w:val="000000"/>
+                <w:sz w:val="20"/>
+                <w:szCs w:val="16"/>
+              </w:rPr>
+              <w:t>100% deri në € 200</w:t>
+            </w:r>
+          </w:p>
+        </w:tc>
+      </w:tr>
+      <w:tr>
+        <w:trPr>
+          <w:trHeight w:val="20"/>
+        </w:trPr>
+        <w:tc>
+          <w:tcPr>
+            <w:tcW w:w="4420" w:type="dxa"/>
+            <w:tcBorders>
+              <w:top w:val="nil"/>
+              <w:left w:val="single" w:sz="4" w:space="0" w:color="auto"/>
+              <w:bottom w:val="single" w:sz="4" w:space="0" w:color="auto"/>
+              <w:right w:val="single" w:sz="4" w:space="0" w:color="auto"/>
+            </w:tcBorders>
+            <w:noWrap/>
+            <w:vAlign w:val="center"/>
+            <w:hideMark/>
+          </w:tcPr>
+          <w:p>
+            <w:pPr>
+              <w:spacing w:after="0" w:line="240" w:lineRule="auto"/>
+              <w:ind w:firstLineChars="100" w:firstLine="200"/>
+              <w:rPr>
+                <w:rFonts w:ascii="Montserrat" w:eastAsia="Times New Roman" w:hAnsi="Montserrat" w:cs="Calibri"/>
+                <w:color w:val="000000"/>
+                <w:kern w:val="0"/>
+                <w:sz w:val="20"/>
+                <w:szCs w:val="16"/>
+                <w14:ligatures w14:val="none"/>
+              </w:rPr>
+            </w:pPr>
+            <w:r>
+              <w:rPr>
+                <w:rFonts w:ascii="Montserrat" w:eastAsia="Times New Roman" w:hAnsi="Montserrat" w:cs="Calibri"/>
+                <w:color w:val="000000"/>
+                <w:kern w:val="0"/>
+                <w:sz w:val="20"/>
+                <w:szCs w:val="16"/>
+                <w14:ligatures w14:val="none"/>
+              </w:rPr>
+              <w:t>Fizioterapia</w:t>
+            </w:r>
+          </w:p>
+        </w:tc>
+        <w:tc>
+          <w:tcPr>
+            <w:tcW w:w="5925" w:type="dxa"/>
+            <w:tcBorders>
+              <w:top w:val="nil"/>
+              <w:left w:val="nil"/>
+              <w:bottom w:val="single" w:sz="4" w:space="0" w:color="auto"/>
+              <w:right w:val="single" w:sz="4" w:space="0" w:color="auto"/>
+            </w:tcBorders>
+            <w:noWrap/>
+            <w:vAlign w:val="bottom"/>
+            <w:hideMark/>
+          </w:tcPr>
+          <w:p>
+            <w:pPr>
+              <w:spacing w:after="0" w:line="240" w:lineRule="auto"/>
+              <w:jc w:val="center"/>
+              <w:rPr>
+                <w:rFonts w:ascii="Montserrat" w:eastAsia="Times New Roman" w:hAnsi="Montserrat" w:cs="Calibri"/>
+                <w:color w:val="000000"/>
+                <w:kern w:val="0"/>
+                <w:sz w:val="20"/>
+                <w:szCs w:val="16"/>
+                <w14:ligatures w14:val="none"/>
+              </w:rPr>
+            </w:pPr>
+            <w:r>
+              <w:rPr>
+                <w:rFonts w:ascii="Montserrat" w:hAnsi="Montserrat" w:cs="Calibri"/>
+                <w:color w:val="000000"/>
+                <w:sz w:val="20"/>
+                <w:szCs w:val="16"/>
+              </w:rPr>
+              <w:t>100% deri në € 200</w:t>
+            </w:r>
+          </w:p>
+        </w:tc>
+      </w:tr>
+      <w:tr>
+        <w:trPr>
+          <w:trHeight w:val="20"/>
+        </w:trPr>
+        <w:tc>
+          <w:tcPr>
+            <w:tcW w:w="4420" w:type="dxa"/>
+            <w:tcBorders>
+              <w:top w:val="nil"/>
+              <w:left w:val="single" w:sz="4" w:space="0" w:color="auto"/>
+              <w:bottom w:val="single" w:sz="4" w:space="0" w:color="auto"/>
+              <w:right w:val="single" w:sz="4" w:space="0" w:color="auto"/>
+            </w:tcBorders>
+            <w:noWrap/>
+            <w:vAlign w:val="center"/>
+            <w:hideMark/>
+          </w:tcPr>
+          <w:p>
+            <w:pPr>
+              <w:spacing w:after="0" w:line="240" w:lineRule="auto"/>
+              <w:ind w:firstLineChars="100" w:firstLine="200"/>
+              <w:rPr>
+                <w:rFonts w:ascii="Montserrat" w:eastAsia="Times New Roman" w:hAnsi="Montserrat" w:cs="Calibri"/>
+                <w:color w:val="000000"/>
+                <w:kern w:val="0"/>
+                <w:sz w:val="20"/>
+                <w:szCs w:val="16"/>
+                <w14:ligatures w14:val="none"/>
+              </w:rPr>
+            </w:pPr>
+            <w:r>
+              <w:rPr>
+                <w:rFonts w:ascii="Montserrat" w:eastAsia="Times New Roman" w:hAnsi="Montserrat" w:cs="Calibri"/>
+                <w:color w:val="000000"/>
+                <w:kern w:val="0"/>
+                <w:sz w:val="20"/>
+                <w:szCs w:val="16"/>
+                <w14:ligatures w14:val="none"/>
+              </w:rPr>
+              <w:t>Autoambulanca brenda dhe jashtë Kosovës</w:t>
+            </w:r>
+          </w:p>
+        </w:tc>
+        <w:tc>
+          <w:tcPr>
+            <w:tcW w:w="5925" w:type="dxa"/>
+            <w:tcBorders>
+              <w:top w:val="nil"/>
+              <w:left w:val="nil"/>
+              <w:bottom w:val="single" w:sz="4" w:space="0" w:color="auto"/>
+              <w:right w:val="single" w:sz="4" w:space="0" w:color="auto"/>
+            </w:tcBorders>
+            <w:noWrap/>
+            <w:vAlign w:val="bottom"/>
+            <w:hideMark/>
+          </w:tcPr>
+          <w:p>
+            <w:pPr>
+              <w:spacing w:after="0" w:line="240" w:lineRule="auto"/>
+              <w:jc w:val="center"/>
+              <w:rPr>
+                <w:rFonts w:ascii="Montserrat" w:eastAsia="Times New Roman" w:hAnsi="Montserrat" w:cs="Calibri"/>
+                <w:color w:val="000000"/>
+                <w:kern w:val="0"/>
+                <w:sz w:val="20"/>
+                <w:szCs w:val="16"/>
+                <w14:ligatures w14:val="none"/>
+              </w:rPr>
+            </w:pPr>
+            <w:r>
+              <w:rPr>
+                <w:rFonts w:ascii="Montserrat" w:hAnsi="Montserrat" w:cs="Calibri"/>
+                <w:color w:val="000000"/>
+                <w:sz w:val="20"/>
+                <w:szCs w:val="16"/>
+              </w:rPr>
+              <w:t>100% deri në € 400</w:t>
+            </w:r>
+          </w:p>
+        </w:tc>
+      </w:tr>
+      <w:tr>
+        <w:trPr>
+          <w:trHeight w:val="20"/>
+        </w:trPr>
+        <w:tc>
+          <w:tcPr>
+            <w:tcW w:w="4420" w:type="dxa"/>
+            <w:tcBorders>
+              <w:top w:val="nil"/>
+              <w:left w:val="single" w:sz="4" w:space="0" w:color="auto"/>
+              <w:bottom w:val="single" w:sz="4" w:space="0" w:color="auto"/>
+              <w:right w:val="single" w:sz="4" w:space="0" w:color="auto"/>
+            </w:tcBorders>
+            <w:noWrap/>
+            <w:vAlign w:val="center"/>
+            <w:hideMark/>
+          </w:tcPr>
+          <w:p>
+            <w:pPr>
+              <w:spacing w:after="0" w:line="240" w:lineRule="auto"/>
+              <w:ind w:firstLineChars="100" w:firstLine="200"/>
+              <w:rPr>
+                <w:rFonts w:ascii="Montserrat" w:eastAsia="Times New Roman" w:hAnsi="Montserrat" w:cs="Calibri"/>
+                <w:color w:val="000000"/>
+                <w:kern w:val="0"/>
+                <w:sz w:val="20"/>
+                <w:szCs w:val="16"/>
+                <w14:ligatures w14:val="none"/>
+              </w:rPr>
+            </w:pPr>
+            <w:r>
+              <w:rPr>
+                <w:rFonts w:ascii="Montserrat" w:eastAsia="Times New Roman" w:hAnsi="Montserrat" w:cs="Calibri"/>
+                <w:color w:val="000000"/>
+                <w:kern w:val="0"/>
+                <w:sz w:val="20"/>
+                <w:szCs w:val="16"/>
+                <w14:ligatures w14:val="none"/>
+              </w:rPr>
+              <w:t>Shpenzimet e mjekimit si pasojë e aksidentit</w:t>
+            </w:r>
+          </w:p>
+        </w:tc>
+        <w:tc>
+          <w:tcPr>
+            <w:tcW w:w="5925" w:type="dxa"/>
+            <w:tcBorders>
+              <w:top w:val="nil"/>
+              <w:left w:val="nil"/>
+              <w:bottom w:val="single" w:sz="4" w:space="0" w:color="auto"/>
+              <w:right w:val="single" w:sz="4" w:space="0" w:color="auto"/>
+            </w:tcBorders>
+            <w:noWrap/>
+            <w:vAlign w:val="bottom"/>
+            <w:hideMark/>
+          </w:tcPr>
+          <w:p>
+            <w:pPr>
+              <w:spacing w:after="0" w:line="240" w:lineRule="auto"/>
+              <w:jc w:val="center"/>
+              <w:rPr>
+                <w:rFonts w:ascii="Montserrat" w:eastAsia="Times New Roman" w:hAnsi="Montserrat" w:cs="Calibri"/>
+                <w:color w:val="000000"/>
+                <w:kern w:val="0"/>
+                <w:sz w:val="20"/>
+                <w:szCs w:val="16"/>
+                <w14:ligatures w14:val="none"/>
+              </w:rPr>
+            </w:pPr>
+            <w:r>
+              <w:rPr>
+                <w:rFonts w:ascii="Montserrat" w:hAnsi="Montserrat" w:cs="Calibri"/>
+                <w:color w:val="000000"/>
+                <w:sz w:val="20"/>
+                <w:szCs w:val="16"/>
+              </w:rPr>
+              <w:t>100% deri në € 30.000</w:t>
+            </w:r>
+          </w:p>
+        </w:tc>
+      </w:tr>
+      <w:tr>
+        <w:trPr>
+          <w:trHeight w:val="20"/>
+        </w:trPr>
+        <w:tc>
+          <w:tcPr>
+            <w:tcW w:w="4420" w:type="dxa"/>
+            <w:tcBorders>
+              <w:top w:val="nil"/>
+              <w:left w:val="single" w:sz="4" w:space="0" w:color="auto"/>
+              <w:bottom w:val="single" w:sz="4" w:space="0" w:color="auto"/>
+              <w:right w:val="single" w:sz="4" w:space="0" w:color="auto"/>
+            </w:tcBorders>
+            <w:noWrap/>
+            <w:vAlign w:val="center"/>
+            <w:hideMark/>
+          </w:tcPr>
+          <w:p>
+            <w:pPr>
+              <w:spacing w:after="0" w:line="240" w:lineRule="auto"/>
+              <w:ind w:firstLineChars="100" w:firstLine="200"/>
+              <w:rPr>
+                <w:rFonts w:ascii="Montserrat" w:eastAsia="Times New Roman" w:hAnsi="Montserrat" w:cs="Calibri"/>
+                <w:color w:val="000000"/>
+                <w:kern w:val="0"/>
+                <w:sz w:val="20"/>
+                <w:szCs w:val="16"/>
+                <w14:ligatures w14:val="none"/>
+              </w:rPr>
+            </w:pPr>
+            <w:r>
+              <w:rPr>
+                <w:rFonts w:ascii="Montserrat" w:eastAsia="Times New Roman" w:hAnsi="Montserrat" w:cs="Calibri"/>
+                <w:color w:val="000000"/>
+                <w:kern w:val="0"/>
+                <w:sz w:val="20"/>
+                <w:szCs w:val="16"/>
+                <w14:ligatures w14:val="none"/>
+              </w:rPr>
+              <w:t>Trajtimet onkologjike</w:t>
+            </w:r>
+          </w:p>
+        </w:tc>
+        <w:tc>
+          <w:tcPr>
+            <w:tcW w:w="5925" w:type="dxa"/>
+            <w:tcBorders>
+              <w:top w:val="nil"/>
+              <w:left w:val="nil"/>
+              <w:bottom w:val="single" w:sz="4" w:space="0" w:color="auto"/>
+              <w:right w:val="single" w:sz="4" w:space="0" w:color="auto"/>
+            </w:tcBorders>
+            <w:noWrap/>
+            <w:vAlign w:val="bottom"/>
+            <w:hideMark/>
+          </w:tcPr>
+          <w:p>
+            <w:pPr>
+              <w:spacing w:after="0" w:line="240" w:lineRule="auto"/>
+              <w:jc w:val="center"/>
+              <w:rPr>
+                <w:rFonts w:ascii="Montserrat" w:eastAsia="Times New Roman" w:hAnsi="Montserrat" w:cs="Calibri"/>
+                <w:color w:val="000000"/>
+                <w:kern w:val="0"/>
+                <w:sz w:val="20"/>
+                <w:szCs w:val="16"/>
+                <w14:ligatures w14:val="none"/>
+              </w:rPr>
+            </w:pPr>
+            <w:r>
+              <w:rPr>
+                <w:rFonts w:ascii="Montserrat" w:hAnsi="Montserrat" w:cs="Calibri"/>
+                <w:color w:val="000000"/>
+                <w:sz w:val="20"/>
+                <w:szCs w:val="16"/>
+              </w:rPr>
+              <w:t>100% deri në € 50.000</w:t>
+            </w:r>
+          </w:p>
+        </w:tc>
+      </w:tr>
+      <w:tr>
+        <w:trPr>
+          <w:trHeight w:val="20"/>
+        </w:trPr>
+        <w:tc>
+          <w:tcPr>
+            <w:tcW w:w="4420" w:type="dxa"/>
+            <w:tcBorders>
+              <w:top w:val="nil"/>
+              <w:left w:val="single" w:sz="4" w:space="0" w:color="auto"/>
+              <w:bottom w:val="single" w:sz="4" w:space="0" w:color="auto"/>
+              <w:right w:val="single" w:sz="4" w:space="0" w:color="auto"/>
+            </w:tcBorders>
+            <w:shd w:val="clear" w:color="000000" w:fill="E3EBF8"/>
+            <w:noWrap/>
+            <w:vAlign w:val="center"/>
+            <w:hideMark/>
+          </w:tcPr>
+          <w:p>
+            <w:pPr>
+              <w:spacing w:after="0" w:line="240" w:lineRule="auto"/>
+              <w:ind w:firstLineChars="100" w:firstLine="201"/>
+              <w:rPr>
+                <w:rFonts w:ascii="Montserrat" w:eastAsia="Times New Roman" w:hAnsi="Montserrat" w:cs="Calibri"/>
+                <w:b/>
+                <w:bCs/>
+                <w:color w:val="007EC5"/>
+                <w:kern w:val="0"/>
+                <w:sz w:val="20"/>
+                <w:szCs w:val="16"/>
+                <w14:ligatures w14:val="none"/>
+              </w:rPr>
+            </w:pPr>
+            <w:r>
+              <w:rPr>
+                <w:rFonts w:ascii="Montserrat" w:eastAsia="Times New Roman" w:hAnsi="Montserrat" w:cs="Calibri"/>
+                <w:b/>
+                <w:bCs/>
+                <w:color w:val="007EC5"/>
+                <w:kern w:val="0"/>
+                <w:sz w:val="20"/>
+                <w:szCs w:val="16"/>
+                <w14:ligatures w14:val="none"/>
+              </w:rPr>
+              <w:t xml:space="preserve">Primet mujore </w:t>
+            </w:r>
+          </w:p>
+        </w:tc>
+        <w:tc>
+          <w:tcPr>
+            <w:tcW w:w="5925" w:type="dxa"/>
+            <w:tcBorders>
+              <w:top w:val="single" w:sz="4" w:space="0" w:color="auto"/>
+              <w:left w:val="nil"/>
+              <w:bottom w:val="single" w:sz="4" w:space="0" w:color="auto"/>
+              <w:right w:val="single" w:sz="4" w:space="0" w:color="auto"/>
+            </w:tcBorders>
+            <w:shd w:val="clear" w:color="000000" w:fill="E3EBF8"/>
+            <w:noWrap/>
+            <w:vAlign w:val="center"/>
+            <w:hideMark/>
+          </w:tcPr>
+          <w:p>
+            <w:pPr>
+              <w:spacing w:after="0" w:line="240" w:lineRule="auto"/>
+              <w:jc w:val="center"/>
+              <w:rPr>
+                <w:rFonts w:ascii="Montserrat" w:eastAsia="Times New Roman" w:hAnsi="Montserrat" w:cs="Calibri"/>
+                <w:b/>
+                <w:bCs/>
+                <w:color w:val="007EC5"/>
+                <w:kern w:val="0"/>
+                <w:sz w:val="20"/>
+                <w:szCs w:val="16"/>
+                <w14:ligatures w14:val="none"/>
+              </w:rPr>
+            </w:pPr>
+            <w:r>
+              <w:rPr>
+                <w:rFonts w:ascii="Montserrat" w:hAnsi="Montserrat" w:cs="Calibri"/>
+                <w:b/>
+                <w:bCs/>
+                <w:color w:val="007EC5"/>
+                <w:sz w:val="20"/>
+                <w:szCs w:val="16"/>
+              </w:rPr>
+              <w:t>Gold</w:t>
+            </w:r>
+          </w:p>
+        </w:tc>
+      </w:tr>
+      <w:tr>
+        <w:trPr>
+          <w:trHeight w:val="20"/>
+        </w:trPr>
+        <w:tc>
+          <w:tcPr>
+            <w:tcW w:w="4420" w:type="dxa"/>
+            <w:tcBorders>
+              <w:top w:val="nil"/>
+              <w:left w:val="single" w:sz="4" w:space="0" w:color="auto"/>
+              <w:bottom w:val="single" w:sz="4" w:space="0" w:color="auto"/>
+              <w:right w:val="single" w:sz="4" w:space="0" w:color="auto"/>
+            </w:tcBorders>
+            <w:noWrap/>
+            <w:vAlign w:val="center"/>
+            <w:hideMark/>
+          </w:tcPr>
+          <w:p>
+            <w:pPr>
+              <w:spacing w:after="0" w:line="240" w:lineRule="auto"/>
+              <w:ind w:firstLineChars="100" w:firstLine="200"/>
+              <w:rPr>
+                <w:rFonts w:ascii="Montserrat" w:eastAsia="Times New Roman" w:hAnsi="Montserrat" w:cs="Calibri"/>
+                <w:color w:val="000000"/>
+                <w:kern w:val="0"/>
+                <w:sz w:val="20"/>
+                <w:szCs w:val="16"/>
+                <w14:ligatures w14:val="none"/>
+              </w:rPr>
+            </w:pPr>
+            <w:r>
+              <w:rPr>
+                <w:rFonts w:ascii="Montserrat" w:eastAsia="Times New Roman" w:hAnsi="Montserrat" w:cs="Calibri"/>
+                <w:color w:val="000000"/>
+                <w:kern w:val="0"/>
+                <w:sz w:val="20"/>
+                <w:szCs w:val="16"/>
+                <w14:ligatures w14:val="none"/>
+              </w:rPr>
+              <w:t>Primi mujor për persona mbi 18 vjeq</w:t>
+            </w:r>
+          </w:p>
+        </w:tc>
+        <w:tc>
+          <w:tcPr>
+            <w:tcW w:w="5925" w:type="dxa"/>
+            <w:tcBorders>
+              <w:top w:val="nil"/>
+              <w:left w:val="nil"/>
+              <w:bottom w:val="single" w:sz="4" w:space="0" w:color="auto"/>
+              <w:right w:val="single" w:sz="4" w:space="0" w:color="auto"/>
+            </w:tcBorders>
+            <w:noWrap/>
+            <w:vAlign w:val="center"/>
+            <w:hideMark/>
+          </w:tcPr>
+          <w:p>
+            <w:pPr>
+              <w:spacing w:after="0" w:line="240" w:lineRule="auto"/>
+              <w:jc w:val="center"/>
+              <w:rPr>
+                <w:rFonts w:ascii="Montserrat" w:eastAsia="Times New Roman" w:hAnsi="Montserrat" w:cs="Calibri"/>
+                <w:color w:val="000000"/>
+                <w:kern w:val="0"/>
+                <w:sz w:val="20"/>
+                <w:szCs w:val="16"/>
+                <w14:ligatures w14:val="none"/>
+              </w:rPr>
+            </w:pPr>
+            <w:r>
+              <w:rPr>
+                <w:rFonts w:ascii="Montserrat" w:hAnsi="Montserrat" w:cs="Calibri"/>
+                <w:color w:val="000000"/>
+                <w:sz w:val="20"/>
+                <w:szCs w:val="16"/>
+              </w:rPr>
+              <w:t>€ 100.00</w:t>
+            </w:r>
+          </w:p>
+        </w:tc>
+      </w:tr>
+      <w:tr>
+        <w:trPr>
+          <w:trHeight w:val="20"/>
+        </w:trPr>
+        <w:tc>
+          <w:tcPr>
+            <w:tcW w:w="4420" w:type="dxa"/>
+            <w:tcBorders>
+              <w:top w:val="nil"/>
+              <w:left w:val="single" w:sz="4" w:space="0" w:color="auto"/>
+              <w:bottom w:val="single" w:sz="4" w:space="0" w:color="auto"/>
+              <w:right w:val="single" w:sz="4" w:space="0" w:color="auto"/>
+            </w:tcBorders>
+            <w:noWrap/>
+            <w:vAlign w:val="center"/>
+            <w:hideMark/>
+          </w:tcPr>
+          <w:p>
+            <w:pPr>
+              <w:spacing w:after="0" w:line="240" w:lineRule="auto"/>
+              <w:ind w:firstLineChars="100" w:firstLine="200"/>
+              <w:rPr>
+                <w:rFonts w:ascii="Montserrat" w:eastAsia="Times New Roman" w:hAnsi="Montserrat" w:cs="Calibri"/>
+                <w:color w:val="000000"/>
+                <w:kern w:val="0"/>
+                <w:sz w:val="20"/>
+                <w:szCs w:val="16"/>
+                <w14:ligatures w14:val="none"/>
+              </w:rPr>
+            </w:pPr>
+            <w:r>
+              <w:rPr>
+                <w:rFonts w:ascii="Montserrat" w:eastAsia="Times New Roman" w:hAnsi="Montserrat" w:cs="Calibri"/>
+                <w:color w:val="000000"/>
+                <w:kern w:val="0"/>
+                <w:sz w:val="20"/>
+                <w:szCs w:val="16"/>
+                <w14:ligatures w14:val="none"/>
+              </w:rPr>
+              <w:t>Primi mujor për fëmijë nën 18 vjeq</w:t>
+            </w:r>
+          </w:p>
+        </w:tc>
+        <w:tc>
+          <w:tcPr>
+            <w:tcW w:w="5925" w:type="dxa"/>
+            <w:tcBorders>
+              <w:top w:val="nil"/>
+              <w:left w:val="nil"/>
+              <w:bottom w:val="single" w:sz="4" w:space="0" w:color="auto"/>
+              <w:right w:val="single" w:sz="4" w:space="0" w:color="auto"/>
+            </w:tcBorders>
+            <w:noWrap/>
+            <w:vAlign w:val="center"/>
+            <w:hideMark/>
+          </w:tcPr>
+          <w:p>
+            <w:pPr>
+              <w:spacing w:after="0" w:line="240" w:lineRule="auto"/>
+              <w:jc w:val="center"/>
+              <w:rPr>
+                <w:rFonts w:ascii="Montserrat" w:eastAsia="Times New Roman" w:hAnsi="Montserrat" w:cs="Calibri"/>
+                <w:color w:val="000000"/>
+                <w:kern w:val="0"/>
+                <w:sz w:val="20"/>
+                <w:szCs w:val="16"/>
+                <w14:ligatures w14:val="none"/>
+              </w:rPr>
+            </w:pPr>
+            <w:r>
+              <w:rPr>
+                <w:rFonts w:ascii="Montserrat" w:hAnsi="Montserrat" w:cs="Calibri"/>
+                <w:color w:val="000000"/>
+                <w:sz w:val="20"/>
+                <w:szCs w:val="16"/>
+              </w:rPr>
+              <w:t>€ 90.00</w:t>
+            </w:r>
+          </w:p>
+        </w:tc>
+      </w:tr>
+    </w:tbl>
+    <w:p>
+      <w:pPr>
+        <w:spacing w:after="0" w:line="240" w:lineRule="auto"/>
+        <w:rPr>
+          <w:rFonts w:ascii="Montserrat" w:eastAsia="Times New Roman" w:hAnsi="Montserrat" w:cs="Calibri"/>
+          <w:kern w:val="0"/>
+          <w:sz w:val="16"/>
+          <w:szCs w:val="16"/>
+          <w14:ligatures w14:val="none"/>
+        </w:rPr>
+      </w:pPr>
+      <w:r>
+        <w:rPr>
+          <w:rFonts w:ascii="Montserrat" w:eastAsia="Times New Roman" w:hAnsi="Montserrat" w:cs="Calibri"/>
+          <w:kern w:val="0"/>
+          <w:sz w:val="16"/>
+          <w:szCs w:val="16"/>
+          <w14:ligatures w14:val="none"/>
+        </w:rPr>
+        <w:t xml:space="preserve">*Nëse shërbimet në kuadër të shtrimit në spital merren në spital publik pa pagesë, I siguruari do të dëmshpërblehet 50% </w:t>
+      </w:r>
+      <w:r>
+        <w:rPr>
+          <w:rFonts w:ascii="Montserrat" w:eastAsia="Times New Roman" w:hAnsi="Montserrat" w:cs="Calibri"/>
+          <w:kern w:val="0"/>
+          <w:sz w:val="16"/>
+          <w:szCs w:val="16"/>
+          <w14:ligatures w14:val="none"/>
+        </w:rPr>
+        <w:t>deri në 2.000€</w:t>
+      </w:r>
+      <w:r>
+        <w:rPr>
+          <w:rFonts w:ascii="Montserrat" w:eastAsia="Times New Roman" w:hAnsi="Montserrat" w:cs="Calibri"/>
+          <w:kern w:val="0"/>
+          <w:sz w:val="16"/>
+          <w:szCs w:val="16"/>
+          <w14:ligatures w14:val="none"/>
+        </w:rPr>
+        <w:t xml:space="preserve"> </w:t>
+      </w:r>
+      <w:r>
+        <w:rPr>
+          <w:rFonts w:ascii="Montserrat" w:eastAsia="Times New Roman" w:hAnsi="Montserrat" w:cs="Calibri"/>
+          <w:kern w:val="0"/>
+          <w:sz w:val="16"/>
+          <w:szCs w:val="16"/>
+          <w14:ligatures w14:val="none"/>
+        </w:rPr>
+        <w:t>të shpenzimeve sikur shërbimet të ishin marrë në spital privat</w:t>
+      </w:r>
+      <w:r>
+        <w:rPr>
+          <w:rFonts w:ascii="Montserrat" w:eastAsia="Times New Roman" w:hAnsi="Montserrat" w:cs="Calibri"/>
+          <w:kern w:val="0"/>
+          <w:sz w:val="16"/>
+          <w:szCs w:val="16"/>
+          <w14:ligatures w14:val="none"/>
+        </w:rPr>
+        <w:t>.</w:t>
+      </w:r>
+    </w:p>
+    <w:p>
+      <w:pPr>
+        <w:spacing w:after="0" w:line="240" w:lineRule="auto"/>
+        <w:rPr>
+          <w:rFonts w:ascii="Montserrat" w:eastAsia="Times New Roman" w:hAnsi="Montserrat" w:cs="Calibri"/>
+          <w:kern w:val="0"/>
+          <w:sz w:val="16"/>
+          <w:szCs w:val="16"/>
+          <w14:ligatures w14:val="none"/>
+        </w:rPr>
+      </w:pPr>
+      <w:r>
+        <w:rPr>
+          <w:rFonts w:ascii="Montserrat" w:eastAsia="Times New Roman" w:hAnsi="Montserrat" w:cs="Calibri"/>
+          <w:kern w:val="0"/>
+          <w:sz w:val="16"/>
+          <w:szCs w:val="16"/>
+          <w14:ligatures w14:val="none"/>
+        </w:rPr>
+        <w:t>*Nëse shërbimet në kuadër të kujdesit gjatë shtatzanisë dhe lindja merren në spital publik pa pagesë, e siguruara do të dëmshpërblehet 300€</w:t>
+      </w:r>
+      <w:r>
+        <w:rPr>
+          <w:rFonts w:ascii="Montserrat" w:eastAsia="Times New Roman" w:hAnsi="Montserrat" w:cs="Calibri"/>
+          <w:kern w:val="0"/>
+          <w:sz w:val="16"/>
+          <w:szCs w:val="16"/>
+          <w14:ligatures w14:val="none"/>
+        </w:rPr>
+        <w:t>.</w:t>
+      </w:r>
+      <w:r>
+        <w:rPr>
+          <w:rFonts w:ascii="Montserrat" w:eastAsia="Times New Roman" w:hAnsi="Montserrat" w:cs="Calibri"/>
+          <w:kern w:val="0"/>
+          <w:sz w:val="16"/>
+          <w:szCs w:val="16"/>
+          <w14:ligatures w14:val="none"/>
+        </w:rPr>
+        <w:tab/>
+      </w:r>
+      <w:r>
+        <w:rPr>
+          <w:rFonts w:ascii="Montserrat" w:eastAsia="Times New Roman" w:hAnsi="Montserrat" w:cs="Calibri"/>
+          <w:kern w:val="0"/>
+          <w:sz w:val="16"/>
+          <w:szCs w:val="16"/>
+          <w14:ligatures w14:val="none"/>
+        </w:rPr>
+        <w:tab/>
+      </w:r>
+    </w:p>
+    <w:p>
+      <w:pPr>
+        <w:rPr>
+          <w:rFonts w:ascii="Montserrat" w:eastAsia="Times New Roman" w:hAnsi="Montserrat" w:cs="Calibri"/>
+          <w:kern w:val="0"/>
+          <w:sz w:val="16"/>
+          <w:szCs w:val="16"/>
+          <w14:ligatures w14:val="none"/>
+        </w:rPr>
+      </w:pPr>
+      <w:r>
+        <w:rPr>
+          <w:rFonts w:ascii="Montserrat" w:eastAsia="Times New Roman" w:hAnsi="Montserrat" w:cs="Calibri"/>
+          <w:kern w:val="0"/>
+          <w:sz w:val="16"/>
+          <w:szCs w:val="16"/>
+          <w14:ligatures w14:val="none"/>
+        </w:rPr>
+        <w:t>*Kujdesi gjatë shtatzanisë dhe lindja ka periudhë pritëse 10 muaj, dhe mbulohet për ngjarje sipas specifikimeve në kushte të kontratës</w:t>
+      </w:r>
+      <w:r>
+        <w:rPr>
+          <w:rFonts w:ascii="Montserrat" w:eastAsia="Times New Roman" w:hAnsi="Montserrat" w:cs="Calibri"/>
+          <w:kern w:val="0"/>
+          <w:sz w:val="16"/>
+          <w:szCs w:val="16"/>
+          <w14:ligatures w14:val="none"/>
+        </w:rPr>
+        <w:t>.</w:t>
+      </w:r>
+    </w:p>
+    <w:p>
+      <w:pPr>
+        <w:rPr>
+          <w:rFonts w:ascii="Montserrat" w:eastAsia="Times New Roman" w:hAnsi="Montserrat" w:cs="Calibri"/>
+          <w:kern w:val="0"/>
+          <w:sz w:val="16"/>
+          <w:szCs w:val="16"/>
+          <w14:ligatures w14:val="none"/>
+        </w:rPr>
+      </w:pPr>
+      <w:bookmarkStart w:id="1" w:name="_GoBack"/>
+      <w:bookmarkEnd w:id="1"/>
+    </w:p>
+    <w:bookmarkEnd w:id="0"/>
+    <w:p/>
     <w:p/>
     <w:tbl>
       <w:tblPr>
@@ -28883,47 +34246,11 @@
       </w:tr>
     </w:tbl>
     <w:p/>
+    <w:bookmarkStart w:id="0" w:name="_MON_1827661170"/>
+    <w:bookmarkEnd w:id="0"/>
     <w:p>
-      <w:bookmarkStart w:id="11" w:name="_GoBack"/>
-      <w:bookmarkEnd w:id="11"/>
-    </w:p>
-    <w:p/>
-    <w:p/>
-    <w:p/>
-    <w:p/>
-    <w:p/>
-    <w:p/>
-    <w:p/>
-    <w:p/>
-    <w:p/>
-    <w:p/>
-    <w:p/>
-    <w:p/>
-    <w:p/>
-    <w:p/>
-    <w:p/>
-    <w:p/>
-    <w:p/>
-    <w:p/>
-    <w:p/>
-    <w:p/>
-    <w:p/>
-    <w:p/>
-    <w:p/>
-    <w:p/>
-    <w:p/>
-    <w:p/>
-    <w:p/>
-    <w:p/>
-    <w:p/>
-    <w:p/>
-    <w:p/>
-    <w:p/>
-    <w:bookmarkStart w:id="12" w:name="_MON_1827661170"/>
-    <w:bookmarkEnd w:id="12"/>
-    <w:p>
-      <w:r>
-        <w:object w:dxaOrig="1539" w:dyaOrig="997" w14:anchorId="35949617">
+      <w:r>
+        <w:object w:dxaOrig="1539" w:dyaOrig="997">
           <v:shapetype id="_x0000_t75" coordsize="21600,21600" o:spt="75" o:preferrelative="t" path="m@4@5l@4@11@9@11@9@5xe" filled="f" stroked="f">
             <v:stroke joinstyle="miter"/>
             <v:formulas>
@@ -28944,9 +34271,9 @@
             <o:lock v:ext="edit" aspectratio="t"/>
           </v:shapetype>
           <v:shape id="_x0000_i1025" type="#_x0000_t75" style="width:78pt;height:49.5pt" o:ole="">
-            <v:imagedata r:id="rId10_2" o:title=""/>
+            <v:imagedata r:id="rId5_1" o:title=""/>
           </v:shape>
-          <o:OLEObject Type="Embed" ProgID="Word.Document.12" ShapeID="_x0000_i1025" DrawAspect="Icon" ObjectID="_1833987049" r:id="rId11">
+          <o:OLEObject Type="Embed" ProgID="Word.Document.12" ShapeID="_x0000_i1025" DrawAspect="Icon" ObjectID="_1833989708" r:id="rId6">
             <o:FieldCodes>\s</o:FieldCodes>
           </o:OLEObject>
         </w:object>
@@ -28988,27 +34315,7 @@
           <w:szCs w:val="22"/>
           <w:lang w:val="sq-AL"/>
         </w:rPr>
-        <w:t>2</w:t>
-      </w:r>
-      <w:r>
-        <w:rPr>
-          <w:b/>
-          <w:bCs/>
-          <w:sz w:val="22"/>
-          <w:szCs w:val="22"/>
-          <w:lang w:val="sq-AL"/>
-        </w:rPr>
-        <w:t xml:space="preserve"> - </w:t>
-      </w:r>
-      <w:r>
-        <w:rPr>
-          <w:b/>
-          <w:bCs/>
-          <w:sz w:val="22"/>
-          <w:szCs w:val="22"/>
-          <w:lang w:val="sq-AL"/>
-        </w:rPr>
-        <w:t xml:space="preserve">DOKUMENTACIONI I NEVOJSHËM ME RASTIN E KËRKESËS PËR RIMBURSIM </w:t>
+        <w:t xml:space="preserve">2 - DOKUMENTACIONI I NEVOJSHËM ME RASTIN E KËRKESËS PËR RIMBURSIM </w:t>
       </w:r>
     </w:p>
     <w:p>
@@ -29022,7 +34329,7 @@
     </w:p>
     <w:p>
       <w:pPr>
-        <w:pStyle w:val="TableParagraph_0"/>
+        <w:pStyle w:val="TableParagraph_1"/>
         <w:rPr>
           <w:rFonts w:ascii="Times New Roman" w:hAnsi="Times New Roman" w:cs="Times New Roman"/>
           <w:lang w:val="sq-AL"/>
@@ -29033,26 +34340,12 @@
           <w:rFonts w:ascii="Times New Roman" w:hAnsi="Times New Roman" w:cs="Times New Roman"/>
           <w:lang w:val="sq-AL"/>
         </w:rPr>
-        <w:t xml:space="preserve">Formulari i kërkesës për rimbursim duhet te prezantohet ne </w:t>
-      </w:r>
-      <w:r>
-        <w:rPr>
-          <w:rFonts w:ascii="Times New Roman" w:hAnsi="Times New Roman" w:cs="Times New Roman"/>
-          <w:lang w:val="sq-AL"/>
-        </w:rPr>
-        <w:t>SIGAL</w:t>
-      </w:r>
-      <w:r>
-        <w:rPr>
-          <w:rFonts w:ascii="Times New Roman" w:hAnsi="Times New Roman" w:cs="Times New Roman"/>
-          <w:lang w:val="sq-AL"/>
-        </w:rPr>
-        <w:t xml:space="preserve"> i plotësuar saktë ne të gjitha fushat e kërkuara.</w:t>
+        <w:t>Formulari i kërkesës për rimbursim duhet te prezantohet ne SIGAL i plotësuar saktë ne të gjitha fushat e kërkuara.</w:t>
       </w:r>
     </w:p>
     <w:p>
       <w:pPr>
-        <w:pStyle w:val="TableParagraph_0"/>
+        <w:pStyle w:val="TableParagraph_1"/>
         <w:rPr>
           <w:rFonts w:ascii="Times New Roman" w:hAnsi="Times New Roman" w:cs="Times New Roman"/>
           <w:lang w:val="sq-AL"/>
@@ -29061,7 +34354,7 @@
     </w:p>
     <w:p>
       <w:pPr>
-        <w:pStyle w:val="TableParagraph_0"/>
+        <w:pStyle w:val="TableParagraph_1"/>
         <w:rPr>
           <w:rFonts w:ascii="Times New Roman" w:hAnsi="Times New Roman" w:cs="Times New Roman"/>
           <w:lang w:val="sq-AL"/>
@@ -29077,7 +34370,7 @@
     </w:p>
     <w:p>
       <w:pPr>
-        <w:pStyle w:val="ListParagraph_0"/>
+        <w:pStyle w:val="ListParagraph_1"/>
         <w:ind w:hanging="360"/>
         <w:rPr>
           <w:sz w:val="22"/>
@@ -29088,11 +34381,11 @@
     </w:p>
     <w:p>
       <w:pPr>
-        <w:pStyle w:val="ListParagraph_0"/>
+        <w:pStyle w:val="ListParagraph_1"/>
         <w:widowControl w:val="0"/>
         <w:numPr>
           <w:ilvl w:val="0"/>
-          <w:numId w:val="32"/>
+          <w:numId w:val="1"/>
         </w:numPr>
         <w:autoSpaceDE w:val="0"/>
         <w:autoSpaceDN w:val="0"/>
@@ -29113,10 +34406,10 @@
     </w:p>
     <w:p>
       <w:pPr>
-        <w:pStyle w:val="ListParagraph_0"/>
+        <w:pStyle w:val="ListParagraph_1"/>
         <w:numPr>
           <w:ilvl w:val="0"/>
-          <w:numId w:val="33"/>
+          <w:numId w:val="2"/>
         </w:numPr>
         <w:autoSpaceDN w:val="0"/>
         <w:contextualSpacing/>
@@ -29137,7 +34430,7 @@
     </w:p>
     <w:p>
       <w:pPr>
-        <w:pStyle w:val="ListParagraph_0"/>
+        <w:pStyle w:val="ListParagraph_1"/>
         <w:ind w:left="1440" w:hanging="360"/>
         <w:rPr>
           <w:sz w:val="22"/>
@@ -29156,7 +34449,7 @@
     </w:p>
     <w:p>
       <w:pPr>
-        <w:pStyle w:val="ListParagraph_0"/>
+        <w:pStyle w:val="ListParagraph_1"/>
         <w:ind w:left="1440" w:hanging="360"/>
         <w:rPr>
           <w:sz w:val="22"/>
@@ -29175,7 +34468,7 @@
     </w:p>
     <w:p>
       <w:pPr>
-        <w:pStyle w:val="ListParagraph_0"/>
+        <w:pStyle w:val="ListParagraph_1"/>
         <w:ind w:left="1440" w:hanging="360"/>
         <w:rPr>
           <w:sz w:val="22"/>
@@ -29194,7 +34487,7 @@
     </w:p>
     <w:p>
       <w:pPr>
-        <w:pStyle w:val="ListParagraph_0"/>
+        <w:pStyle w:val="ListParagraph_1"/>
         <w:ind w:left="1440" w:hanging="360"/>
         <w:rPr>
           <w:sz w:val="22"/>
@@ -29213,7 +34506,7 @@
     </w:p>
     <w:p>
       <w:pPr>
-        <w:pStyle w:val="ListParagraph_0"/>
+        <w:pStyle w:val="ListParagraph_1"/>
         <w:ind w:hanging="360"/>
         <w:rPr>
           <w:sz w:val="22"/>
@@ -29232,7 +34525,7 @@
     </w:p>
     <w:p>
       <w:pPr>
-        <w:pStyle w:val="ListParagraph_0"/>
+        <w:pStyle w:val="ListParagraph_1"/>
         <w:ind w:hanging="360"/>
         <w:rPr>
           <w:sz w:val="22"/>
@@ -29251,7 +34544,7 @@
     </w:p>
     <w:p>
       <w:pPr>
-        <w:pStyle w:val="ListParagraph_0"/>
+        <w:pStyle w:val="ListParagraph_1"/>
         <w:ind w:hanging="360"/>
         <w:rPr>
           <w:sz w:val="22"/>
@@ -29270,7 +34563,7 @@
     </w:p>
     <w:p>
       <w:pPr>
-        <w:pStyle w:val="ListParagraph_0"/>
+        <w:pStyle w:val="ListParagraph_1"/>
         <w:ind w:hanging="360"/>
         <w:rPr>
           <w:sz w:val="22"/>
@@ -29289,7 +34582,7 @@
     </w:p>
     <w:p>
       <w:pPr>
-        <w:pStyle w:val="ListParagraph_0"/>
+        <w:pStyle w:val="ListParagraph_1"/>
         <w:ind w:hanging="360"/>
         <w:rPr>
           <w:sz w:val="22"/>
@@ -29308,7 +34601,7 @@
     </w:p>
     <w:p>
       <w:pPr>
-        <w:pStyle w:val="ListParagraph_0"/>
+        <w:pStyle w:val="ListParagraph_1"/>
         <w:ind w:hanging="360"/>
         <w:rPr>
           <w:sz w:val="22"/>
@@ -29327,7 +34620,7 @@
     </w:p>
     <w:p>
       <w:pPr>
-        <w:pStyle w:val="ListParagraph_0"/>
+        <w:pStyle w:val="ListParagraph_1"/>
         <w:ind w:hanging="360"/>
         <w:rPr>
           <w:sz w:val="22"/>
@@ -29338,7 +34631,7 @@
     </w:p>
     <w:p>
       <w:pPr>
-        <w:pStyle w:val="TableParagraph_0"/>
+        <w:pStyle w:val="TableParagraph_1"/>
         <w:rPr>
           <w:rFonts w:ascii="Times New Roman" w:hAnsi="Times New Roman" w:cs="Times New Roman"/>
           <w:lang w:val="sq-AL"/>
@@ -29368,7 +34661,7 @@
           <w:lang w:eastAsia="en-US"/>
         </w:rPr>
         <w:drawing>
-          <wp:anchor distT="0" distB="0" distL="114300" distR="114300" simplePos="0" relativeHeight="251659264" behindDoc="0" locked="0" layoutInCell="1" allowOverlap="1" wp14:anchorId="775F000D" wp14:editId="224C527F">
+          <wp:anchor distT="0" distB="0" distL="114300" distR="114300" simplePos="0" relativeHeight="251659264" behindDoc="0" locked="0" layoutInCell="1" allowOverlap="1" wp14:anchorId="3FF0E3E5" wp14:editId="1763A687">
             <wp:simplePos x="914400" y="5000368"/>
             <wp:positionH relativeFrom="margin">
               <wp:align>left</wp:align>
@@ -29393,7 +34686,7 @@
                     </pic:cNvPicPr>
                   </pic:nvPicPr>
                   <pic:blipFill>
-                    <a:blip r:embed="rId12_1" cstate="print">
+                    <a:blip r:embed="rId7_2" cstate="print">
                       <a:extLst>
                         <a:ext uri="{28A0092B-C50C-407E-A947-70E740481C1C}">
                           <a14:useLocalDpi xmlns:a14="http://schemas.microsoft.com/office/drawing/2010/main" val="0"/>
@@ -29441,7 +34734,7 @@
     </w:p>
     <w:p>
       <w:pPr>
-        <w:pStyle w:val="Heading1_0"/>
+        <w:pStyle w:val="Heading1_1"/>
         <w:rPr>
           <w:rFonts w:ascii="Times New Roman" w:eastAsia="Arial" w:hAnsi="Times New Roman"/>
           <w:b/>
@@ -29472,10 +34765,10 @@
     </w:p>
     <w:p>
       <w:pPr>
-        <w:pStyle w:val="Heading1_0"/>
+        <w:pStyle w:val="Heading1_1"/>
         <w:ind w:left="360"/>
         <w:rPr>
-          <w:rStyle w:val="Strong_0"/>
+          <w:rStyle w:val="Strong_1"/>
           <w:rFonts w:ascii="Times New Roman" w:hAnsi="Times New Roman"/>
           <w:sz w:val="22"/>
           <w:szCs w:val="22"/>
@@ -29491,95 +34784,111 @@
         </w:rPr>
         <w:t xml:space="preserve">Departamenti i dëmeve shëndetësore:  </w:t>
       </w:r>
-      <w:hyperlink r:id="rId13" w:history="1">
+      <w:r>
+        <w:fldChar w:fldCharType="begin"/>
+      </w:r>
+      <w:r>
+        <w:instrText xml:space="preserve"> HYPERLINK "mailto:demetshendetsore@sigal-ks.com" </w:instrText>
+      </w:r>
+      <w:r>
+        <w:fldChar w:fldCharType="separate"/>
+      </w:r>
+      <w:r>
+        <w:rPr>
+          <w:rStyle w:val="Hyperlink_1"/>
+          <w:rFonts w:ascii="Times New Roman" w:hAnsi="Times New Roman"/>
+          <w:sz w:val="22"/>
+          <w:szCs w:val="22"/>
+          <w:lang w:val="sq-AL"/>
+        </w:rPr>
+        <w:t>demetshendetsore@sigal-ks.com</w:t>
+      </w:r>
+      <w:r>
+        <w:rPr>
+          <w:rStyle w:val="Hyperlink_1"/>
+          <w:rFonts w:ascii="Times New Roman" w:hAnsi="Times New Roman"/>
+          <w:color w:val="auto"/>
+          <w:sz w:val="22"/>
+          <w:szCs w:val="22"/>
+          <w:lang w:val="sq-AL"/>
+        </w:rPr>
+        <w:fldChar w:fldCharType="end"/>
+      </w:r>
+      <w:r>
+        <w:rPr>
+          <w:rStyle w:val="Strong_1"/>
+          <w:rFonts w:ascii="Times New Roman" w:hAnsi="Times New Roman"/>
+          <w:sz w:val="22"/>
+          <w:szCs w:val="22"/>
+          <w:lang w:val="sq-AL"/>
+        </w:rPr>
+        <w:t xml:space="preserve"> </w:t>
+      </w:r>
+    </w:p>
+    <w:p>
+      <w:pPr>
+        <w:rPr>
+          <w:sz w:val="22"/>
+          <w:szCs w:val="22"/>
+          <w:u w:val="single"/>
+          <w:lang w:val="sq-AL"/>
+        </w:rPr>
+      </w:pPr>
+      <w:r>
+        <w:rPr>
+          <w:b/>
+          <w:bCs/>
+          <w:sz w:val="22"/>
+          <w:szCs w:val="22"/>
+          <w:lang w:val="sq-AL"/>
+        </w:rPr>
+        <w:tab/>
+      </w:r>
+      <w:r>
+        <w:rPr>
+          <w:b/>
+          <w:bCs/>
+          <w:sz w:val="22"/>
+          <w:szCs w:val="22"/>
+          <w:lang w:val="sq-AL"/>
+        </w:rPr>
+        <w:tab/>
+      </w:r>
+      <w:r>
+        <w:rPr>
+          <w:b/>
+          <w:bCs/>
+          <w:sz w:val="22"/>
+          <w:szCs w:val="22"/>
+          <w:lang w:val="sq-AL"/>
+        </w:rPr>
+        <w:tab/>
+      </w:r>
+      <w:r>
+        <w:rPr>
+          <w:b/>
+          <w:bCs/>
+          <w:sz w:val="22"/>
+          <w:szCs w:val="22"/>
+          <w:lang w:val="sq-AL"/>
+        </w:rPr>
+        <w:tab/>
+      </w:r>
+      <w:r>
+        <w:rPr>
+          <w:b/>
+          <w:bCs/>
+          <w:sz w:val="22"/>
+          <w:szCs w:val="22"/>
+          <w:lang w:val="sq-AL"/>
+        </w:rPr>
+        <w:tab/>
+        <w:t xml:space="preserve">              </w:t>
+      </w:r>
+      <w:hyperlink r:id="rId8" w:history="1">
         <w:r>
           <w:rPr>
-            <w:rStyle w:val="Hyperlink_0"/>
-            <w:rFonts w:ascii="Times New Roman" w:hAnsi="Times New Roman"/>
-            <w:color w:val="auto"/>
-            <w:sz w:val="22"/>
-            <w:szCs w:val="22"/>
-            <w:lang w:val="sq-AL"/>
-          </w:rPr>
-          <w:t>demetshendetsore@sigal-ks.com</w:t>
-        </w:r>
-      </w:hyperlink>
-      <w:r>
-        <w:rPr>
-          <w:rStyle w:val="Strong_0"/>
-          <w:rFonts w:ascii="Times New Roman" w:hAnsi="Times New Roman"/>
-          <w:sz w:val="22"/>
-          <w:szCs w:val="22"/>
-          <w:lang w:val="sq-AL"/>
-        </w:rPr>
-        <w:t xml:space="preserve"> </w:t>
-      </w:r>
-    </w:p>
-    <w:p>
-      <w:pPr>
-        <w:rPr>
-          <w:sz w:val="22"/>
-          <w:szCs w:val="22"/>
-          <w:u w:val="single"/>
-          <w:lang w:val="sq-AL"/>
-        </w:rPr>
-      </w:pPr>
-      <w:r>
-        <w:rPr>
-          <w:b/>
-          <w:bCs/>
-          <w:sz w:val="22"/>
-          <w:szCs w:val="22"/>
-          <w:lang w:val="sq-AL"/>
-        </w:rPr>
-        <w:tab/>
-      </w:r>
-      <w:r>
-        <w:rPr>
-          <w:b/>
-          <w:bCs/>
-          <w:sz w:val="22"/>
-          <w:szCs w:val="22"/>
-          <w:lang w:val="sq-AL"/>
-        </w:rPr>
-        <w:tab/>
-      </w:r>
-      <w:r>
-        <w:rPr>
-          <w:b/>
-          <w:bCs/>
-          <w:sz w:val="22"/>
-          <w:szCs w:val="22"/>
-          <w:lang w:val="sq-AL"/>
-        </w:rPr>
-        <w:tab/>
-      </w:r>
-      <w:r>
-        <w:rPr>
-          <w:b/>
-          <w:bCs/>
-          <w:sz w:val="22"/>
-          <w:szCs w:val="22"/>
-          <w:lang w:val="sq-AL"/>
-        </w:rPr>
-        <w:tab/>
-      </w:r>
-      <w:r>
-        <w:rPr>
-          <w:b/>
-          <w:bCs/>
-          <w:sz w:val="22"/>
-          <w:szCs w:val="22"/>
-          <w:lang w:val="sq-AL"/>
-        </w:rPr>
-        <w:tab/>
-        <w:t xml:space="preserve">              </w:t>
-      </w:r>
-      <w:hyperlink r:id="rId14" w:history="1">
-        <w:r>
-          <w:rPr>
-            <w:rStyle w:val="Hyperlink_0"/>
-            <w:color w:val="auto"/>
+            <w:rStyle w:val="Hyperlink_1"/>
             <w:sz w:val="22"/>
             <w:szCs w:val="22"/>
             <w:lang w:val="sq-AL"/>
@@ -29590,7 +34899,7 @@
     </w:p>
     <w:p>
       <w:pPr>
-        <w:pStyle w:val="Heading1_0"/>
+        <w:pStyle w:val="Heading1_1"/>
         <w:ind w:left="360"/>
         <w:rPr>
           <w:rFonts w:ascii="Times New Roman" w:hAnsi="Times New Roman"/>
@@ -29601,7 +34910,7 @@
       </w:pPr>
       <w:r>
         <w:rPr>
-          <w:rStyle w:val="Strong_0"/>
+          <w:rStyle w:val="Strong_1"/>
           <w:rFonts w:ascii="Times New Roman" w:hAnsi="Times New Roman"/>
           <w:sz w:val="22"/>
           <w:szCs w:val="22"/>
@@ -29626,11 +34935,33 @@
           <w:sz w:val="20"/>
           <w14:ligatures w14:val="standardContextual"/>
         </w:rPr>
-        <w:t>SIGAL Insurance Group</w:t>
-      </w:r>
+        <w:t xml:space="preserve">SIGAL </w:t>
+      </w:r>
+      <w:proofErr w:type="spellStart"/>
       <w:r>
         <w:rPr>
           <w:rFonts w:ascii="Times New Roman" w:hAnsi="Times New Roman"/>
+          <w:b/>
+          <w:bCs/>
+          <w:sz w:val="20"/>
+          <w14:ligatures w14:val="standardContextual"/>
+        </w:rPr>
+        <w:t>Insurance</w:t>
+      </w:r>
+      <w:proofErr w:type="spellEnd"/>
+      <w:r>
+        <w:rPr>
+          <w:rFonts w:ascii="Times New Roman" w:hAnsi="Times New Roman"/>
+          <w:b/>
+          <w:bCs/>
+          <w:sz w:val="20"/>
+          <w14:ligatures w14:val="standardContextual"/>
+        </w:rPr>
+        <w:t xml:space="preserve"> Group</w:t>
+      </w:r>
+      <w:r>
+        <w:rPr>
+          <w:rFonts w:ascii="Times New Roman" w:hAnsi="Times New Roman"/>
           <w:sz w:val="22"/>
           <w:szCs w:val="22"/>
           <w:lang w:val="sq-AL"/>
@@ -29647,326 +34978,13 @@
         <w:t>Adresa: Rr. “Ukshin Hoti”, Nr.19, Pejton,  Prishtinë, Kosovë</w:t>
       </w:r>
     </w:p>
-    <w:p/>
     <w:p>
-      <w:r>
-        <w:br w:type="page"/>
-      </w:r>
-    </w:p>
-    <w:tbl>
-      <w:tblPr>
-        <w:tblW w:w="9900" w:type="dxa"/>
-        <w:tblCellSpacing w:w="15" w:type="dxa"/>
-        <w:tblCellMar>
-          <w:top w:w="15" w:type="dxa"/>
-          <w:left w:w="15" w:type="dxa"/>
-          <w:bottom w:w="15" w:type="dxa"/>
-          <w:right w:w="15" w:type="dxa"/>
-        </w:tblCellMar>
-        <w:tblLook w:val="04A0" w:firstRow="1" w:lastRow="0" w:firstColumn="1" w:lastColumn="0" w:noHBand="0" w:noVBand="1"/>
-      </w:tblPr>
-      <w:tblGrid>
-        <w:gridCol w:w="6210"/>
-        <w:gridCol w:w="3690"/>
-      </w:tblGrid>
-      <w:tr>
-        <w:trPr>
-          <w:tblHeader/>
-          <w:tblCellSpacing w:w="15" w:type="dxa"/>
-        </w:trPr>
-        <w:tc>
-          <w:tcPr>
-            <w:tcW w:w="6165" w:type="dxa"/>
-            <w:vAlign w:val="center"/>
-            <w:hideMark/>
-          </w:tcPr>
-          <w:p>
-            <w:pPr>
-              <w:rPr>
-                <w:b/>
-                <w:bCs/>
-                <w:lang w:eastAsia="en-US"/>
-              </w:rPr>
-            </w:pPr>
-            <w:proofErr w:type="spellStart"/>
-            <w:r>
-              <w:rPr>
-                <w:b/>
-                <w:bCs/>
-              </w:rPr>
-              <w:t>Kontraktuesi</w:t>
-            </w:r>
-            <w:proofErr w:type="spellEnd"/>
-            <w:r>
-              <w:rPr>
-                <w:b/>
-                <w:bCs/>
-              </w:rPr>
-              <w:t>/</w:t>
-            </w:r>
-            <w:proofErr w:type="spellStart"/>
-            <w:r>
-              <w:rPr>
-                <w:b/>
-                <w:bCs/>
-              </w:rPr>
-              <w:t>Policëmbajtësi</w:t>
-            </w:r>
-            <w:proofErr w:type="spellEnd"/>
-            <w:r>
-              <w:rPr>
-                <w:b/>
-                <w:bCs/>
-              </w:rPr>
-              <w:t>:</w:t>
-            </w:r>
-          </w:p>
-        </w:tc>
-        <w:tc>
-          <w:tcPr>
-            <w:tcW w:w="3645" w:type="dxa"/>
-            <w:vAlign w:val="center"/>
-            <w:hideMark/>
-          </w:tcPr>
-          <w:p>
-            <w:pPr>
-              <w:rPr>
-                <w:b/>
-                <w:bCs/>
-              </w:rPr>
-            </w:pPr>
-            <w:proofErr w:type="spellStart"/>
-            <w:r>
-              <w:rPr>
-                <w:b/>
-                <w:bCs/>
-              </w:rPr>
-              <w:t>Siguruesi</w:t>
-            </w:r>
-            <w:proofErr w:type="spellEnd"/>
-            <w:r>
-              <w:rPr>
-                <w:b/>
-                <w:bCs/>
-              </w:rPr>
-              <w:t>:</w:t>
-            </w:r>
-          </w:p>
-        </w:tc>
-      </w:tr>
-      <w:tr>
-        <w:trPr>
-          <w:tblCellSpacing w:w="15" w:type="dxa"/>
-        </w:trPr>
-        <w:tc>
-          <w:tcPr>
-            <w:tcW w:w="6165" w:type="dxa"/>
-            <w:vAlign w:val="center"/>
-            <w:hideMark/>
-          </w:tcPr>
-          <w:p>
-            <w:r>
-              <w:t xml:space="preserve">Toni Colour</w:t>
-            </w:r>
-          </w:p>
-        </w:tc>
-        <w:tc>
-          <w:tcPr>
-            <w:tcW w:w="3645" w:type="dxa"/>
-            <w:vAlign w:val="center"/>
-            <w:hideMark/>
-          </w:tcPr>
-          <w:p>
-            <w:pPr>
-              <w:rPr>
-                <w:b/>
-              </w:rPr>
-            </w:pPr>
-            <w:r>
-              <w:rPr>
-                <w:b/>
-              </w:rPr>
-              <w:t>SIGAL Insurance Group SH.A.</w:t>
-            </w:r>
-          </w:p>
-        </w:tc>
-      </w:tr>
-      <w:tr>
-        <w:trPr>
-          <w:tblCellSpacing w:w="15" w:type="dxa"/>
-        </w:trPr>
-        <w:tc>
-          <w:tcPr>
-            <w:tcW w:w="6165" w:type="dxa"/>
-            <w:vAlign w:val="center"/>
-            <w:hideMark/>
-          </w:tcPr>
-          <w:p>
-            <w:proofErr w:type="spellStart"/>
-            <w:r>
-              <w:t>Emri</w:t>
-            </w:r>
-            <w:proofErr w:type="spellEnd"/>
-            <w:r>
-              <w:t xml:space="preserve">: Sadri Ramabaja</w:t>
-            </w:r>
-          </w:p>
-        </w:tc>
-        <w:tc>
-          <w:tcPr>
-            <w:tcW w:w="3645" w:type="dxa"/>
-            <w:vAlign w:val="center"/>
-            <w:hideMark/>
-          </w:tcPr>
-          <w:p>
-            <w:proofErr w:type="spellStart"/>
-            <w:r>
-              <w:t>Emri</w:t>
-            </w:r>
-            <w:proofErr w:type="spellEnd"/>
-            <w:r>
-              <w:t xml:space="preserve">: </w:t>
-            </w:r>
-            <w:proofErr w:type="spellStart"/>
-            <w:r>
-              <w:rPr>
-                <w:b/>
-              </w:rPr>
-              <w:t>Përparim</w:t>
-            </w:r>
-            <w:proofErr w:type="spellEnd"/>
-            <w:r>
-              <w:rPr>
-                <w:b/>
-              </w:rPr>
-              <w:t xml:space="preserve"> </w:t>
-            </w:r>
-            <w:proofErr w:type="spellStart"/>
-            <w:r>
-              <w:rPr>
-                <w:b/>
-              </w:rPr>
-              <w:t>Drini</w:t>
-            </w:r>
-            <w:proofErr w:type="spellEnd"/>
-          </w:p>
-        </w:tc>
-      </w:tr>
-      <w:tr>
-        <w:trPr>
-          <w:tblCellSpacing w:w="15" w:type="dxa"/>
-        </w:trPr>
-        <w:tc>
-          <w:tcPr>
-            <w:tcW w:w="6165" w:type="dxa"/>
-            <w:vAlign w:val="center"/>
-            <w:hideMark/>
-          </w:tcPr>
-          <w:p>
-            <w:proofErr w:type="spellStart"/>
-            <w:r>
-              <w:t>Pozita</w:t>
-            </w:r>
-            <w:proofErr w:type="spellEnd"/>
-            <w:r>
-              <w:t xml:space="preserve">: Drejtor</w:t>
-            </w:r>
-          </w:p>
-        </w:tc>
-        <w:tc>
-          <w:tcPr>
-            <w:tcW w:w="3645" w:type="dxa"/>
-            <w:vAlign w:val="center"/>
-            <w:hideMark/>
-          </w:tcPr>
-          <w:p>
-            <w:proofErr w:type="spellStart"/>
-            <w:r>
-              <w:t>Pozita</w:t>
-            </w:r>
-            <w:proofErr w:type="spellEnd"/>
-            <w:r>
-              <w:t>: CEO</w:t>
-            </w:r>
-          </w:p>
-        </w:tc>
-      </w:tr>
-      <w:tr>
-        <w:trPr>
-          <w:tblCellSpacing w:w="15" w:type="dxa"/>
-        </w:trPr>
-        <w:tc>
-          <w:tcPr>
-            <w:tcW w:w="6165" w:type="dxa"/>
-            <w:vAlign w:val="center"/>
-            <w:hideMark/>
-          </w:tcPr>
-          <w:p>
-            <w:proofErr w:type="spellStart"/>
-            <w:r>
-              <w:t>Nënshkrimi</w:t>
-            </w:r>
-            <w:proofErr w:type="spellEnd"/>
-            <w:r>
-              <w:t>: _________________</w:t>
-            </w:r>
-          </w:p>
-        </w:tc>
-        <w:tc>
-          <w:tcPr>
-            <w:tcW w:w="3645" w:type="dxa"/>
-            <w:vAlign w:val="center"/>
-            <w:hideMark/>
-          </w:tcPr>
-          <w:p>
-            <w:proofErr w:type="spellStart"/>
-            <w:r>
-              <w:t>Nënshkrimi</w:t>
-            </w:r>
-            <w:proofErr w:type="spellEnd"/>
-            <w:r>
-              <w:t>: _________________</w:t>
-            </w:r>
-          </w:p>
-        </w:tc>
-      </w:tr>
-      <w:tr>
-        <w:trPr>
-          <w:tblCellSpacing w:w="15" w:type="dxa"/>
-        </w:trPr>
-        <w:tc>
-          <w:tcPr>
-            <w:tcW w:w="6165" w:type="dxa"/>
-            <w:vAlign w:val="center"/>
-            <w:hideMark/>
-          </w:tcPr>
-          <w:p>
-            <w:r>
-              <w:t xml:space="preserve">Data: 01.01.2026</w:t>
-            </w:r>
-          </w:p>
-        </w:tc>
-        <w:tc>
-          <w:tcPr>
-            <w:tcW w:w="3645" w:type="dxa"/>
-            <w:vAlign w:val="center"/>
-            <w:hideMark/>
-          </w:tcPr>
-          <w:p>
-            <w:r>
-              <w:t xml:space="preserve">Data: 01.01.2026</w:t>
-            </w:r>
-          </w:p>
-        </w:tc>
-      </w:tr>
-    </w:tbl>
-    <w:p>
-      <w:bookmarkStart w:id="0" w:name="_GoBack"/>
-      <w:bookmarkEnd w:id="0"/>
+      <w:bookmarkStart w:id="1" w:name="_GoBack"/>
+      <w:bookmarkEnd w:id="1"/>
     </w:p>
     <w:sectPr>
-      <w:headerReference w:type="default" r:id="rId15"/>
-      <w:footerReference w:type="default" r:id="rId16"/>
+      <w:headerReference w:type="default" r:id="rId10"/>
+      <w:footerReference w:type="default" r:id="rId11"/>
       <w:pgSz w:w="12240" w:h="15840" w:code="1"/>
       <w:pgMar w:top="1440" w:right="1395" w:bottom="1440" w:left="1440" w:header="0" w:footer="432" w:gutter="0"/>
       <w:cols w:sep="1" w:space="567"/>
@@ -30052,7 +35070,7 @@
         <w:noProof/>
         <w:sz w:val="20"/>
       </w:rPr>
-      <w:t>16</w:t>
+      <w:t>17</w:t>
     </w:r>
     <w:r>
       <w:rPr>
@@ -30107,7 +35125,7 @@
         <w:noProof/>
         <w:sz w:val="20"/>
       </w:rPr>
-      <w:t>18</w:t>
+      <w:t>17</w:t>
     </w:r>
     <w:r>
       <w:rPr>
@@ -35230,6 +40248,238 @@
   </w:num>
   <w:num w:numId="480" w:val="0">
     <w:abstractNumId w:val="230"/>
+  </w:num>
+  <w:abstractNum w:abstractNumId="01" w:val="_1_1_1">
+    <w:nsid w:val="017F0E14"/>
+    <w:multiLevelType w:val="hybridMultilevel"/>
+    <w:tmpl w:val="095EE044"/>
+    <w:lvl w:ilvl="0" w:tplc="2968E828">
+      <w:start w:val="1"/>
+      <w:numFmt w:val="lowerLetter"/>
+      <w:lvlText w:val="%1."/>
+      <w:lvlJc w:val="left"/>
+      <w:pPr>
+        <w:ind w:left="1440" w:hanging="360"/>
+      </w:pPr>
+    </w:lvl>
+    <w:lvl w:ilvl="1" w:tplc="04090019">
+      <w:start w:val="1"/>
+      <w:numFmt w:val="lowerLetter"/>
+      <w:lvlText w:val="%2."/>
+      <w:lvlJc w:val="left"/>
+      <w:pPr>
+        <w:ind w:left="2160" w:hanging="360"/>
+      </w:pPr>
+    </w:lvl>
+    <w:lvl w:ilvl="2" w:tplc="0409001B">
+      <w:start w:val="1"/>
+      <w:numFmt w:val="lowerRoman"/>
+      <w:lvlText w:val="%3."/>
+      <w:lvlJc w:val="right"/>
+      <w:pPr>
+        <w:ind w:left="2880" w:hanging="180"/>
+      </w:pPr>
+    </w:lvl>
+    <w:lvl w:ilvl="3" w:tplc="0409000F">
+      <w:start w:val="1"/>
+      <w:numFmt w:val="decimal"/>
+      <w:lvlText w:val="%4."/>
+      <w:lvlJc w:val="left"/>
+      <w:pPr>
+        <w:ind w:left="3600" w:hanging="360"/>
+      </w:pPr>
+    </w:lvl>
+    <w:lvl w:ilvl="4" w:tplc="04090019">
+      <w:start w:val="1"/>
+      <w:numFmt w:val="lowerLetter"/>
+      <w:lvlText w:val="%5."/>
+      <w:lvlJc w:val="left"/>
+      <w:pPr>
+        <w:ind w:left="4320" w:hanging="360"/>
+      </w:pPr>
+    </w:lvl>
+    <w:lvl w:ilvl="5" w:tplc="0409001B">
+      <w:start w:val="1"/>
+      <w:numFmt w:val="lowerRoman"/>
+      <w:lvlText w:val="%6."/>
+      <w:lvlJc w:val="right"/>
+      <w:pPr>
+        <w:ind w:left="5040" w:hanging="180"/>
+      </w:pPr>
+    </w:lvl>
+    <w:lvl w:ilvl="6" w:tplc="0409000F">
+      <w:start w:val="1"/>
+      <w:numFmt w:val="decimal"/>
+      <w:lvlText w:val="%7."/>
+      <w:lvlJc w:val="left"/>
+      <w:pPr>
+        <w:ind w:left="5760" w:hanging="360"/>
+      </w:pPr>
+    </w:lvl>
+    <w:lvl w:ilvl="7" w:tplc="04090019">
+      <w:start w:val="1"/>
+      <w:numFmt w:val="lowerLetter"/>
+      <w:lvlText w:val="%8."/>
+      <w:lvlJc w:val="left"/>
+      <w:pPr>
+        <w:ind w:left="6480" w:hanging="360"/>
+      </w:pPr>
+    </w:lvl>
+    <w:lvl w:ilvl="8" w:tplc="0409001B">
+      <w:start w:val="1"/>
+      <w:numFmt w:val="lowerRoman"/>
+      <w:lvlText w:val="%9."/>
+      <w:lvlJc w:val="right"/>
+      <w:pPr>
+        <w:ind w:left="7200" w:hanging="180"/>
+      </w:pPr>
+    </w:lvl>
+  </w:abstractNum>
+  <w:abstractNum w:abstractNumId="11" w:val="_1_1_1">
+    <w:nsid w:val="576D3EEC"/>
+    <w:multiLevelType w:val="hybridMultilevel"/>
+    <w:tmpl w:val="CC6024C6"/>
+    <w:lvl w:ilvl="0" w:tplc="1FFA31A4">
+      <w:start w:val="1"/>
+      <w:numFmt w:val="decimal"/>
+      <w:lvlText w:val="%1."/>
+      <w:lvlJc w:val="left"/>
+      <w:pPr>
+        <w:ind w:left="30" w:hanging="390"/>
+      </w:pPr>
+    </w:lvl>
+    <w:lvl w:ilvl="1" w:tplc="04090019">
+      <w:start w:val="1"/>
+      <w:numFmt w:val="lowerLetter"/>
+      <w:lvlText w:val="%2."/>
+      <w:lvlJc w:val="left"/>
+      <w:pPr>
+        <w:ind w:left="720" w:hanging="360"/>
+      </w:pPr>
+    </w:lvl>
+    <w:lvl w:ilvl="2" w:tplc="0409001B">
+      <w:start w:val="1"/>
+      <w:numFmt w:val="lowerRoman"/>
+      <w:lvlText w:val="%3."/>
+      <w:lvlJc w:val="right"/>
+      <w:pPr>
+        <w:ind w:left="1440" w:hanging="180"/>
+      </w:pPr>
+    </w:lvl>
+    <w:lvl w:ilvl="3" w:tplc="0409000F">
+      <w:start w:val="1"/>
+      <w:numFmt w:val="decimal"/>
+      <w:lvlText w:val="%4."/>
+      <w:lvlJc w:val="left"/>
+      <w:pPr>
+        <w:ind w:left="2160" w:hanging="360"/>
+      </w:pPr>
+    </w:lvl>
+    <w:lvl w:ilvl="4" w:tplc="04090019">
+      <w:start w:val="1"/>
+      <w:numFmt w:val="lowerLetter"/>
+      <w:lvlText w:val="%5."/>
+      <w:lvlJc w:val="left"/>
+      <w:pPr>
+        <w:ind w:left="2880" w:hanging="360"/>
+      </w:pPr>
+    </w:lvl>
+    <w:lvl w:ilvl="5" w:tplc="0409001B">
+      <w:start w:val="1"/>
+      <w:numFmt w:val="lowerRoman"/>
+      <w:lvlText w:val="%6."/>
+      <w:lvlJc w:val="right"/>
+      <w:pPr>
+        <w:ind w:left="3600" w:hanging="180"/>
+      </w:pPr>
+    </w:lvl>
+    <w:lvl w:ilvl="6" w:tplc="0409000F">
+      <w:start w:val="1"/>
+      <w:numFmt w:val="decimal"/>
+      <w:lvlText w:val="%7."/>
+      <w:lvlJc w:val="left"/>
+      <w:pPr>
+        <w:ind w:left="4320" w:hanging="360"/>
+      </w:pPr>
+    </w:lvl>
+    <w:lvl w:ilvl="7" w:tplc="04090019">
+      <w:start w:val="1"/>
+      <w:numFmt w:val="lowerLetter"/>
+      <w:lvlText w:val="%8."/>
+      <w:lvlJc w:val="left"/>
+      <w:pPr>
+        <w:ind w:left="5040" w:hanging="360"/>
+      </w:pPr>
+    </w:lvl>
+    <w:lvl w:ilvl="8" w:tplc="0409001B">
+      <w:start w:val="1"/>
+      <w:numFmt w:val="lowerRoman"/>
+      <w:lvlText w:val="%9."/>
+      <w:lvlJc w:val="right"/>
+      <w:pPr>
+        <w:ind w:left="5760" w:hanging="180"/>
+      </w:pPr>
+    </w:lvl>
+  </w:abstractNum>
+  <w:num w:numId="11" w:val="1">
+    <w:abstractNumId w:val="11"/>
+    <w:lvlOverride w:ilvl="0">
+      <w:startOverride w:val="1"/>
+    </w:lvlOverride>
+    <w:lvlOverride w:ilvl="1">
+      <w:startOverride w:val="1"/>
+    </w:lvlOverride>
+    <w:lvlOverride w:ilvl="2">
+      <w:startOverride w:val="1"/>
+    </w:lvlOverride>
+    <w:lvlOverride w:ilvl="3">
+      <w:startOverride w:val="1"/>
+    </w:lvlOverride>
+    <w:lvlOverride w:ilvl="4">
+      <w:startOverride w:val="1"/>
+    </w:lvlOverride>
+    <w:lvlOverride w:ilvl="5">
+      <w:startOverride w:val="1"/>
+    </w:lvlOverride>
+    <w:lvlOverride w:ilvl="6">
+      <w:startOverride w:val="1"/>
+    </w:lvlOverride>
+    <w:lvlOverride w:ilvl="7">
+      <w:startOverride w:val="1"/>
+    </w:lvlOverride>
+    <w:lvlOverride w:ilvl="8">
+      <w:startOverride w:val="1"/>
+    </w:lvlOverride>
+  </w:num>
+  <w:num w:numId="21" w:val="1">
+    <w:abstractNumId w:val="01"/>
+    <w:lvlOverride w:ilvl="0">
+      <w:startOverride w:val="1"/>
+    </w:lvlOverride>
+    <w:lvlOverride w:ilvl="1">
+      <w:startOverride w:val="1"/>
+    </w:lvlOverride>
+    <w:lvlOverride w:ilvl="2">
+      <w:startOverride w:val="1"/>
+    </w:lvlOverride>
+    <w:lvlOverride w:ilvl="3">
+      <w:startOverride w:val="1"/>
+    </w:lvlOverride>
+    <w:lvlOverride w:ilvl="4">
+      <w:startOverride w:val="1"/>
+    </w:lvlOverride>
+    <w:lvlOverride w:ilvl="5">
+      <w:startOverride w:val="1"/>
+    </w:lvlOverride>
+    <w:lvlOverride w:ilvl="6">
+      <w:startOverride w:val="1"/>
+    </w:lvlOverride>
+    <w:lvlOverride w:ilvl="7">
+      <w:startOverride w:val="1"/>
+    </w:lvlOverride>
+    <w:lvlOverride w:ilvl="8">
+      <w:startOverride w:val="1"/>
+    </w:lvlOverride>
   </w:num>
 </w:numbering>
 </file>
@@ -35967,7 +41217,7 @@
   <w:style w:type="paragraph" w:default="1" w:styleId="Normal_1">
     <w:name w:val="Normal"/>
     <w:qFormat/>
-    <w:rsid w:val="002656F4"/>
+    <w:rsid w:val="00160E68"/>
     <w:pPr>
       <w:spacing w:after="0" w:line="240" w:lineRule="auto"/>
     </w:pPr>
@@ -35976,6 +41226,25 @@
       <w:sz w:val="24"/>
       <w:szCs w:val="24"/>
       <w:lang w:eastAsia="de-DE"/>
+    </w:rPr>
+  </w:style>
+  <w:style w:type="paragraph" w:styleId="Heading1_1">
+    <w:name w:val="heading 1"/>
+    <w:basedOn w:val="Normal_1"/>
+    <w:next w:val="Normal_1"/>
+    <w:link w:val="Heading1Char_1"/>
+    <w:qFormat/>
+    <w:rsid w:val="00160E68"/>
+    <w:pPr>
+      <w:keepNext/>
+      <w:jc w:val="center"/>
+      <w:outlineLvl w:val="0"/>
+    </w:pPr>
+    <w:rPr>
+      <w:rFonts w:ascii="Arial Rounded MT Bold" w:hAnsi="Arial Rounded MT Bold"/>
+      <w:szCs w:val="20"/>
+      <w:u w:val="single"/>
+      <w:lang w:val="fr-FR"/>
     </w:rPr>
   </w:style>
   <w:style w:type="character" w:default="1" w:styleId="DefaultParagraphFont_1">
@@ -36004,6 +41273,127 @@
     <w:uiPriority w:val="99"/>
     <w:semiHidden/>
     <w:unhideWhenUsed/>
+  </w:style>
+  <w:style w:type="character" w:customStyle="1" w:styleId="Heading1Char_1">
+    <w:name w:val="Heading 1 Char"/>
+    <w:basedOn w:val="DefaultParagraphFont_1"/>
+    <w:link w:val="Heading1_1"/>
+    <w:rsid w:val="00160E68"/>
+    <w:rPr>
+      <w:rFonts w:ascii="Arial Rounded MT Bold" w:eastAsia="Times New Roman" w:hAnsi="Arial Rounded MT Bold" w:cs="Times New Roman"/>
+      <w:sz w:val="24"/>
+      <w:szCs w:val="20"/>
+      <w:u w:val="single"/>
+      <w:lang w:val="fr-FR" w:eastAsia="de-DE"/>
+    </w:rPr>
+  </w:style>
+  <w:style w:type="paragraph" w:styleId="Header_1">
+    <w:name w:val="header"/>
+    <w:basedOn w:val="Normal_1"/>
+    <w:link w:val="HeaderChar_1"/>
+    <w:rsid w:val="00160E68"/>
+    <w:pPr>
+      <w:tabs>
+        <w:tab w:val="center" w:pos="4536"/>
+        <w:tab w:val="right" w:pos="9072"/>
+      </w:tabs>
+    </w:pPr>
+    <w:rPr>
+      <w:rFonts w:ascii="Arial" w:hAnsi="Arial"/>
+      <w:sz w:val="22"/>
+      <w:szCs w:val="20"/>
+      <w:lang w:val="fr-FR"/>
+    </w:rPr>
+  </w:style>
+  <w:style w:type="character" w:customStyle="1" w:styleId="HeaderChar_1">
+    <w:name w:val="Header Char"/>
+    <w:basedOn w:val="DefaultParagraphFont_1"/>
+    <w:link w:val="Header_1"/>
+    <w:rsid w:val="00160E68"/>
+    <w:rPr>
+      <w:rFonts w:ascii="Arial" w:eastAsia="Times New Roman" w:hAnsi="Arial" w:cs="Times New Roman"/>
+      <w:szCs w:val="20"/>
+      <w:lang w:val="fr-FR" w:eastAsia="de-DE"/>
+    </w:rPr>
+  </w:style>
+  <w:style w:type="paragraph" w:styleId="Footer_1">
+    <w:name w:val="footer"/>
+    <w:basedOn w:val="Normal_1"/>
+    <w:link w:val="FooterChar_1"/>
+    <w:rsid w:val="00160E68"/>
+    <w:pPr>
+      <w:tabs>
+        <w:tab w:val="center" w:pos="4536"/>
+        <w:tab w:val="right" w:pos="9072"/>
+      </w:tabs>
+    </w:pPr>
+    <w:rPr>
+      <w:rFonts w:ascii="Arial" w:hAnsi="Arial"/>
+      <w:sz w:val="22"/>
+      <w:szCs w:val="20"/>
+      <w:lang w:val="fr-FR"/>
+    </w:rPr>
+  </w:style>
+  <w:style w:type="character" w:customStyle="1" w:styleId="FooterChar_1">
+    <w:name w:val="Footer Char"/>
+    <w:basedOn w:val="DefaultParagraphFont_1"/>
+    <w:link w:val="Footer_1"/>
+    <w:rsid w:val="00160E68"/>
+    <w:rPr>
+      <w:rFonts w:ascii="Arial" w:eastAsia="Times New Roman" w:hAnsi="Arial" w:cs="Times New Roman"/>
+      <w:szCs w:val="20"/>
+      <w:lang w:val="fr-FR" w:eastAsia="de-DE"/>
+    </w:rPr>
+  </w:style>
+  <w:style w:type="paragraph" w:styleId="ListParagraph_1">
+    <w:name w:val="List Paragraph"/>
+    <w:basedOn w:val="Normal_1"/>
+    <w:uiPriority w:val="34"/>
+    <w:qFormat/>
+    <w:rsid w:val="00160E68"/>
+    <w:pPr>
+      <w:ind w:left="720"/>
+    </w:pPr>
+  </w:style>
+  <w:style w:type="character" w:styleId="Hyperlink_1">
+    <w:name w:val="Hyperlink"/>
+    <w:basedOn w:val="DefaultParagraphFont_1"/>
+    <w:uiPriority w:val="99"/>
+    <w:unhideWhenUsed/>
+    <w:rsid w:val="00160E68"/>
+    <w:rPr>
+      <w:color w:val="0563C1"/>
+      <w:u w:val="single"/>
+    </w:rPr>
+  </w:style>
+  <w:style w:type="paragraph" w:customStyle="1" w:styleId="TableParagraph_1">
+    <w:name w:val="Table Paragraph"/>
+    <w:basedOn w:val="Normal_1"/>
+    <w:uiPriority w:val="1"/>
+    <w:qFormat/>
+    <w:rsid w:val="00160E68"/>
+    <w:pPr>
+      <w:widowControl w:val="0"/>
+      <w:autoSpaceDE w:val="0"/>
+      <w:autoSpaceDN w:val="0"/>
+    </w:pPr>
+    <w:rPr>
+      <w:rFonts w:ascii="Arial" w:eastAsia="Arial" w:hAnsi="Arial" w:cs="Arial"/>
+      <w:sz w:val="22"/>
+      <w:szCs w:val="22"/>
+      <w:lang w:eastAsia="en-US" w:bidi="en-US"/>
+    </w:rPr>
+  </w:style>
+  <w:style w:type="character" w:styleId="Strong_1">
+    <w:name w:val="Strong"/>
+    <w:basedOn w:val="DefaultParagraphFont_1"/>
+    <w:uiPriority w:val="22"/>
+    <w:qFormat/>
+    <w:rsid w:val="00160E68"/>
+    <w:rPr>
+      <w:b/>
+      <w:bCs/>
+    </w:rPr>
   </w:style>
 </w:styles>
 </file>
@@ -36308,7 +41698,7 @@
 </file>
 
 <file path=customXml/itemProps1.xml><?xml version="1.0" encoding="utf-8"?>
-<ds:datastoreItem xmlns:ds="http://schemas.openxmlformats.org/officeDocument/2006/customXml" ds:itemID="{FE7623F8-906E-4AAC-B3B5-D4E43C97773C}">
+<ds:datastoreItem xmlns:ds="http://schemas.openxmlformats.org/officeDocument/2006/customXml" ds:itemID="{219A11AF-275D-44B1-85EA-555474284F8F}">
   <ds:schemaRefs>
     <ds:schemaRef ds:uri="http://schemas.openxmlformats.org/officeDocument/2006/bibliography"/>
   </ds:schemaRefs>
